--- a/Celsis OOS P1 template.docx
+++ b/Celsis OOS P1 template.docx
@@ -170,45 +170,14 @@
                 <w:szCs w:val="22"/>
               </w:rPr>
             </w:pPr>
-            <w:proofErr w:type="gramStart"/>
-            <w:r>
-              <w:rPr>
-                <w:rFonts w:ascii="Times New Roman" w:hAnsi="Times New Roman"/>
-                <w:bCs/>
-                <w:sz w:val="22"/>
-                <w:szCs w:val="22"/>
-              </w:rPr>
-              <w:t xml:space="preserve">{{ </w:t>
-            </w:r>
-            <w:proofErr w:type="spellStart"/>
-            <w:r>
-              <w:rPr>
-                <w:rFonts w:ascii="Times New Roman" w:hAnsi="Times New Roman"/>
-                <w:bCs/>
-                <w:sz w:val="22"/>
-                <w:szCs w:val="22"/>
-              </w:rPr>
-              <w:t>analyst</w:t>
-            </w:r>
-            <w:proofErr w:type="gramEnd"/>
-            <w:r>
-              <w:rPr>
-                <w:rFonts w:ascii="Times New Roman" w:hAnsi="Times New Roman"/>
-                <w:bCs/>
-                <w:sz w:val="22"/>
-                <w:szCs w:val="22"/>
-              </w:rPr>
-              <w:t>_signature</w:t>
-            </w:r>
-            <w:proofErr w:type="spellEnd"/>
-            <w:r>
-              <w:rPr>
-                <w:rFonts w:ascii="Times New Roman" w:hAnsi="Times New Roman"/>
-                <w:bCs/>
-                <w:sz w:val="22"/>
-                <w:szCs w:val="22"/>
-              </w:rPr>
-              <w:t xml:space="preserve"> }}</w:t>
+            <w:r>
+              <w:rPr>
+                <w:rFonts w:ascii="Times New Roman" w:hAnsi="Times New Roman"/>
+                <w:bCs/>
+                <w:sz w:val="22"/>
+                <w:szCs w:val="22"/>
+              </w:rPr>
+              <w:t>{{ analyst_signature }}</w:t>
             </w:r>
           </w:p>
         </w:tc>
@@ -254,7 +223,6 @@
                 <w:szCs w:val="22"/>
               </w:rPr>
             </w:pPr>
-            <w:proofErr w:type="gramStart"/>
             <w:r>
               <w:rPr>
                 <w:rFonts w:ascii="Times New Roman" w:hAnsi="Times New Roman"/>
@@ -264,55 +232,23 @@
               </w:rPr>
               <w:t xml:space="preserve">{{ </w:t>
             </w:r>
-            <w:proofErr w:type="spellStart"/>
-            <w:r>
-              <w:rPr>
-                <w:rFonts w:ascii="Times New Roman" w:hAnsi="Times New Roman"/>
-                <w:bCs/>
-                <w:sz w:val="22"/>
-                <w:szCs w:val="22"/>
-              </w:rPr>
-              <w:t>test</w:t>
-            </w:r>
-            <w:proofErr w:type="gramEnd"/>
-            <w:r>
-              <w:rPr>
-                <w:rFonts w:ascii="Times New Roman" w:hAnsi="Times New Roman"/>
-                <w:bCs/>
-                <w:sz w:val="22"/>
-                <w:szCs w:val="22"/>
-              </w:rPr>
-              <w:t>_</w:t>
-            </w:r>
-            <w:proofErr w:type="gramStart"/>
-            <w:r>
-              <w:rPr>
-                <w:rFonts w:ascii="Times New Roman" w:hAnsi="Times New Roman"/>
-                <w:bCs/>
-                <w:sz w:val="22"/>
-                <w:szCs w:val="22"/>
-              </w:rPr>
-              <w:t>date</w:t>
-            </w:r>
-            <w:proofErr w:type="spellEnd"/>
-            <w:r>
-              <w:rPr>
-                <w:rFonts w:ascii="Times New Roman" w:hAnsi="Times New Roman"/>
-                <w:bCs/>
-                <w:sz w:val="22"/>
-                <w:szCs w:val="22"/>
-              </w:rPr>
-              <w:t xml:space="preserve"> }</w:t>
-            </w:r>
-            <w:proofErr w:type="gramEnd"/>
-            <w:r>
-              <w:rPr>
-                <w:rFonts w:ascii="Times New Roman" w:hAnsi="Times New Roman"/>
-                <w:bCs/>
-                <w:sz w:val="22"/>
-                <w:szCs w:val="22"/>
-              </w:rPr>
-              <w:t>}</w:t>
+            <w:r>
+              <w:rPr>
+                <w:rFonts w:ascii="Times New Roman" w:hAnsi="Times New Roman"/>
+                <w:bCs/>
+                <w:sz w:val="22"/>
+                <w:szCs w:val="22"/>
+              </w:rPr>
+              <w:t>process</w:t>
+            </w:r>
+            <w:r>
+              <w:rPr>
+                <w:rFonts w:ascii="Times New Roman" w:hAnsi="Times New Roman"/>
+                <w:bCs/>
+                <w:sz w:val="22"/>
+                <w:szCs w:val="22"/>
+              </w:rPr>
+              <w:t>_date }}</w:t>
             </w:r>
           </w:p>
           <w:p>
@@ -369,65 +305,14 @@
                 <w:szCs w:val="22"/>
               </w:rPr>
             </w:pPr>
-            <w:proofErr w:type="gramStart"/>
-            <w:r>
-              <w:rPr>
-                <w:rFonts w:ascii="Times New Roman" w:hAnsi="Times New Roman"/>
-                <w:bCs/>
-                <w:sz w:val="22"/>
-                <w:szCs w:val="22"/>
-              </w:rPr>
-              <w:t xml:space="preserve">{{ </w:t>
-            </w:r>
-            <w:proofErr w:type="spellStart"/>
-            <w:r>
-              <w:rPr>
-                <w:rFonts w:ascii="Times New Roman" w:hAnsi="Times New Roman"/>
-                <w:bCs/>
-                <w:sz w:val="22"/>
-                <w:szCs w:val="22"/>
-              </w:rPr>
-              <w:t>test</w:t>
-            </w:r>
-            <w:proofErr w:type="gramEnd"/>
-            <w:r>
-              <w:rPr>
-                <w:rFonts w:ascii="Times New Roman" w:hAnsi="Times New Roman"/>
-                <w:bCs/>
-                <w:sz w:val="22"/>
-                <w:szCs w:val="22"/>
-              </w:rPr>
-              <w:t>_</w:t>
-            </w:r>
-            <w:proofErr w:type="gramStart"/>
-            <w:r>
-              <w:rPr>
-                <w:rFonts w:ascii="Times New Roman" w:hAnsi="Times New Roman"/>
-                <w:bCs/>
-                <w:sz w:val="22"/>
-                <w:szCs w:val="22"/>
-              </w:rPr>
-              <w:t>date</w:t>
-            </w:r>
-            <w:proofErr w:type="spellEnd"/>
-            <w:r>
-              <w:rPr>
-                <w:rFonts w:ascii="Times New Roman" w:hAnsi="Times New Roman"/>
-                <w:bCs/>
-                <w:sz w:val="22"/>
-                <w:szCs w:val="22"/>
-              </w:rPr>
-              <w:t xml:space="preserve"> }</w:t>
-            </w:r>
-            <w:proofErr w:type="gramEnd"/>
-            <w:r>
-              <w:rPr>
-                <w:rFonts w:ascii="Times New Roman" w:hAnsi="Times New Roman"/>
-                <w:bCs/>
-                <w:sz w:val="22"/>
-                <w:szCs w:val="22"/>
-              </w:rPr>
-              <w:t>}</w:t>
+            <w:r>
+              <w:rPr>
+                <w:rFonts w:ascii="Times New Roman" w:hAnsi="Times New Roman"/>
+                <w:bCs/>
+                <w:sz w:val="22"/>
+                <w:szCs w:val="22"/>
+              </w:rPr>
+              <w:t>{{ test_date }}</w:t>
             </w:r>
           </w:p>
           <w:p>
@@ -487,65 +372,14 @@
                 <w:szCs w:val="22"/>
               </w:rPr>
             </w:pPr>
-            <w:proofErr w:type="gramStart"/>
-            <w:r>
-              <w:rPr>
-                <w:rFonts w:ascii="Times New Roman" w:hAnsi="Times New Roman"/>
-                <w:bCs/>
-                <w:sz w:val="22"/>
-                <w:szCs w:val="22"/>
-              </w:rPr>
-              <w:t xml:space="preserve">{{ </w:t>
-            </w:r>
-            <w:proofErr w:type="spellStart"/>
-            <w:r>
-              <w:rPr>
-                <w:rFonts w:ascii="Times New Roman" w:hAnsi="Times New Roman"/>
-                <w:bCs/>
-                <w:sz w:val="22"/>
-                <w:szCs w:val="22"/>
-              </w:rPr>
-              <w:t>test</w:t>
-            </w:r>
-            <w:proofErr w:type="gramEnd"/>
-            <w:r>
-              <w:rPr>
-                <w:rFonts w:ascii="Times New Roman" w:hAnsi="Times New Roman"/>
-                <w:bCs/>
-                <w:sz w:val="22"/>
-                <w:szCs w:val="22"/>
-              </w:rPr>
-              <w:t>_</w:t>
-            </w:r>
-            <w:proofErr w:type="gramStart"/>
-            <w:r>
-              <w:rPr>
-                <w:rFonts w:ascii="Times New Roman" w:hAnsi="Times New Roman"/>
-                <w:bCs/>
-                <w:sz w:val="22"/>
-                <w:szCs w:val="22"/>
-              </w:rPr>
-              <w:t>date</w:t>
-            </w:r>
-            <w:proofErr w:type="spellEnd"/>
-            <w:r>
-              <w:rPr>
-                <w:rFonts w:ascii="Times New Roman" w:hAnsi="Times New Roman"/>
-                <w:bCs/>
-                <w:sz w:val="22"/>
-                <w:szCs w:val="22"/>
-              </w:rPr>
-              <w:t xml:space="preserve"> }</w:t>
-            </w:r>
-            <w:proofErr w:type="gramEnd"/>
-            <w:r>
-              <w:rPr>
-                <w:rFonts w:ascii="Times New Roman" w:hAnsi="Times New Roman"/>
-                <w:bCs/>
-                <w:sz w:val="22"/>
-                <w:szCs w:val="22"/>
-              </w:rPr>
-              <w:t>}</w:t>
+            <w:r>
+              <w:rPr>
+                <w:rFonts w:ascii="Times New Roman" w:hAnsi="Times New Roman"/>
+                <w:bCs/>
+                <w:sz w:val="22"/>
+                <w:szCs w:val="22"/>
+              </w:rPr>
+              <w:t>{{ test_date }}</w:t>
             </w:r>
           </w:p>
           <w:p>
@@ -602,25 +436,14 @@
               </w:rPr>
             </w:pPr>
             <w:bookmarkStart w:id="0" w:name="OLE_LINK5"/>
-            <w:proofErr w:type="spellStart"/>
-            <w:r>
-              <w:rPr>
-                <w:rFonts w:ascii="Times New Roman" w:hAnsi="Times New Roman"/>
-                <w:bCs/>
-                <w:sz w:val="22"/>
-                <w:szCs w:val="22"/>
-              </w:rPr>
-              <w:t>Celsis</w:t>
-            </w:r>
-            <w:proofErr w:type="spellEnd"/>
-            <w:r>
-              <w:rPr>
-                <w:rFonts w:ascii="Times New Roman" w:hAnsi="Times New Roman"/>
-                <w:bCs/>
-                <w:sz w:val="22"/>
-                <w:szCs w:val="22"/>
-              </w:rPr>
-              <w:t xml:space="preserve"> Sterility</w:t>
+            <w:r>
+              <w:rPr>
+                <w:rFonts w:ascii="Times New Roman" w:hAnsi="Times New Roman"/>
+                <w:bCs/>
+                <w:sz w:val="22"/>
+                <w:szCs w:val="22"/>
+              </w:rPr>
+              <w:t>Celsis Sterility</w:t>
             </w:r>
             <w:bookmarkEnd w:id="0"/>
             <w:r>
@@ -685,45 +508,14 @@
                 <w:lang w:eastAsia="zh-CN"/>
               </w:rPr>
             </w:pPr>
-            <w:proofErr w:type="gramStart"/>
-            <w:r>
-              <w:rPr>
-                <w:rFonts w:ascii="Times New Roman" w:hAnsi="Times New Roman"/>
-                <w:bCs/>
-                <w:sz w:val="22"/>
-                <w:szCs w:val="22"/>
-              </w:rPr>
-              <w:t xml:space="preserve">{{ </w:t>
-            </w:r>
-            <w:proofErr w:type="spellStart"/>
-            <w:r>
-              <w:rPr>
-                <w:rFonts w:ascii="Times New Roman" w:hAnsi="Times New Roman"/>
-                <w:bCs/>
-                <w:sz w:val="22"/>
-                <w:szCs w:val="22"/>
-              </w:rPr>
-              <w:t>report</w:t>
-            </w:r>
-            <w:proofErr w:type="gramEnd"/>
-            <w:r>
-              <w:rPr>
-                <w:rFonts w:ascii="Times New Roman" w:hAnsi="Times New Roman"/>
-                <w:bCs/>
-                <w:sz w:val="22"/>
-                <w:szCs w:val="22"/>
-              </w:rPr>
-              <w:t>_header</w:t>
-            </w:r>
-            <w:proofErr w:type="spellEnd"/>
-            <w:r>
-              <w:rPr>
-                <w:rFonts w:ascii="Times New Roman" w:hAnsi="Times New Roman"/>
-                <w:bCs/>
-                <w:sz w:val="22"/>
-                <w:szCs w:val="22"/>
-              </w:rPr>
-              <w:t xml:space="preserve"> }}</w:t>
+            <w:r>
+              <w:rPr>
+                <w:rFonts w:ascii="Times New Roman" w:hAnsi="Times New Roman"/>
+                <w:bCs/>
+                <w:sz w:val="22"/>
+                <w:szCs w:val="22"/>
+              </w:rPr>
+              <w:t>{{ report_header }}</w:t>
             </w:r>
           </w:p>
         </w:tc>
@@ -774,7 +566,6 @@
                 <w:szCs w:val="22"/>
               </w:rPr>
             </w:pPr>
-            <w:proofErr w:type="gramStart"/>
             <w:r>
               <w:rPr>
                 <w:rFonts w:ascii="Times New Roman" w:hAnsi="Times New Roman"/>
@@ -794,37 +585,15 @@
               </w:rPr>
               <w:t xml:space="preserve"> </w:t>
             </w:r>
-            <w:proofErr w:type="spellStart"/>
-            <w:r>
-              <w:rPr>
-                <w:rFonts w:ascii="Times New Roman" w:hAnsi="Times New Roman"/>
-                <w:bCs/>
-                <w:sz w:val="22"/>
-                <w:szCs w:val="22"/>
-              </w:rPr>
-              <w:t>smart</w:t>
-            </w:r>
-            <w:proofErr w:type="gramEnd"/>
-            <w:r>
-              <w:rPr>
-                <w:rFonts w:ascii="Times New Roman" w:hAnsi="Times New Roman"/>
-                <w:bCs/>
-                <w:sz w:val="22"/>
-                <w:szCs w:val="22"/>
-              </w:rPr>
-              <w:t>_personnel_</w:t>
-            </w:r>
-            <w:proofErr w:type="gramStart"/>
-            <w:r>
-              <w:rPr>
-                <w:rFonts w:ascii="Times New Roman" w:hAnsi="Times New Roman"/>
-                <w:bCs/>
-                <w:sz w:val="22"/>
-                <w:szCs w:val="22"/>
-              </w:rPr>
-              <w:t>block</w:t>
-            </w:r>
-            <w:proofErr w:type="spellEnd"/>
+            <w:r>
+              <w:rPr>
+                <w:rFonts w:ascii="Times New Roman" w:hAnsi="Times New Roman"/>
+                <w:bCs/>
+                <w:sz w:val="22"/>
+                <w:szCs w:val="22"/>
+              </w:rPr>
+              <w:t>smart_personnel_block</w:t>
+            </w:r>
             <w:r>
               <w:rPr>
                 <w:rFonts w:ascii="Times New Roman" w:eastAsiaTheme="minorEastAsia" w:hAnsi="Times New Roman" w:hint="eastAsia"/>
@@ -842,17 +611,7 @@
                 <w:sz w:val="22"/>
                 <w:szCs w:val="22"/>
               </w:rPr>
-              <w:t>}</w:t>
-            </w:r>
-            <w:proofErr w:type="gramEnd"/>
-            <w:r>
-              <w:rPr>
-                <w:rFonts w:ascii="Times New Roman" w:hAnsi="Times New Roman"/>
-                <w:bCs/>
-                <w:sz w:val="22"/>
-                <w:szCs w:val="22"/>
-              </w:rPr>
-              <w:t>}</w:t>
+              <w:t>}}</w:t>
             </w:r>
           </w:p>
           <w:p>
@@ -908,45 +667,14 @@
                 <w:szCs w:val="22"/>
               </w:rPr>
             </w:pPr>
-            <w:proofErr w:type="gramStart"/>
-            <w:r>
-              <w:rPr>
-                <w:rFonts w:ascii="Times New Roman" w:hAnsi="Times New Roman"/>
-                <w:bCs/>
-                <w:sz w:val="22"/>
-                <w:szCs w:val="22"/>
-              </w:rPr>
-              <w:t xml:space="preserve">{{ </w:t>
-            </w:r>
-            <w:proofErr w:type="spellStart"/>
-            <w:r>
-              <w:rPr>
-                <w:rFonts w:ascii="Times New Roman" w:hAnsi="Times New Roman"/>
-                <w:bCs/>
-                <w:sz w:val="22"/>
-                <w:szCs w:val="22"/>
-              </w:rPr>
-              <w:t>sample</w:t>
-            </w:r>
-            <w:proofErr w:type="gramEnd"/>
-            <w:r>
-              <w:rPr>
-                <w:rFonts w:ascii="Times New Roman" w:hAnsi="Times New Roman"/>
-                <w:bCs/>
-                <w:sz w:val="22"/>
-                <w:szCs w:val="22"/>
-              </w:rPr>
-              <w:t>_name</w:t>
-            </w:r>
-            <w:proofErr w:type="spellEnd"/>
-            <w:r>
-              <w:rPr>
-                <w:rFonts w:ascii="Times New Roman" w:hAnsi="Times New Roman"/>
-                <w:bCs/>
-                <w:sz w:val="22"/>
-                <w:szCs w:val="22"/>
-              </w:rPr>
-              <w:t xml:space="preserve"> }}</w:t>
+            <w:r>
+              <w:rPr>
+                <w:rFonts w:ascii="Times New Roman" w:hAnsi="Times New Roman"/>
+                <w:bCs/>
+                <w:sz w:val="22"/>
+                <w:szCs w:val="22"/>
+              </w:rPr>
+              <w:t>{{ sample_name }}</w:t>
             </w:r>
           </w:p>
         </w:tc>
@@ -994,45 +722,14 @@
                 <w:szCs w:val="22"/>
               </w:rPr>
             </w:pPr>
-            <w:proofErr w:type="gramStart"/>
-            <w:r>
-              <w:rPr>
-                <w:rFonts w:ascii="Times New Roman" w:hAnsi="Times New Roman"/>
-                <w:bCs/>
-                <w:sz w:val="22"/>
-                <w:szCs w:val="22"/>
-              </w:rPr>
-              <w:t xml:space="preserve">{{ </w:t>
-            </w:r>
-            <w:proofErr w:type="spellStart"/>
-            <w:r>
-              <w:rPr>
-                <w:rFonts w:ascii="Times New Roman" w:hAnsi="Times New Roman"/>
-                <w:bCs/>
-                <w:sz w:val="22"/>
-                <w:szCs w:val="22"/>
-              </w:rPr>
-              <w:t>lot</w:t>
-            </w:r>
-            <w:proofErr w:type="gramEnd"/>
-            <w:r>
-              <w:rPr>
-                <w:rFonts w:ascii="Times New Roman" w:hAnsi="Times New Roman"/>
-                <w:bCs/>
-                <w:sz w:val="22"/>
-                <w:szCs w:val="22"/>
-              </w:rPr>
-              <w:t>_number</w:t>
-            </w:r>
-            <w:proofErr w:type="spellEnd"/>
-            <w:r>
-              <w:rPr>
-                <w:rFonts w:ascii="Times New Roman" w:hAnsi="Times New Roman"/>
-                <w:bCs/>
-                <w:sz w:val="22"/>
-                <w:szCs w:val="22"/>
-              </w:rPr>
-              <w:t xml:space="preserve"> }}</w:t>
+            <w:r>
+              <w:rPr>
+                <w:rFonts w:ascii="Times New Roman" w:hAnsi="Times New Roman"/>
+                <w:bCs/>
+                <w:sz w:val="22"/>
+                <w:szCs w:val="22"/>
+              </w:rPr>
+              <w:t>{{ lot_number }}</w:t>
             </w:r>
           </w:p>
         </w:tc>
@@ -1119,45 +816,14 @@
                 <w:szCs w:val="22"/>
               </w:rPr>
             </w:pPr>
-            <w:proofErr w:type="gramStart"/>
-            <w:r>
-              <w:rPr>
-                <w:rFonts w:ascii="Times New Roman" w:hAnsi="Times New Roman"/>
-                <w:bCs/>
-                <w:sz w:val="22"/>
-                <w:szCs w:val="22"/>
-              </w:rPr>
-              <w:t xml:space="preserve">{{ </w:t>
-            </w:r>
-            <w:proofErr w:type="spellStart"/>
-            <w:r>
-              <w:rPr>
-                <w:rFonts w:ascii="Times New Roman" w:hAnsi="Times New Roman"/>
-                <w:bCs/>
-                <w:sz w:val="22"/>
-                <w:szCs w:val="22"/>
-              </w:rPr>
-              <w:t>dosage</w:t>
-            </w:r>
-            <w:proofErr w:type="gramEnd"/>
-            <w:r>
-              <w:rPr>
-                <w:rFonts w:ascii="Times New Roman" w:hAnsi="Times New Roman"/>
-                <w:bCs/>
-                <w:sz w:val="22"/>
-                <w:szCs w:val="22"/>
-              </w:rPr>
-              <w:t>_form</w:t>
-            </w:r>
-            <w:proofErr w:type="spellEnd"/>
-            <w:r>
-              <w:rPr>
-                <w:rFonts w:ascii="Times New Roman" w:hAnsi="Times New Roman"/>
-                <w:bCs/>
-                <w:sz w:val="22"/>
-                <w:szCs w:val="22"/>
-              </w:rPr>
-              <w:t>}}</w:t>
+            <w:r>
+              <w:rPr>
+                <w:rFonts w:ascii="Times New Roman" w:hAnsi="Times New Roman"/>
+                <w:bCs/>
+                <w:sz w:val="22"/>
+                <w:szCs w:val="22"/>
+              </w:rPr>
+              <w:t>{{ dosage_form}}</w:t>
             </w:r>
           </w:p>
         </w:tc>
@@ -1265,45 +931,14 @@
                 <w:shd w:val="clear" w:color="auto" w:fill="FFFFFF"/>
               </w:rPr>
             </w:pPr>
-            <w:proofErr w:type="gramStart"/>
-            <w:r>
-              <w:rPr>
-                <w:rFonts w:ascii="Times New Roman" w:hAnsi="Times New Roman"/>
-                <w:bCs/>
-                <w:sz w:val="22"/>
-                <w:szCs w:val="22"/>
-              </w:rPr>
-              <w:t xml:space="preserve">{{ </w:t>
-            </w:r>
-            <w:proofErr w:type="spellStart"/>
-            <w:r>
-              <w:rPr>
-                <w:rFonts w:ascii="Times New Roman" w:hAnsi="Times New Roman"/>
-                <w:bCs/>
-                <w:sz w:val="22"/>
-                <w:szCs w:val="22"/>
-              </w:rPr>
-              <w:t>smart</w:t>
-            </w:r>
-            <w:proofErr w:type="gramEnd"/>
-            <w:r>
-              <w:rPr>
-                <w:rFonts w:ascii="Times New Roman" w:hAnsi="Times New Roman"/>
-                <w:bCs/>
-                <w:sz w:val="22"/>
-                <w:szCs w:val="22"/>
-              </w:rPr>
-              <w:t>_incident_opening</w:t>
-            </w:r>
-            <w:proofErr w:type="spellEnd"/>
-            <w:r>
-              <w:rPr>
-                <w:rFonts w:ascii="Times New Roman" w:hAnsi="Times New Roman"/>
-                <w:bCs/>
-                <w:sz w:val="22"/>
-                <w:szCs w:val="22"/>
-              </w:rPr>
-              <w:t xml:space="preserve"> }}</w:t>
+            <w:r>
+              <w:rPr>
+                <w:rFonts w:ascii="Times New Roman" w:hAnsi="Times New Roman"/>
+                <w:bCs/>
+                <w:sz w:val="22"/>
+                <w:szCs w:val="22"/>
+              </w:rPr>
+              <w:t>{{ smart_incident_opening }}</w:t>
             </w:r>
           </w:p>
         </w:tc>
@@ -1587,19 +1222,8 @@
                 <w:sz w:val="22"/>
                 <w:szCs w:val="22"/>
               </w:rPr>
-              <w:t xml:space="preserve">SOP / Test </w:t>
-            </w:r>
-            <w:proofErr w:type="gramStart"/>
-            <w:r>
-              <w:rPr>
-                <w:rFonts w:ascii="Times New Roman" w:hAnsi="Times New Roman"/>
-                <w:bCs/>
-                <w:sz w:val="22"/>
-                <w:szCs w:val="22"/>
-              </w:rPr>
-              <w:t>Method #:</w:t>
-            </w:r>
-            <w:proofErr w:type="gramEnd"/>
+              <w:t>SOP / Test Method #:</w:t>
+            </w:r>
           </w:p>
           <w:p>
             <w:pPr>
@@ -2029,65 +1653,14 @@
                 <w:szCs w:val="22"/>
               </w:rPr>
             </w:pPr>
-            <w:proofErr w:type="gramStart"/>
-            <w:r>
-              <w:rPr>
-                <w:rFonts w:ascii="Times New Roman" w:hAnsi="Times New Roman"/>
-                <w:bCs/>
-                <w:sz w:val="22"/>
-                <w:szCs w:val="22"/>
-              </w:rPr>
-              <w:t xml:space="preserve">{{ </w:t>
-            </w:r>
-            <w:proofErr w:type="spellStart"/>
-            <w:r>
-              <w:rPr>
-                <w:rFonts w:ascii="Times New Roman" w:hAnsi="Times New Roman"/>
-                <w:bCs/>
-                <w:sz w:val="22"/>
-                <w:szCs w:val="22"/>
-              </w:rPr>
-              <w:t>test</w:t>
-            </w:r>
-            <w:proofErr w:type="gramEnd"/>
-            <w:r>
-              <w:rPr>
-                <w:rFonts w:ascii="Times New Roman" w:hAnsi="Times New Roman"/>
-                <w:bCs/>
-                <w:sz w:val="22"/>
-                <w:szCs w:val="22"/>
-              </w:rPr>
-              <w:t>_</w:t>
-            </w:r>
-            <w:proofErr w:type="gramStart"/>
-            <w:r>
-              <w:rPr>
-                <w:rFonts w:ascii="Times New Roman" w:hAnsi="Times New Roman"/>
-                <w:bCs/>
-                <w:sz w:val="22"/>
-                <w:szCs w:val="22"/>
-              </w:rPr>
-              <w:t>date</w:t>
-            </w:r>
-            <w:proofErr w:type="spellEnd"/>
-            <w:r>
-              <w:rPr>
-                <w:rFonts w:ascii="Times New Roman" w:hAnsi="Times New Roman"/>
-                <w:bCs/>
-                <w:sz w:val="22"/>
-                <w:szCs w:val="22"/>
-              </w:rPr>
-              <w:t xml:space="preserve"> }</w:t>
-            </w:r>
-            <w:proofErr w:type="gramEnd"/>
-            <w:r>
-              <w:rPr>
-                <w:rFonts w:ascii="Times New Roman" w:hAnsi="Times New Roman"/>
-                <w:bCs/>
-                <w:sz w:val="22"/>
-                <w:szCs w:val="22"/>
-              </w:rPr>
-              <w:t>}</w:t>
+            <w:r>
+              <w:rPr>
+                <w:rFonts w:ascii="Times New Roman" w:hAnsi="Times New Roman"/>
+                <w:bCs/>
+                <w:sz w:val="22"/>
+                <w:szCs w:val="22"/>
+              </w:rPr>
+              <w:t>{{ test_date }}</w:t>
             </w:r>
           </w:p>
           <w:p>
@@ -2659,41 +2232,13 @@
                 <w:szCs w:val="22"/>
               </w:rPr>
             </w:pPr>
-            <w:proofErr w:type="gramStart"/>
-            <w:r>
-              <w:rPr>
-                <w:rFonts w:ascii="Times New Roman" w:hAnsi="Times New Roman"/>
-                <w:sz w:val="22"/>
-                <w:szCs w:val="22"/>
-              </w:rPr>
-              <w:t xml:space="preserve">{{ </w:t>
-            </w:r>
-            <w:proofErr w:type="spellStart"/>
-            <w:r>
-              <w:rPr>
-                <w:rFonts w:ascii="Times New Roman" w:hAnsi="Times New Roman"/>
-                <w:sz w:val="22"/>
-                <w:szCs w:val="22"/>
-              </w:rPr>
-              <w:t>smart</w:t>
-            </w:r>
-            <w:proofErr w:type="gramEnd"/>
-            <w:r>
-              <w:rPr>
-                <w:rFonts w:ascii="Times New Roman" w:hAnsi="Times New Roman"/>
-                <w:sz w:val="22"/>
-                <w:szCs w:val="22"/>
-              </w:rPr>
-              <w:t>_comment_interview</w:t>
-            </w:r>
-            <w:proofErr w:type="spellEnd"/>
-            <w:r>
-              <w:rPr>
-                <w:rFonts w:ascii="Times New Roman" w:hAnsi="Times New Roman"/>
-                <w:sz w:val="22"/>
-                <w:szCs w:val="22"/>
-              </w:rPr>
-              <w:t xml:space="preserve"> }}</w:t>
+            <w:r>
+              <w:rPr>
+                <w:rFonts w:ascii="Times New Roman" w:hAnsi="Times New Roman"/>
+                <w:sz w:val="22"/>
+                <w:szCs w:val="22"/>
+              </w:rPr>
+              <w:t>{{ smart_comment_interview }}</w:t>
             </w:r>
           </w:p>
         </w:tc>
@@ -2942,45 +2487,14 @@
                 <w:szCs w:val="22"/>
               </w:rPr>
             </w:pPr>
-            <w:proofErr w:type="gramStart"/>
-            <w:r>
-              <w:rPr>
-                <w:rFonts w:ascii="Times New Roman" w:hAnsi="Times New Roman"/>
-                <w:bCs/>
-                <w:sz w:val="22"/>
-                <w:szCs w:val="22"/>
-              </w:rPr>
-              <w:t xml:space="preserve">{{ </w:t>
-            </w:r>
-            <w:proofErr w:type="spellStart"/>
-            <w:r>
-              <w:rPr>
-                <w:rFonts w:ascii="Times New Roman" w:hAnsi="Times New Roman"/>
-                <w:bCs/>
-                <w:sz w:val="22"/>
-                <w:szCs w:val="22"/>
-              </w:rPr>
-              <w:t>smart</w:t>
-            </w:r>
-            <w:proofErr w:type="gramEnd"/>
-            <w:r>
-              <w:rPr>
-                <w:rFonts w:ascii="Times New Roman" w:hAnsi="Times New Roman"/>
-                <w:bCs/>
-                <w:sz w:val="22"/>
-                <w:szCs w:val="22"/>
-              </w:rPr>
-              <w:t>_comment_samples</w:t>
-            </w:r>
-            <w:proofErr w:type="spellEnd"/>
-            <w:r>
-              <w:rPr>
-                <w:rFonts w:ascii="Times New Roman" w:hAnsi="Times New Roman"/>
-                <w:bCs/>
-                <w:sz w:val="22"/>
-                <w:szCs w:val="22"/>
-              </w:rPr>
-              <w:t xml:space="preserve"> }}</w:t>
+            <w:r>
+              <w:rPr>
+                <w:rFonts w:ascii="Times New Roman" w:hAnsi="Times New Roman"/>
+                <w:bCs/>
+                <w:sz w:val="22"/>
+                <w:szCs w:val="22"/>
+              </w:rPr>
+              <w:t>{{ smart_comment_samples }}</w:t>
             </w:r>
           </w:p>
         </w:tc>
@@ -3576,25 +3090,7 @@
                 <w:sz w:val="22"/>
                 <w:szCs w:val="22"/>
               </w:rPr>
-              <w:t xml:space="preserve">Are the Test Result Records Attached &amp; Calculations </w:t>
-            </w:r>
-            <w:proofErr w:type="gramStart"/>
-            <w:r>
-              <w:rPr>
-                <w:rFonts w:ascii="Times New Roman" w:hAnsi="Times New Roman"/>
-                <w:sz w:val="22"/>
-                <w:szCs w:val="22"/>
-              </w:rPr>
-              <w:t>Verified</w:t>
-            </w:r>
-            <w:proofErr w:type="gramEnd"/>
-            <w:r>
-              <w:rPr>
-                <w:rFonts w:ascii="Times New Roman" w:hAnsi="Times New Roman"/>
-                <w:sz w:val="22"/>
-                <w:szCs w:val="22"/>
-              </w:rPr>
-              <w:t xml:space="preserve"> and Correct?</w:t>
+              <w:t>Are the Test Result Records Attached &amp; Calculations Verified and Correct?</w:t>
             </w:r>
           </w:p>
         </w:tc>
@@ -3812,41 +3308,13 @@
                 <w:szCs w:val="22"/>
               </w:rPr>
             </w:pPr>
-            <w:proofErr w:type="gramStart"/>
-            <w:r>
-              <w:rPr>
-                <w:rFonts w:ascii="Times New Roman" w:hAnsi="Times New Roman"/>
-                <w:sz w:val="22"/>
-                <w:szCs w:val="22"/>
-              </w:rPr>
-              <w:t xml:space="preserve">{{ </w:t>
-            </w:r>
-            <w:proofErr w:type="spellStart"/>
-            <w:r>
-              <w:rPr>
-                <w:rFonts w:ascii="Times New Roman" w:hAnsi="Times New Roman"/>
-                <w:sz w:val="22"/>
-                <w:szCs w:val="22"/>
-              </w:rPr>
-              <w:t>smart</w:t>
-            </w:r>
-            <w:proofErr w:type="gramEnd"/>
-            <w:r>
-              <w:rPr>
-                <w:rFonts w:ascii="Times New Roman" w:hAnsi="Times New Roman"/>
-                <w:sz w:val="22"/>
-                <w:szCs w:val="22"/>
-              </w:rPr>
-              <w:t>_comment_records</w:t>
-            </w:r>
-            <w:proofErr w:type="spellEnd"/>
-            <w:r>
-              <w:rPr>
-                <w:rFonts w:ascii="Times New Roman" w:hAnsi="Times New Roman"/>
-                <w:sz w:val="22"/>
-                <w:szCs w:val="22"/>
-              </w:rPr>
-              <w:t xml:space="preserve"> }}</w:t>
+            <w:r>
+              <w:rPr>
+                <w:rFonts w:ascii="Times New Roman" w:hAnsi="Times New Roman"/>
+                <w:sz w:val="22"/>
+                <w:szCs w:val="22"/>
+              </w:rPr>
+              <w:t>{{ smart_comment_records }}</w:t>
             </w:r>
           </w:p>
         </w:tc>
@@ -4418,25 +3886,7 @@
                 <w:sz w:val="22"/>
                 <w:szCs w:val="22"/>
               </w:rPr>
-              <w:t xml:space="preserve">Does the processing method/ </w:t>
-            </w:r>
-            <w:proofErr w:type="gramStart"/>
-            <w:r>
-              <w:rPr>
-                <w:rFonts w:ascii="Times New Roman" w:hAnsi="Times New Roman"/>
-                <w:sz w:val="22"/>
-                <w:szCs w:val="22"/>
-              </w:rPr>
-              <w:t>method set</w:t>
-            </w:r>
-            <w:proofErr w:type="gramEnd"/>
-            <w:r>
-              <w:rPr>
-                <w:rFonts w:ascii="Times New Roman" w:hAnsi="Times New Roman"/>
-                <w:sz w:val="22"/>
-                <w:szCs w:val="22"/>
-              </w:rPr>
-              <w:t xml:space="preserve"> conform to the required specification?</w:t>
+              <w:t>Does the processing method/ method set conform to the required specification?</w:t>
             </w:r>
           </w:p>
         </w:tc>
@@ -4909,41 +4359,13 @@
                 <w:szCs w:val="22"/>
               </w:rPr>
             </w:pPr>
-            <w:proofErr w:type="gramStart"/>
-            <w:r>
-              <w:rPr>
-                <w:rFonts w:ascii="Times New Roman" w:hAnsi="Times New Roman"/>
-                <w:sz w:val="22"/>
-                <w:szCs w:val="22"/>
-              </w:rPr>
-              <w:t xml:space="preserve">{{ </w:t>
-            </w:r>
-            <w:proofErr w:type="spellStart"/>
-            <w:r>
-              <w:rPr>
-                <w:rFonts w:ascii="Times New Roman" w:hAnsi="Times New Roman"/>
-                <w:sz w:val="22"/>
-                <w:szCs w:val="22"/>
-              </w:rPr>
-              <w:t>smart</w:t>
-            </w:r>
-            <w:proofErr w:type="gramEnd"/>
-            <w:r>
-              <w:rPr>
-                <w:rFonts w:ascii="Times New Roman" w:hAnsi="Times New Roman"/>
-                <w:sz w:val="22"/>
-                <w:szCs w:val="22"/>
-              </w:rPr>
-              <w:t>_comment_storage</w:t>
-            </w:r>
-            <w:proofErr w:type="spellEnd"/>
-            <w:r>
-              <w:rPr>
-                <w:rFonts w:ascii="Times New Roman" w:hAnsi="Times New Roman"/>
-                <w:sz w:val="22"/>
-                <w:szCs w:val="22"/>
-              </w:rPr>
-              <w:t xml:space="preserve"> }}</w:t>
+            <w:r>
+              <w:rPr>
+                <w:rFonts w:ascii="Times New Roman" w:hAnsi="Times New Roman"/>
+                <w:sz w:val="22"/>
+                <w:szCs w:val="22"/>
+              </w:rPr>
+              <w:t>{{ smart_comment_storage }}</w:t>
             </w:r>
           </w:p>
         </w:tc>
@@ -6482,47 +5904,7 @@
                 <w:szCs w:val="22"/>
                 <w:lang w:eastAsia="zh-CN"/>
               </w:rPr>
-              <w:t xml:space="preserve">  </w:t>
-            </w:r>
-            <w:proofErr w:type="gramStart"/>
-            <w:r>
-              <w:rPr>
-                <w:rFonts w:ascii="Times New Roman" w:eastAsiaTheme="minorEastAsia" w:hAnsi="Times New Roman"/>
-                <w:sz w:val="22"/>
-                <w:szCs w:val="22"/>
-                <w:lang w:eastAsia="zh-CN"/>
-              </w:rPr>
-              <w:t xml:space="preserve">{{ </w:t>
-            </w:r>
-            <w:proofErr w:type="spellStart"/>
-            <w:r>
-              <w:rPr>
-                <w:rFonts w:ascii="Times New Roman" w:eastAsiaTheme="minorEastAsia" w:hAnsi="Times New Roman"/>
-                <w:sz w:val="22"/>
-                <w:szCs w:val="22"/>
-                <w:lang w:eastAsia="zh-CN"/>
-              </w:rPr>
-              <w:t>control</w:t>
-            </w:r>
-            <w:proofErr w:type="gramEnd"/>
-            <w:r>
-              <w:rPr>
-                <w:rFonts w:ascii="Times New Roman" w:eastAsiaTheme="minorEastAsia" w:hAnsi="Times New Roman"/>
-                <w:sz w:val="22"/>
-                <w:szCs w:val="22"/>
-                <w:lang w:eastAsia="zh-CN"/>
-              </w:rPr>
-              <w:t>_positive</w:t>
-            </w:r>
-            <w:proofErr w:type="spellEnd"/>
-            <w:r>
-              <w:rPr>
-                <w:rFonts w:ascii="Times New Roman" w:eastAsiaTheme="minorEastAsia" w:hAnsi="Times New Roman"/>
-                <w:sz w:val="22"/>
-                <w:szCs w:val="22"/>
-                <w:lang w:eastAsia="zh-CN"/>
-              </w:rPr>
-              <w:t xml:space="preserve"> }}</w:t>
+              <w:t xml:space="preserve">  {{ control_positive }}</w:t>
             </w:r>
           </w:p>
         </w:tc>
@@ -6543,7 +5925,6 @@
                 <w:lang w:eastAsia="zh-CN"/>
               </w:rPr>
             </w:pPr>
-            <w:proofErr w:type="gramStart"/>
             <w:r>
               <w:rPr>
                 <w:rFonts w:ascii="Times New Roman" w:eastAsiaTheme="minorEastAsia" w:hAnsi="Times New Roman"/>
@@ -6551,37 +5932,7 @@
                 <w:szCs w:val="22"/>
                 <w:lang w:eastAsia="zh-CN"/>
               </w:rPr>
-              <w:t xml:space="preserve">{{ </w:t>
-            </w:r>
-            <w:proofErr w:type="spellStart"/>
-            <w:r>
-              <w:rPr>
-                <w:rFonts w:ascii="Times New Roman" w:eastAsiaTheme="minorEastAsia" w:hAnsi="Times New Roman"/>
-                <w:sz w:val="22"/>
-                <w:szCs w:val="22"/>
-                <w:lang w:eastAsia="zh-CN"/>
-              </w:rPr>
-              <w:t>control</w:t>
-            </w:r>
-            <w:proofErr w:type="gramEnd"/>
-            <w:r>
-              <w:rPr>
-                <w:rFonts w:ascii="Times New Roman" w:eastAsiaTheme="minorEastAsia" w:hAnsi="Times New Roman"/>
-                <w:sz w:val="22"/>
-                <w:szCs w:val="22"/>
-                <w:lang w:eastAsia="zh-CN"/>
-              </w:rPr>
-              <w:t>_lot</w:t>
-            </w:r>
-            <w:proofErr w:type="spellEnd"/>
-            <w:r>
-              <w:rPr>
-                <w:rFonts w:ascii="Times New Roman" w:eastAsiaTheme="minorEastAsia" w:hAnsi="Times New Roman"/>
-                <w:sz w:val="22"/>
-                <w:szCs w:val="22"/>
-                <w:lang w:eastAsia="zh-CN"/>
-              </w:rPr>
-              <w:t xml:space="preserve"> }}</w:t>
+              <w:t>{{ control_lot }}</w:t>
             </w:r>
           </w:p>
         </w:tc>
@@ -6600,41 +5951,13 @@
                 <w:szCs w:val="22"/>
               </w:rPr>
             </w:pPr>
-            <w:proofErr w:type="gramStart"/>
-            <w:r>
-              <w:rPr>
-                <w:rFonts w:ascii="Times New Roman" w:hAnsi="Times New Roman"/>
-                <w:sz w:val="22"/>
-                <w:szCs w:val="22"/>
-              </w:rPr>
-              <w:t xml:space="preserve">{{ </w:t>
-            </w:r>
-            <w:proofErr w:type="spellStart"/>
-            <w:r>
-              <w:rPr>
-                <w:rFonts w:ascii="Times New Roman" w:hAnsi="Times New Roman"/>
-                <w:sz w:val="22"/>
-                <w:szCs w:val="22"/>
-              </w:rPr>
-              <w:t>control</w:t>
-            </w:r>
-            <w:proofErr w:type="gramEnd"/>
-            <w:r>
-              <w:rPr>
-                <w:rFonts w:ascii="Times New Roman" w:hAnsi="Times New Roman"/>
-                <w:sz w:val="22"/>
-                <w:szCs w:val="22"/>
-              </w:rPr>
-              <w:t>_data</w:t>
-            </w:r>
-            <w:proofErr w:type="spellEnd"/>
-            <w:r>
-              <w:rPr>
-                <w:rFonts w:ascii="Times New Roman" w:hAnsi="Times New Roman"/>
-                <w:sz w:val="22"/>
-                <w:szCs w:val="22"/>
-              </w:rPr>
-              <w:t xml:space="preserve"> }}</w:t>
+            <w:r>
+              <w:rPr>
+                <w:rFonts w:ascii="Times New Roman" w:hAnsi="Times New Roman"/>
+                <w:sz w:val="22"/>
+                <w:szCs w:val="22"/>
+              </w:rPr>
+              <w:t>{{ control_data }}</w:t>
             </w:r>
           </w:p>
         </w:tc>
@@ -7721,25 +7044,7 @@
                 <w:sz w:val="22"/>
                 <w:szCs w:val="22"/>
               </w:rPr>
-              <w:t>{{</w:t>
-            </w:r>
-            <w:proofErr w:type="spellStart"/>
-            <w:r>
-              <w:rPr>
-                <w:rFonts w:ascii="Times New Roman" w:hAnsi="Times New Roman"/>
-                <w:sz w:val="22"/>
-                <w:szCs w:val="22"/>
-              </w:rPr>
-              <w:t>smart_scan_id</w:t>
-            </w:r>
-            <w:proofErr w:type="spellEnd"/>
-            <w:r>
-              <w:rPr>
-                <w:rFonts w:ascii="Times New Roman" w:hAnsi="Times New Roman"/>
-                <w:sz w:val="22"/>
-                <w:szCs w:val="22"/>
-              </w:rPr>
-              <w:t>}}</w:t>
+              <w:t>{{smart_scan_id}}</w:t>
             </w:r>
           </w:p>
         </w:tc>
@@ -8021,16 +7326,7 @@
                 <w:sz w:val="22"/>
                 <w:szCs w:val="22"/>
               </w:rPr>
-              <w:t>{{</w:t>
-            </w:r>
-            <w:proofErr w:type="spellStart"/>
-            <w:r>
-              <w:rPr>
-                <w:rFonts w:ascii="Times New Roman" w:hAnsi="Times New Roman"/>
-                <w:sz w:val="22"/>
-                <w:szCs w:val="22"/>
-              </w:rPr>
-              <w:t>smart_</w:t>
+              <w:t>{{smart_</w:t>
             </w:r>
             <w:r>
               <w:rPr>
@@ -8047,16 +7343,7 @@
                 <w:sz w:val="22"/>
                 <w:szCs w:val="22"/>
               </w:rPr>
-              <w:t>_id</w:t>
-            </w:r>
-            <w:proofErr w:type="spellEnd"/>
-            <w:r>
-              <w:rPr>
-                <w:rFonts w:ascii="Times New Roman" w:hAnsi="Times New Roman"/>
-                <w:sz w:val="22"/>
-                <w:szCs w:val="22"/>
-              </w:rPr>
-              <w:t>}}</w:t>
+              <w:t>_id}}</w:t>
             </w:r>
           </w:p>
         </w:tc>
@@ -8344,25 +7631,7 @@
                 <w:sz w:val="22"/>
                 <w:szCs w:val="22"/>
               </w:rPr>
-              <w:t>{{</w:t>
-            </w:r>
-            <w:proofErr w:type="spellStart"/>
-            <w:r>
-              <w:rPr>
-                <w:rFonts w:ascii="Times New Roman" w:hAnsi="Times New Roman"/>
-                <w:sz w:val="22"/>
-                <w:szCs w:val="22"/>
-              </w:rPr>
-              <w:t>smart_scan_id</w:t>
-            </w:r>
-            <w:proofErr w:type="spellEnd"/>
-            <w:r>
-              <w:rPr>
-                <w:rFonts w:ascii="Times New Roman" w:hAnsi="Times New Roman"/>
-                <w:sz w:val="22"/>
-                <w:szCs w:val="22"/>
-              </w:rPr>
-              <w:t>}}</w:t>
+              <w:t>{{smart_scan_id}}</w:t>
             </w:r>
           </w:p>
         </w:tc>
@@ -8700,27 +7969,7 @@
                 <w:sz w:val="22"/>
                 <w:szCs w:val="22"/>
               </w:rPr>
-              <w:t>System Suitability RSD &lt; 10% (</w:t>
-            </w:r>
-            <w:proofErr w:type="gramStart"/>
-            <w:r>
-              <w:rPr>
-                <w:rFonts w:ascii="Times New Roman" w:hAnsi="Times New Roman"/>
-                <w:color w:val="000000" w:themeColor="text1"/>
-                <w:sz w:val="22"/>
-                <w:szCs w:val="22"/>
-              </w:rPr>
-              <w:t>QDA,CAD</w:t>
-            </w:r>
-            <w:proofErr w:type="gramEnd"/>
-            <w:r>
-              <w:rPr>
-                <w:rFonts w:ascii="Times New Roman" w:hAnsi="Times New Roman"/>
-                <w:color w:val="000000" w:themeColor="text1"/>
-                <w:sz w:val="22"/>
-                <w:szCs w:val="22"/>
-              </w:rPr>
-              <w:t>)?</w:t>
+              <w:t>System Suitability RSD &lt; 10% (QDA,CAD)?</w:t>
             </w:r>
           </w:p>
         </w:tc>
@@ -9558,23 +8807,13 @@
                 <w:szCs w:val="22"/>
               </w:rPr>
             </w:pPr>
-            <w:proofErr w:type="gramStart"/>
-            <w:r>
-              <w:rPr>
-                <w:rFonts w:ascii="Times New Roman" w:hAnsi="Times New Roman"/>
-                <w:sz w:val="22"/>
-                <w:szCs w:val="22"/>
-              </w:rPr>
-              <w:t>Is</w:t>
-            </w:r>
-            <w:proofErr w:type="gramEnd"/>
-            <w:r>
-              <w:rPr>
-                <w:rFonts w:ascii="Times New Roman" w:hAnsi="Times New Roman"/>
-                <w:sz w:val="22"/>
-                <w:szCs w:val="22"/>
-              </w:rPr>
-              <w:t xml:space="preserve"> equipment/instrument functional and calibrated</w:t>
+            <w:r>
+              <w:rPr>
+                <w:rFonts w:ascii="Times New Roman" w:hAnsi="Times New Roman"/>
+                <w:sz w:val="22"/>
+                <w:szCs w:val="22"/>
+              </w:rPr>
+              <w:t>Is equipment/instrument functional and calibrated</w:t>
             </w:r>
             <w:r>
               <w:rPr>
@@ -10021,25 +9260,7 @@
                 <w:sz w:val="22"/>
                 <w:szCs w:val="22"/>
               </w:rPr>
-              <w:t xml:space="preserve">hromatogram/spectra/raw </w:t>
-            </w:r>
-            <w:proofErr w:type="gramStart"/>
-            <w:r>
-              <w:rPr>
-                <w:rFonts w:ascii="Times New Roman" w:hAnsi="Times New Roman"/>
-                <w:sz w:val="22"/>
-                <w:szCs w:val="22"/>
-              </w:rPr>
-              <w:t>data</w:t>
-            </w:r>
-            <w:proofErr w:type="gramEnd"/>
-            <w:r>
-              <w:rPr>
-                <w:rFonts w:ascii="Times New Roman" w:hAnsi="Times New Roman"/>
-                <w:sz w:val="22"/>
-                <w:szCs w:val="22"/>
-              </w:rPr>
-              <w:t xml:space="preserve"> correct?</w:t>
+              <w:t>hromatogram/spectra/raw data correct?</w:t>
             </w:r>
           </w:p>
         </w:tc>
@@ -10690,45 +9911,14 @@
                 <w:lang w:eastAsia="zh-CN"/>
               </w:rPr>
             </w:pPr>
-            <w:proofErr w:type="gramStart"/>
-            <w:r>
-              <w:rPr>
-                <w:rFonts w:ascii="Times New Roman" w:hAnsi="Times New Roman"/>
-                <w:bCs/>
-                <w:sz w:val="22"/>
-                <w:szCs w:val="22"/>
-              </w:rPr>
-              <w:t>{{ smart</w:t>
-            </w:r>
-            <w:proofErr w:type="gramEnd"/>
-            <w:r>
-              <w:rPr>
-                <w:rFonts w:ascii="Times New Roman" w:hAnsi="Times New Roman"/>
-                <w:bCs/>
-                <w:sz w:val="22"/>
-                <w:szCs w:val="22"/>
-              </w:rPr>
-              <w:t>_phase1_</w:t>
-            </w:r>
-            <w:proofErr w:type="gramStart"/>
-            <w:r>
-              <w:rPr>
-                <w:rFonts w:ascii="Times New Roman" w:hAnsi="Times New Roman"/>
-                <w:bCs/>
-                <w:sz w:val="22"/>
-                <w:szCs w:val="22"/>
-              </w:rPr>
-              <w:t>summary }</w:t>
-            </w:r>
-            <w:proofErr w:type="gramEnd"/>
-            <w:r>
-              <w:rPr>
-                <w:rFonts w:ascii="Times New Roman" w:hAnsi="Times New Roman"/>
-                <w:bCs/>
-                <w:sz w:val="22"/>
-                <w:szCs w:val="22"/>
-              </w:rPr>
-              <w:t>}</w:t>
+            <w:r>
+              <w:rPr>
+                <w:rFonts w:ascii="Times New Roman" w:hAnsi="Times New Roman"/>
+                <w:bCs/>
+                <w:sz w:val="22"/>
+                <w:szCs w:val="22"/>
+              </w:rPr>
+              <w:t>{{ smart_phase1_summary }}</w:t>
             </w:r>
           </w:p>
           <w:p>
@@ -10751,7 +9941,6 @@
                 <w:lang w:eastAsia="zh-CN"/>
               </w:rPr>
             </w:pPr>
-            <w:proofErr w:type="gramStart"/>
             <w:r>
               <w:rPr>
                 <w:rFonts w:ascii="Times New Roman" w:eastAsiaTheme="minorEastAsia" w:hAnsi="Times New Roman"/>
@@ -10760,40 +9949,7 @@
                 <w:szCs w:val="22"/>
                 <w:lang w:eastAsia="zh-CN"/>
               </w:rPr>
-              <w:t>{{ smart</w:t>
-            </w:r>
-            <w:proofErr w:type="gramEnd"/>
-            <w:r>
-              <w:rPr>
-                <w:rFonts w:ascii="Times New Roman" w:eastAsiaTheme="minorEastAsia" w:hAnsi="Times New Roman"/>
-                <w:color w:val="000000"/>
-                <w:sz w:val="22"/>
-                <w:szCs w:val="22"/>
-                <w:lang w:eastAsia="zh-CN"/>
-              </w:rPr>
-              <w:t>_phase1_</w:t>
-            </w:r>
-            <w:proofErr w:type="gramStart"/>
-            <w:r>
-              <w:rPr>
-                <w:rFonts w:ascii="Times New Roman" w:eastAsiaTheme="minorEastAsia" w:hAnsi="Times New Roman"/>
-                <w:color w:val="000000"/>
-                <w:sz w:val="22"/>
-                <w:szCs w:val="22"/>
-                <w:lang w:eastAsia="zh-CN"/>
-              </w:rPr>
-              <w:t>continued }</w:t>
-            </w:r>
-            <w:proofErr w:type="gramEnd"/>
-            <w:r>
-              <w:rPr>
-                <w:rFonts w:ascii="Times New Roman" w:eastAsiaTheme="minorEastAsia" w:hAnsi="Times New Roman"/>
-                <w:color w:val="000000"/>
-                <w:sz w:val="22"/>
-                <w:szCs w:val="22"/>
-                <w:lang w:eastAsia="zh-CN"/>
-              </w:rPr>
-              <w:t>}</w:t>
+              <w:t>{{ smart_phase1_continued }}</w:t>
             </w:r>
           </w:p>
           <w:p>
@@ -11832,7 +10988,6 @@
         </w:rPr>
         <w:t xml:space="preserve"> for </w:t>
       </w:r>
-      <w:proofErr w:type="gramStart"/>
       <w:r>
         <w:rPr>
           <w:rFonts w:ascii="Times New Roman" w:eastAsiaTheme="minorHAnsi" w:hAnsi="Times New Roman"/>
@@ -11842,67 +10997,7 @@
           <w:szCs w:val="18"/>
           <w:u w:val="single"/>
         </w:rPr>
-        <w:t xml:space="preserve">{{ </w:t>
-      </w:r>
-      <w:proofErr w:type="spellStart"/>
-      <w:r>
-        <w:rPr>
-          <w:rFonts w:ascii="Times New Roman" w:eastAsiaTheme="minorHAnsi" w:hAnsi="Times New Roman"/>
-          <w:bCs/>
-          <w:color w:val="000000"/>
-          <w:sz w:val="18"/>
-          <w:szCs w:val="18"/>
-          <w:u w:val="single"/>
-        </w:rPr>
-        <w:t>sample</w:t>
-      </w:r>
-      <w:proofErr w:type="gramEnd"/>
-      <w:r>
-        <w:rPr>
-          <w:rFonts w:ascii="Times New Roman" w:eastAsiaTheme="minorHAnsi" w:hAnsi="Times New Roman"/>
-          <w:bCs/>
-          <w:color w:val="000000"/>
-          <w:sz w:val="18"/>
-          <w:szCs w:val="18"/>
-          <w:u w:val="single"/>
-        </w:rPr>
-        <w:t>_</w:t>
-      </w:r>
-      <w:proofErr w:type="gramStart"/>
-      <w:r>
-        <w:rPr>
-          <w:rFonts w:ascii="Times New Roman" w:eastAsiaTheme="minorHAnsi" w:hAnsi="Times New Roman"/>
-          <w:bCs/>
-          <w:color w:val="000000"/>
-          <w:sz w:val="18"/>
-          <w:szCs w:val="18"/>
-          <w:u w:val="single"/>
-        </w:rPr>
-        <w:t>id</w:t>
-      </w:r>
-      <w:proofErr w:type="spellEnd"/>
-      <w:r>
-        <w:rPr>
-          <w:rFonts w:ascii="Times New Roman" w:eastAsiaTheme="minorHAnsi" w:hAnsi="Times New Roman"/>
-          <w:bCs/>
-          <w:color w:val="000000"/>
-          <w:sz w:val="18"/>
-          <w:szCs w:val="18"/>
-          <w:u w:val="single"/>
-        </w:rPr>
-        <w:t xml:space="preserve"> }</w:t>
-      </w:r>
-      <w:proofErr w:type="gramEnd"/>
-      <w:r>
-        <w:rPr>
-          <w:rFonts w:ascii="Times New Roman" w:eastAsiaTheme="minorHAnsi" w:hAnsi="Times New Roman"/>
-          <w:bCs/>
-          <w:color w:val="000000"/>
-          <w:sz w:val="18"/>
-          <w:szCs w:val="18"/>
-          <w:u w:val="single"/>
-        </w:rPr>
-        <w:t>}</w:t>
+        <w:t>{{ sample_id }}</w:t>
       </w:r>
       <w:r>
         <w:rPr>
@@ -12212,41 +11307,13 @@
                 <w:szCs w:val="14"/>
               </w:rPr>
             </w:pPr>
-            <w:proofErr w:type="gramStart"/>
-            <w:r>
-              <w:rPr>
-                <w:rFonts w:ascii="Times New Roman" w:hAnsi="Times New Roman"/>
-                <w:sz w:val="14"/>
-                <w:szCs w:val="14"/>
-              </w:rPr>
-              <w:t xml:space="preserve">{{ </w:t>
-            </w:r>
-            <w:proofErr w:type="spellStart"/>
-            <w:r>
-              <w:rPr>
-                <w:rFonts w:ascii="Times New Roman" w:hAnsi="Times New Roman"/>
-                <w:sz w:val="14"/>
-                <w:szCs w:val="14"/>
-              </w:rPr>
-              <w:t>analyst</w:t>
-            </w:r>
-            <w:proofErr w:type="gramEnd"/>
-            <w:r>
-              <w:rPr>
-                <w:rFonts w:ascii="Times New Roman" w:hAnsi="Times New Roman"/>
-                <w:sz w:val="14"/>
-                <w:szCs w:val="14"/>
-              </w:rPr>
-              <w:t>_name</w:t>
-            </w:r>
-            <w:proofErr w:type="spellEnd"/>
-            <w:r>
-              <w:rPr>
-                <w:rFonts w:ascii="Times New Roman" w:hAnsi="Times New Roman"/>
-                <w:sz w:val="14"/>
-                <w:szCs w:val="14"/>
-              </w:rPr>
-              <w:t xml:space="preserve"> }}</w:t>
+            <w:r>
+              <w:rPr>
+                <w:rFonts w:ascii="Times New Roman" w:hAnsi="Times New Roman"/>
+                <w:sz w:val="14"/>
+                <w:szCs w:val="14"/>
+              </w:rPr>
+              <w:t>{{ analyst_name }}</w:t>
             </w:r>
           </w:p>
         </w:tc>
@@ -12265,41 +11332,13 @@
                 <w:szCs w:val="14"/>
               </w:rPr>
             </w:pPr>
-            <w:proofErr w:type="gramStart"/>
-            <w:r>
-              <w:rPr>
-                <w:rFonts w:ascii="Times New Roman" w:hAnsi="Times New Roman"/>
-                <w:sz w:val="14"/>
-                <w:szCs w:val="14"/>
-              </w:rPr>
-              <w:t xml:space="preserve">{{ </w:t>
-            </w:r>
-            <w:proofErr w:type="spellStart"/>
-            <w:r>
-              <w:rPr>
-                <w:rFonts w:ascii="Times New Roman" w:hAnsi="Times New Roman"/>
-                <w:sz w:val="14"/>
-                <w:szCs w:val="14"/>
-              </w:rPr>
-              <w:t>reader</w:t>
-            </w:r>
-            <w:proofErr w:type="gramEnd"/>
-            <w:r>
-              <w:rPr>
-                <w:rFonts w:ascii="Times New Roman" w:hAnsi="Times New Roman"/>
-                <w:sz w:val="14"/>
-                <w:szCs w:val="14"/>
-              </w:rPr>
-              <w:t>_name</w:t>
-            </w:r>
-            <w:proofErr w:type="spellEnd"/>
-            <w:r>
-              <w:rPr>
-                <w:rFonts w:ascii="Times New Roman" w:hAnsi="Times New Roman"/>
-                <w:sz w:val="14"/>
-                <w:szCs w:val="14"/>
-              </w:rPr>
-              <w:t xml:space="preserve"> }}</w:t>
+            <w:r>
+              <w:rPr>
+                <w:rFonts w:ascii="Times New Roman" w:hAnsi="Times New Roman"/>
+                <w:sz w:val="14"/>
+                <w:szCs w:val="14"/>
+              </w:rPr>
+              <w:t>{{ reader_name }}</w:t>
             </w:r>
           </w:p>
         </w:tc>
@@ -12320,41 +11359,13 @@
                 <w:u w:val="single"/>
               </w:rPr>
             </w:pPr>
-            <w:proofErr w:type="gramStart"/>
-            <w:r>
-              <w:rPr>
-                <w:rFonts w:ascii="Times New Roman" w:hAnsi="Times New Roman"/>
-                <w:sz w:val="14"/>
-                <w:szCs w:val="14"/>
-              </w:rPr>
-              <w:t xml:space="preserve">{{ </w:t>
-            </w:r>
-            <w:proofErr w:type="spellStart"/>
-            <w:r>
-              <w:rPr>
-                <w:rFonts w:ascii="Times New Roman" w:hAnsi="Times New Roman"/>
-                <w:sz w:val="14"/>
-                <w:szCs w:val="14"/>
-              </w:rPr>
-              <w:t>sample</w:t>
-            </w:r>
-            <w:proofErr w:type="gramEnd"/>
-            <w:r>
-              <w:rPr>
-                <w:rFonts w:ascii="Times New Roman" w:hAnsi="Times New Roman"/>
-                <w:sz w:val="14"/>
-                <w:szCs w:val="14"/>
-              </w:rPr>
-              <w:t>_id</w:t>
-            </w:r>
-            <w:proofErr w:type="spellEnd"/>
-            <w:r>
-              <w:rPr>
-                <w:rFonts w:ascii="Times New Roman" w:hAnsi="Times New Roman"/>
-                <w:sz w:val="14"/>
-                <w:szCs w:val="14"/>
-              </w:rPr>
-              <w:t xml:space="preserve"> }}</w:t>
+            <w:r>
+              <w:rPr>
+                <w:rFonts w:ascii="Times New Roman" w:hAnsi="Times New Roman"/>
+                <w:sz w:val="14"/>
+                <w:szCs w:val="14"/>
+              </w:rPr>
+              <w:t>{{ sample_id }}</w:t>
             </w:r>
           </w:p>
         </w:tc>
@@ -12373,7 +11384,6 @@
                 <w:szCs w:val="18"/>
               </w:rPr>
             </w:pPr>
-            <w:proofErr w:type="gramStart"/>
             <w:r>
               <w:rPr>
                 <w:rFonts w:ascii="Times New Roman" w:hAnsi="Times New Roman"/>
@@ -12382,7 +11392,6 @@
               </w:rPr>
               <w:t xml:space="preserve">{{ </w:t>
             </w:r>
-            <w:proofErr w:type="spellStart"/>
             <w:r>
               <w:rPr>
                 <w:rFonts w:ascii="Times New Roman" w:hAnsi="Times New Roman" w:hint="eastAsia"/>
@@ -12392,7 +11401,6 @@
               </w:rPr>
               <w:t>event</w:t>
             </w:r>
-            <w:proofErr w:type="gramEnd"/>
             <w:r>
               <w:rPr>
                 <w:rFonts w:ascii="Times New Roman" w:hAnsi="Times New Roman"/>
@@ -12410,7 +11418,6 @@
               </w:rPr>
               <w:t>number</w:t>
             </w:r>
-            <w:proofErr w:type="spellEnd"/>
             <w:r>
               <w:rPr>
                 <w:rFonts w:ascii="Times New Roman" w:hAnsi="Times New Roman"/>
@@ -12438,7 +11445,6 @@
                 <w:lang w:eastAsia="zh-CN"/>
               </w:rPr>
             </w:pPr>
-            <w:proofErr w:type="gramStart"/>
             <w:r>
               <w:rPr>
                 <w:sz w:val="14"/>
@@ -12446,7 +11452,6 @@
               </w:rPr>
               <w:t xml:space="preserve">{{ </w:t>
             </w:r>
-            <w:proofErr w:type="spellStart"/>
             <w:r>
               <w:rPr>
                 <w:rFonts w:eastAsiaTheme="minorEastAsia" w:hint="eastAsia"/>
@@ -12456,7 +11461,6 @@
               </w:rPr>
               <w:t>confirm</w:t>
             </w:r>
-            <w:proofErr w:type="gramEnd"/>
             <w:r>
               <w:rPr>
                 <w:sz w:val="14"/>
@@ -12473,7 +11477,6 @@
               </w:rPr>
               <w:t>number</w:t>
             </w:r>
-            <w:proofErr w:type="spellEnd"/>
             <w:r>
               <w:rPr>
                 <w:sz w:val="14"/>
@@ -12500,45 +11503,12 @@
                 <w:lang w:eastAsia="zh-CN"/>
               </w:rPr>
             </w:pPr>
-            <w:proofErr w:type="gramStart"/>
-            <w:r>
-              <w:rPr>
-                <w:sz w:val="14"/>
-                <w:szCs w:val="14"/>
-              </w:rPr>
-              <w:t xml:space="preserve">{{ </w:t>
-            </w:r>
-            <w:proofErr w:type="spellStart"/>
-            <w:r>
-              <w:rPr>
-                <w:sz w:val="14"/>
-                <w:szCs w:val="14"/>
-              </w:rPr>
-              <w:t>organism</w:t>
-            </w:r>
-            <w:proofErr w:type="gramEnd"/>
-            <w:r>
-              <w:rPr>
-                <w:sz w:val="14"/>
-                <w:szCs w:val="14"/>
-              </w:rPr>
-              <w:t>_</w:t>
-            </w:r>
-            <w:proofErr w:type="gramStart"/>
-            <w:r>
-              <w:rPr>
-                <w:sz w:val="14"/>
-                <w:szCs w:val="14"/>
-              </w:rPr>
-              <w:t>morphology</w:t>
-            </w:r>
-            <w:proofErr w:type="spellEnd"/>
-            <w:r>
-              <w:rPr>
-                <w:sz w:val="14"/>
-                <w:szCs w:val="14"/>
-              </w:rPr>
-              <w:t xml:space="preserve"> </w:t>
+            <w:r>
+              <w:rPr>
+                <w:sz w:val="14"/>
+                <w:szCs w:val="14"/>
+              </w:rPr>
+              <w:t xml:space="preserve">{{ organism_morphology </w:t>
             </w:r>
             <w:r>
               <w:rPr>
@@ -12547,7 +11517,6 @@
               </w:rPr>
               <w:t>}}-</w:t>
             </w:r>
-            <w:proofErr w:type="gramEnd"/>
             <w:r>
               <w:rPr>
                 <w:rFonts w:eastAsiaTheme="minorEastAsia" w:hint="eastAsia"/>
@@ -12647,7 +11616,6 @@
         </w:rPr>
         <w:t xml:space="preserve"> Performed on </w:t>
       </w:r>
-      <w:proofErr w:type="gramStart"/>
       <w:r>
         <w:rPr>
           <w:rFonts w:ascii="Times New Roman" w:hAnsi="Times New Roman"/>
@@ -12656,62 +11624,7 @@
           <w:szCs w:val="18"/>
           <w:u w:val="single"/>
         </w:rPr>
-        <w:t xml:space="preserve">{{ </w:t>
-      </w:r>
-      <w:proofErr w:type="spellStart"/>
-      <w:r>
-        <w:rPr>
-          <w:rFonts w:ascii="Times New Roman" w:hAnsi="Times New Roman"/>
-          <w:bCs/>
-          <w:sz w:val="18"/>
-          <w:szCs w:val="18"/>
-          <w:u w:val="single"/>
-        </w:rPr>
-        <w:t>test</w:t>
-      </w:r>
-      <w:proofErr w:type="gramEnd"/>
-      <w:r>
-        <w:rPr>
-          <w:rFonts w:ascii="Times New Roman" w:hAnsi="Times New Roman"/>
-          <w:bCs/>
-          <w:sz w:val="18"/>
-          <w:szCs w:val="18"/>
-          <w:u w:val="single"/>
-        </w:rPr>
-        <w:t>_</w:t>
-      </w:r>
-      <w:proofErr w:type="gramStart"/>
-      <w:r>
-        <w:rPr>
-          <w:rFonts w:ascii="Times New Roman" w:hAnsi="Times New Roman"/>
-          <w:bCs/>
-          <w:sz w:val="18"/>
-          <w:szCs w:val="18"/>
-          <w:u w:val="single"/>
-        </w:rPr>
-        <w:t>date</w:t>
-      </w:r>
-      <w:proofErr w:type="spellEnd"/>
-      <w:r>
-        <w:rPr>
-          <w:rFonts w:ascii="Times New Roman" w:hAnsi="Times New Roman"/>
-          <w:bCs/>
-          <w:sz w:val="18"/>
-          <w:szCs w:val="18"/>
-          <w:u w:val="single"/>
-        </w:rPr>
-        <w:t xml:space="preserve"> }</w:t>
-      </w:r>
-      <w:proofErr w:type="gramEnd"/>
-      <w:r>
-        <w:rPr>
-          <w:rFonts w:ascii="Times New Roman" w:hAnsi="Times New Roman"/>
-          <w:bCs/>
-          <w:sz w:val="18"/>
-          <w:szCs w:val="18"/>
-          <w:u w:val="single"/>
-        </w:rPr>
-        <w:t>}</w:t>
+        <w:t>{{ test_date }}</w:t>
       </w:r>
     </w:p>
     <w:tbl>
@@ -13113,7 +12026,6 @@
               </w:rPr>
               <w:t xml:space="preserve"> (</w:t>
             </w:r>
-            <w:proofErr w:type="gramStart"/>
             <w:r>
               <w:rPr>
                 <w:rFonts w:ascii="Times New Roman" w:eastAsiaTheme="minorEastAsia" w:hAnsi="Times New Roman"/>
@@ -13124,9 +12036,20 @@
                 <w:szCs w:val="14"/>
                 <w:lang w:eastAsia="zh-CN"/>
               </w:rPr>
-              <w:t xml:space="preserve">{{ </w:t>
-            </w:r>
-            <w:proofErr w:type="spellStart"/>
+              <w:t>{{ analyst_name }}</w:t>
+            </w:r>
+            <w:r>
+              <w:rPr>
+                <w:rFonts w:ascii="Times New Roman" w:eastAsiaTheme="minorEastAsia" w:hAnsi="Times New Roman" w:hint="eastAsia"/>
+                <w:b/>
+                <w:bCs/>
+                <w:color w:val="000000" w:themeColor="text1"/>
+                <w:sz w:val="14"/>
+                <w:szCs w:val="14"/>
+                <w:lang w:eastAsia="zh-CN"/>
+              </w:rPr>
+              <w:t>)</w:t>
+            </w:r>
             <w:r>
               <w:rPr>
                 <w:rFonts w:ascii="Times New Roman" w:eastAsiaTheme="minorEastAsia" w:hAnsi="Times New Roman"/>
@@ -13137,9 +12060,8 @@
                 <w:szCs w:val="14"/>
                 <w:lang w:eastAsia="zh-CN"/>
               </w:rPr>
-              <w:t>analyst</w:t>
-            </w:r>
-            <w:proofErr w:type="gramEnd"/>
+              <w:t xml:space="preserve"> on </w:t>
+            </w:r>
             <w:r>
               <w:rPr>
                 <w:rFonts w:ascii="Times New Roman" w:eastAsiaTheme="minorEastAsia" w:hAnsi="Times New Roman"/>
@@ -13150,122 +12072,7 @@
                 <w:szCs w:val="14"/>
                 <w:lang w:eastAsia="zh-CN"/>
               </w:rPr>
-              <w:t>_</w:t>
-            </w:r>
-            <w:proofErr w:type="gramStart"/>
-            <w:r>
-              <w:rPr>
-                <w:rFonts w:ascii="Times New Roman" w:eastAsiaTheme="minorEastAsia" w:hAnsi="Times New Roman"/>
-                <w:b/>
-                <w:bCs/>
-                <w:color w:val="000000" w:themeColor="text1"/>
-                <w:sz w:val="14"/>
-                <w:szCs w:val="14"/>
-                <w:lang w:eastAsia="zh-CN"/>
-              </w:rPr>
-              <w:t>name</w:t>
-            </w:r>
-            <w:proofErr w:type="spellEnd"/>
-            <w:r>
-              <w:rPr>
-                <w:rFonts w:ascii="Times New Roman" w:eastAsiaTheme="minorEastAsia" w:hAnsi="Times New Roman"/>
-                <w:b/>
-                <w:bCs/>
-                <w:color w:val="000000" w:themeColor="text1"/>
-                <w:sz w:val="14"/>
-                <w:szCs w:val="14"/>
-                <w:lang w:eastAsia="zh-CN"/>
-              </w:rPr>
-              <w:t xml:space="preserve"> }</w:t>
-            </w:r>
-            <w:proofErr w:type="gramEnd"/>
-            <w:r>
-              <w:rPr>
-                <w:rFonts w:ascii="Times New Roman" w:eastAsiaTheme="minorEastAsia" w:hAnsi="Times New Roman"/>
-                <w:b/>
-                <w:bCs/>
-                <w:color w:val="000000" w:themeColor="text1"/>
-                <w:sz w:val="14"/>
-                <w:szCs w:val="14"/>
-                <w:lang w:eastAsia="zh-CN"/>
-              </w:rPr>
-              <w:t>}</w:t>
-            </w:r>
-            <w:r>
-              <w:rPr>
-                <w:rFonts w:ascii="Times New Roman" w:eastAsiaTheme="minorEastAsia" w:hAnsi="Times New Roman" w:hint="eastAsia"/>
-                <w:b/>
-                <w:bCs/>
-                <w:color w:val="000000" w:themeColor="text1"/>
-                <w:sz w:val="14"/>
-                <w:szCs w:val="14"/>
-                <w:lang w:eastAsia="zh-CN"/>
-              </w:rPr>
-              <w:t>)</w:t>
-            </w:r>
-            <w:r>
-              <w:rPr>
-                <w:rFonts w:ascii="Times New Roman" w:eastAsiaTheme="minorEastAsia" w:hAnsi="Times New Roman"/>
-                <w:b/>
-                <w:bCs/>
-                <w:color w:val="000000" w:themeColor="text1"/>
-                <w:sz w:val="14"/>
-                <w:szCs w:val="14"/>
-                <w:lang w:eastAsia="zh-CN"/>
-              </w:rPr>
-              <w:t xml:space="preserve"> on </w:t>
-            </w:r>
-            <w:proofErr w:type="gramStart"/>
-            <w:r>
-              <w:rPr>
-                <w:rFonts w:ascii="Times New Roman" w:eastAsiaTheme="minorEastAsia" w:hAnsi="Times New Roman"/>
-                <w:b/>
-                <w:bCs/>
-                <w:color w:val="000000" w:themeColor="text1"/>
-                <w:sz w:val="14"/>
-                <w:szCs w:val="14"/>
-                <w:lang w:eastAsia="zh-CN"/>
-              </w:rPr>
-              <w:t xml:space="preserve">{{ </w:t>
-            </w:r>
-            <w:proofErr w:type="spellStart"/>
-            <w:r>
-              <w:rPr>
-                <w:rFonts w:ascii="Times New Roman" w:eastAsiaTheme="minorEastAsia" w:hAnsi="Times New Roman"/>
-                <w:b/>
-                <w:bCs/>
-                <w:color w:val="000000" w:themeColor="text1"/>
-                <w:sz w:val="14"/>
-                <w:szCs w:val="14"/>
-                <w:lang w:eastAsia="zh-CN"/>
-              </w:rPr>
-              <w:t>test</w:t>
-            </w:r>
-            <w:proofErr w:type="gramEnd"/>
-            <w:r>
-              <w:rPr>
-                <w:rFonts w:ascii="Times New Roman" w:eastAsiaTheme="minorEastAsia" w:hAnsi="Times New Roman"/>
-                <w:b/>
-                <w:bCs/>
-                <w:color w:val="000000" w:themeColor="text1"/>
-                <w:sz w:val="14"/>
-                <w:szCs w:val="14"/>
-                <w:lang w:eastAsia="zh-CN"/>
-              </w:rPr>
-              <w:t>_date</w:t>
-            </w:r>
-            <w:proofErr w:type="spellEnd"/>
-            <w:r>
-              <w:rPr>
-                <w:rFonts w:ascii="Times New Roman" w:eastAsiaTheme="minorEastAsia" w:hAnsi="Times New Roman"/>
-                <w:b/>
-                <w:bCs/>
-                <w:color w:val="000000" w:themeColor="text1"/>
-                <w:sz w:val="14"/>
-                <w:szCs w:val="14"/>
-                <w:lang w:eastAsia="zh-CN"/>
-              </w:rPr>
-              <w:t xml:space="preserve"> }}</w:t>
+              <w:t>{{ test_date }}</w:t>
             </w:r>
           </w:p>
         </w:tc>
@@ -13366,45 +12173,14 @@
                 <w:szCs w:val="14"/>
               </w:rPr>
             </w:pPr>
-            <w:proofErr w:type="gramStart"/>
-            <w:r>
-              <w:rPr>
-                <w:rFonts w:ascii="Times New Roman" w:hAnsi="Times New Roman"/>
-                <w:color w:val="000000" w:themeColor="text1"/>
-                <w:sz w:val="14"/>
-                <w:szCs w:val="14"/>
-              </w:rPr>
-              <w:t xml:space="preserve">{{ </w:t>
-            </w:r>
-            <w:proofErr w:type="spellStart"/>
-            <w:r>
-              <w:rPr>
-                <w:rFonts w:ascii="Times New Roman" w:hAnsi="Times New Roman"/>
-                <w:color w:val="000000" w:themeColor="text1"/>
-                <w:sz w:val="14"/>
-                <w:szCs w:val="14"/>
-              </w:rPr>
-              <w:t>test</w:t>
-            </w:r>
-            <w:proofErr w:type="gramEnd"/>
-            <w:r>
-              <w:rPr>
-                <w:rFonts w:ascii="Times New Roman" w:hAnsi="Times New Roman"/>
-                <w:color w:val="000000" w:themeColor="text1"/>
-                <w:sz w:val="14"/>
-                <w:szCs w:val="14"/>
-              </w:rPr>
-              <w:t>_date</w:t>
-            </w:r>
-            <w:proofErr w:type="spellEnd"/>
-            <w:r>
-              <w:rPr>
-                <w:rFonts w:ascii="Times New Roman" w:hAnsi="Times New Roman"/>
-                <w:color w:val="000000" w:themeColor="text1"/>
-                <w:sz w:val="14"/>
-                <w:szCs w:val="14"/>
-              </w:rPr>
-              <w:t xml:space="preserve"> }}</w:t>
+            <w:r>
+              <w:rPr>
+                <w:rFonts w:ascii="Times New Roman" w:hAnsi="Times New Roman"/>
+                <w:color w:val="000000" w:themeColor="text1"/>
+                <w:sz w:val="14"/>
+                <w:szCs w:val="14"/>
+              </w:rPr>
+              <w:t>{{ test_date }}</w:t>
             </w:r>
           </w:p>
         </w:tc>
@@ -13436,45 +12212,14 @@
                 <w:lang w:eastAsia="zh-CN"/>
               </w:rPr>
             </w:pPr>
-            <w:proofErr w:type="gramStart"/>
-            <w:r>
-              <w:rPr>
-                <w:rFonts w:ascii="Times New Roman" w:hAnsi="Times New Roman"/>
-                <w:color w:val="000000" w:themeColor="text1"/>
-                <w:sz w:val="14"/>
-                <w:szCs w:val="14"/>
-              </w:rPr>
-              <w:t xml:space="preserve">{{ </w:t>
-            </w:r>
-            <w:proofErr w:type="spellStart"/>
-            <w:r>
-              <w:rPr>
-                <w:rFonts w:ascii="Times New Roman" w:hAnsi="Times New Roman"/>
-                <w:color w:val="000000" w:themeColor="text1"/>
-                <w:sz w:val="14"/>
-                <w:szCs w:val="14"/>
-              </w:rPr>
-              <w:t>analyst</w:t>
-            </w:r>
-            <w:proofErr w:type="gramEnd"/>
-            <w:r>
-              <w:rPr>
-                <w:rFonts w:ascii="Times New Roman" w:hAnsi="Times New Roman"/>
-                <w:color w:val="000000" w:themeColor="text1"/>
-                <w:sz w:val="14"/>
-                <w:szCs w:val="14"/>
-              </w:rPr>
-              <w:t>_initial</w:t>
-            </w:r>
-            <w:proofErr w:type="spellEnd"/>
-            <w:r>
-              <w:rPr>
-                <w:rFonts w:ascii="Times New Roman" w:hAnsi="Times New Roman"/>
-                <w:color w:val="000000" w:themeColor="text1"/>
-                <w:sz w:val="14"/>
-                <w:szCs w:val="14"/>
-              </w:rPr>
-              <w:t xml:space="preserve"> }}</w:t>
+            <w:r>
+              <w:rPr>
+                <w:rFonts w:ascii="Times New Roman" w:hAnsi="Times New Roman"/>
+                <w:color w:val="000000" w:themeColor="text1"/>
+                <w:sz w:val="14"/>
+                <w:szCs w:val="14"/>
+              </w:rPr>
+              <w:t>{{ analyst_initial }}</w:t>
             </w:r>
           </w:p>
         </w:tc>
@@ -13543,45 +12288,14 @@
                 <w:szCs w:val="14"/>
               </w:rPr>
             </w:pPr>
-            <w:proofErr w:type="gramStart"/>
-            <w:r>
-              <w:rPr>
-                <w:rFonts w:ascii="Times New Roman" w:hAnsi="Times New Roman"/>
-                <w:color w:val="000000" w:themeColor="text1"/>
-                <w:sz w:val="14"/>
-                <w:szCs w:val="14"/>
-              </w:rPr>
-              <w:t xml:space="preserve">{{ </w:t>
-            </w:r>
-            <w:proofErr w:type="spellStart"/>
-            <w:r>
-              <w:rPr>
-                <w:rFonts w:ascii="Times New Roman" w:hAnsi="Times New Roman"/>
-                <w:color w:val="000000" w:themeColor="text1"/>
-                <w:sz w:val="14"/>
-                <w:szCs w:val="14"/>
-              </w:rPr>
-              <w:t>obs</w:t>
-            </w:r>
-            <w:proofErr w:type="gramEnd"/>
-            <w:r>
-              <w:rPr>
-                <w:rFonts w:ascii="Times New Roman" w:hAnsi="Times New Roman"/>
-                <w:color w:val="000000" w:themeColor="text1"/>
-                <w:sz w:val="14"/>
-                <w:szCs w:val="14"/>
-              </w:rPr>
-              <w:t>_pers_dur</w:t>
-            </w:r>
-            <w:proofErr w:type="spellEnd"/>
-            <w:r>
-              <w:rPr>
-                <w:rFonts w:ascii="Times New Roman" w:hAnsi="Times New Roman"/>
-                <w:color w:val="000000" w:themeColor="text1"/>
-                <w:sz w:val="14"/>
-                <w:szCs w:val="14"/>
-              </w:rPr>
-              <w:t xml:space="preserve"> }}</w:t>
+            <w:r>
+              <w:rPr>
+                <w:rFonts w:ascii="Times New Roman" w:hAnsi="Times New Roman"/>
+                <w:color w:val="000000" w:themeColor="text1"/>
+                <w:sz w:val="14"/>
+                <w:szCs w:val="14"/>
+              </w:rPr>
+              <w:t>{{ obs_pers_dur }}</w:t>
             </w:r>
           </w:p>
         </w:tc>
@@ -13612,45 +12326,14 @@
                 <w:szCs w:val="14"/>
               </w:rPr>
             </w:pPr>
-            <w:proofErr w:type="gramStart"/>
-            <w:r>
-              <w:rPr>
-                <w:rFonts w:ascii="Times New Roman" w:hAnsi="Times New Roman"/>
-                <w:color w:val="000000" w:themeColor="text1"/>
-                <w:sz w:val="14"/>
-                <w:szCs w:val="14"/>
-              </w:rPr>
-              <w:t xml:space="preserve">{{ </w:t>
-            </w:r>
-            <w:proofErr w:type="spellStart"/>
-            <w:r>
-              <w:rPr>
-                <w:rFonts w:ascii="Times New Roman" w:hAnsi="Times New Roman"/>
-                <w:color w:val="000000" w:themeColor="text1"/>
-                <w:sz w:val="14"/>
-                <w:szCs w:val="14"/>
-              </w:rPr>
-              <w:t>etx</w:t>
-            </w:r>
-            <w:proofErr w:type="gramEnd"/>
-            <w:r>
-              <w:rPr>
-                <w:rFonts w:ascii="Times New Roman" w:hAnsi="Times New Roman"/>
-                <w:color w:val="000000" w:themeColor="text1"/>
-                <w:sz w:val="14"/>
-                <w:szCs w:val="14"/>
-              </w:rPr>
-              <w:t>_pers_dur</w:t>
-            </w:r>
-            <w:proofErr w:type="spellEnd"/>
-            <w:r>
-              <w:rPr>
-                <w:rFonts w:ascii="Times New Roman" w:hAnsi="Times New Roman"/>
-                <w:color w:val="000000" w:themeColor="text1"/>
-                <w:sz w:val="14"/>
-                <w:szCs w:val="14"/>
-              </w:rPr>
-              <w:t xml:space="preserve"> }}</w:t>
+            <w:r>
+              <w:rPr>
+                <w:rFonts w:ascii="Times New Roman" w:hAnsi="Times New Roman"/>
+                <w:color w:val="000000" w:themeColor="text1"/>
+                <w:sz w:val="14"/>
+                <w:szCs w:val="14"/>
+              </w:rPr>
+              <w:t>{{ etx_pers_dur }}</w:t>
             </w:r>
           </w:p>
         </w:tc>
@@ -13680,45 +12363,14 @@
                 <w:szCs w:val="14"/>
               </w:rPr>
             </w:pPr>
-            <w:proofErr w:type="gramStart"/>
-            <w:r>
-              <w:rPr>
-                <w:rFonts w:ascii="Times New Roman" w:hAnsi="Times New Roman"/>
-                <w:color w:val="000000" w:themeColor="text1"/>
-                <w:sz w:val="14"/>
-                <w:szCs w:val="14"/>
-              </w:rPr>
-              <w:t xml:space="preserve">{{ </w:t>
-            </w:r>
-            <w:proofErr w:type="spellStart"/>
-            <w:r>
-              <w:rPr>
-                <w:rFonts w:ascii="Times New Roman" w:hAnsi="Times New Roman"/>
-                <w:color w:val="000000" w:themeColor="text1"/>
-                <w:sz w:val="14"/>
-                <w:szCs w:val="14"/>
-              </w:rPr>
-              <w:t>id</w:t>
-            </w:r>
-            <w:proofErr w:type="gramEnd"/>
-            <w:r>
-              <w:rPr>
-                <w:rFonts w:ascii="Times New Roman" w:hAnsi="Times New Roman"/>
-                <w:color w:val="000000" w:themeColor="text1"/>
-                <w:sz w:val="14"/>
-                <w:szCs w:val="14"/>
-              </w:rPr>
-              <w:t>_pers_dur</w:t>
-            </w:r>
-            <w:proofErr w:type="spellEnd"/>
-            <w:r>
-              <w:rPr>
-                <w:rFonts w:ascii="Times New Roman" w:hAnsi="Times New Roman"/>
-                <w:color w:val="000000" w:themeColor="text1"/>
-                <w:sz w:val="14"/>
-                <w:szCs w:val="14"/>
-              </w:rPr>
-              <w:t xml:space="preserve"> }}</w:t>
+            <w:r>
+              <w:rPr>
+                <w:rFonts w:ascii="Times New Roman" w:hAnsi="Times New Roman"/>
+                <w:color w:val="000000" w:themeColor="text1"/>
+                <w:sz w:val="14"/>
+                <w:szCs w:val="14"/>
+              </w:rPr>
+              <w:t>{{ id_pers_dur }}</w:t>
             </w:r>
           </w:p>
         </w:tc>
@@ -13811,7 +12463,6 @@
               </w:rPr>
               <w:t>E00</w:t>
             </w:r>
-            <w:proofErr w:type="gramStart"/>
             <w:r>
               <w:rPr>
                 <w:rFonts w:ascii="Times New Roman" w:hAnsi="Times New Roman"/>
@@ -13821,9 +12472,30 @@
                 <w:sz w:val="14"/>
                 <w:szCs w:val="14"/>
               </w:rPr>
+              <w:t>{{ bsc_id }}</w:t>
+            </w:r>
+            <w:r>
+              <w:rPr>
+                <w:rFonts w:ascii="Times New Roman" w:hAnsi="Times New Roman"/>
+                <w:b/>
+                <w:bCs/>
+                <w:color w:val="000000" w:themeColor="text1"/>
+                <w:sz w:val="14"/>
+                <w:szCs w:val="14"/>
+              </w:rPr>
+              <w:t xml:space="preserve"> and E00</w:t>
+            </w:r>
+            <w:r>
+              <w:rPr>
+                <w:rFonts w:ascii="Times New Roman" w:hAnsi="Times New Roman"/>
+                <w:b/>
+                <w:bCs/>
+                <w:color w:val="000000" w:themeColor="text1"/>
+                <w:sz w:val="14"/>
+                <w:szCs w:val="14"/>
+              </w:rPr>
               <w:t xml:space="preserve">{{ </w:t>
             </w:r>
-            <w:proofErr w:type="spellStart"/>
             <w:r>
               <w:rPr>
                 <w:rFonts w:ascii="Times New Roman" w:hAnsi="Times New Roman"/>
@@ -13833,9 +12505,8 @@
                 <w:sz w:val="14"/>
                 <w:szCs w:val="14"/>
               </w:rPr>
-              <w:t>bsc</w:t>
-            </w:r>
-            <w:proofErr w:type="gramEnd"/>
+              <w:t>chgbsc_id</w:t>
+            </w:r>
             <w:r>
               <w:rPr>
                 <w:rFonts w:ascii="Times New Roman" w:hAnsi="Times New Roman"/>
@@ -13845,126 +12516,7 @@
                 <w:sz w:val="14"/>
                 <w:szCs w:val="14"/>
               </w:rPr>
-              <w:t>_</w:t>
-            </w:r>
-            <w:proofErr w:type="gramStart"/>
-            <w:r>
-              <w:rPr>
-                <w:rFonts w:ascii="Times New Roman" w:hAnsi="Times New Roman"/>
-                <w:b/>
-                <w:bCs/>
-                <w:color w:val="000000" w:themeColor="text1"/>
-                <w:sz w:val="14"/>
-                <w:szCs w:val="14"/>
-              </w:rPr>
-              <w:t>id</w:t>
-            </w:r>
-            <w:proofErr w:type="spellEnd"/>
-            <w:r>
-              <w:rPr>
-                <w:rFonts w:ascii="Times New Roman" w:hAnsi="Times New Roman"/>
-                <w:b/>
-                <w:bCs/>
-                <w:color w:val="000000" w:themeColor="text1"/>
-                <w:sz w:val="14"/>
-                <w:szCs w:val="14"/>
-              </w:rPr>
-              <w:t xml:space="preserve"> }</w:t>
-            </w:r>
-            <w:proofErr w:type="gramEnd"/>
-            <w:r>
-              <w:rPr>
-                <w:rFonts w:ascii="Times New Roman" w:hAnsi="Times New Roman"/>
-                <w:b/>
-                <w:bCs/>
-                <w:color w:val="000000" w:themeColor="text1"/>
-                <w:sz w:val="14"/>
-                <w:szCs w:val="14"/>
-              </w:rPr>
-              <w:t>}</w:t>
-            </w:r>
-            <w:r>
-              <w:rPr>
-                <w:rFonts w:ascii="Times New Roman" w:hAnsi="Times New Roman"/>
-                <w:b/>
-                <w:bCs/>
-                <w:color w:val="000000" w:themeColor="text1"/>
-                <w:sz w:val="14"/>
-                <w:szCs w:val="14"/>
-              </w:rPr>
-              <w:t xml:space="preserve"> and E00</w:t>
-            </w:r>
-            <w:proofErr w:type="gramStart"/>
-            <w:r>
-              <w:rPr>
-                <w:rFonts w:ascii="Times New Roman" w:hAnsi="Times New Roman"/>
-                <w:b/>
-                <w:bCs/>
-                <w:color w:val="000000" w:themeColor="text1"/>
-                <w:sz w:val="14"/>
-                <w:szCs w:val="14"/>
-              </w:rPr>
-              <w:t xml:space="preserve">{{ </w:t>
-            </w:r>
-            <w:proofErr w:type="spellStart"/>
-            <w:r>
-              <w:rPr>
-                <w:rFonts w:ascii="Times New Roman" w:hAnsi="Times New Roman"/>
-                <w:b/>
-                <w:bCs/>
-                <w:color w:val="000000" w:themeColor="text1"/>
-                <w:sz w:val="14"/>
-                <w:szCs w:val="14"/>
-              </w:rPr>
-              <w:t>chgbsc</w:t>
-            </w:r>
-            <w:proofErr w:type="gramEnd"/>
-            <w:r>
-              <w:rPr>
-                <w:rFonts w:ascii="Times New Roman" w:hAnsi="Times New Roman"/>
-                <w:b/>
-                <w:bCs/>
-                <w:color w:val="000000" w:themeColor="text1"/>
-                <w:sz w:val="14"/>
-                <w:szCs w:val="14"/>
-              </w:rPr>
-              <w:t>_</w:t>
-            </w:r>
-            <w:proofErr w:type="gramStart"/>
-            <w:r>
-              <w:rPr>
-                <w:rFonts w:ascii="Times New Roman" w:hAnsi="Times New Roman"/>
-                <w:b/>
-                <w:bCs/>
-                <w:color w:val="000000" w:themeColor="text1"/>
-                <w:sz w:val="14"/>
-                <w:szCs w:val="14"/>
-              </w:rPr>
-              <w:t>id</w:t>
-            </w:r>
-            <w:proofErr w:type="spellEnd"/>
-            <w:r>
-              <w:rPr>
-                <w:rFonts w:ascii="Times New Roman" w:hAnsi="Times New Roman"/>
-                <w:b/>
-                <w:bCs/>
-                <w:color w:val="000000" w:themeColor="text1"/>
-                <w:sz w:val="14"/>
-                <w:szCs w:val="14"/>
-              </w:rPr>
-              <w:t xml:space="preserve"> }</w:t>
-            </w:r>
-            <w:proofErr w:type="gramEnd"/>
-            <w:r>
-              <w:rPr>
-                <w:rFonts w:ascii="Times New Roman" w:hAnsi="Times New Roman"/>
-                <w:b/>
-                <w:bCs/>
-                <w:color w:val="000000" w:themeColor="text1"/>
-                <w:sz w:val="14"/>
-                <w:szCs w:val="14"/>
-              </w:rPr>
-              <w:t>}</w:t>
+              <w:t xml:space="preserve"> }}</w:t>
             </w:r>
             <w:r>
               <w:rPr>
@@ -13978,7 +12530,6 @@
               </w:rPr>
               <w:t xml:space="preserve"> on </w:t>
             </w:r>
-            <w:proofErr w:type="gramStart"/>
             <w:r>
               <w:rPr>
                 <w:rFonts w:ascii="Times New Roman" w:eastAsiaTheme="minorEastAsia" w:hAnsi="Times New Roman"/>
@@ -13989,46 +12540,7 @@
                 <w:szCs w:val="14"/>
                 <w:lang w:eastAsia="zh-CN"/>
               </w:rPr>
-              <w:t xml:space="preserve">{{ </w:t>
-            </w:r>
-            <w:proofErr w:type="spellStart"/>
-            <w:r>
-              <w:rPr>
-                <w:rFonts w:ascii="Times New Roman" w:eastAsiaTheme="minorEastAsia" w:hAnsi="Times New Roman"/>
-                <w:b/>
-                <w:bCs/>
-                <w:color w:val="000000" w:themeColor="text1"/>
-                <w:sz w:val="14"/>
-                <w:szCs w:val="14"/>
-                <w:lang w:eastAsia="zh-CN"/>
-              </w:rPr>
-              <w:t>test</w:t>
-            </w:r>
-            <w:proofErr w:type="gramEnd"/>
-            <w:r>
-              <w:rPr>
-                <w:rFonts w:ascii="Times New Roman" w:eastAsiaTheme="minorEastAsia" w:hAnsi="Times New Roman"/>
-                <w:b/>
-                <w:bCs/>
-                <w:color w:val="000000" w:themeColor="text1"/>
-                <w:sz w:val="14"/>
-                <w:szCs w:val="14"/>
-                <w:lang w:eastAsia="zh-CN"/>
-              </w:rPr>
-              <w:t>_date</w:t>
-            </w:r>
-            <w:proofErr w:type="spellEnd"/>
-            <w:r>
-              <w:rPr>
-                <w:rFonts w:ascii="Times New Roman" w:eastAsiaTheme="minorEastAsia" w:hAnsi="Times New Roman"/>
-                <w:b/>
-                <w:bCs/>
-                <w:color w:val="000000" w:themeColor="text1"/>
-                <w:sz w:val="14"/>
-                <w:szCs w:val="14"/>
-                <w:lang w:eastAsia="zh-CN"/>
-              </w:rPr>
-              <w:t xml:space="preserve"> }}</w:t>
+              <w:t>{{ test_date }}</w:t>
             </w:r>
           </w:p>
         </w:tc>
@@ -14106,65 +12618,14 @@
               </w:rPr>
               <w:t>E00</w:t>
             </w:r>
-            <w:proofErr w:type="gramStart"/>
-            <w:r>
-              <w:rPr>
-                <w:rFonts w:ascii="Times New Roman" w:hAnsi="Times New Roman"/>
-                <w:color w:val="000000" w:themeColor="text1"/>
-                <w:sz w:val="14"/>
-                <w:szCs w:val="14"/>
-              </w:rPr>
-              <w:t xml:space="preserve">{{ </w:t>
-            </w:r>
-            <w:proofErr w:type="spellStart"/>
-            <w:r>
-              <w:rPr>
-                <w:rFonts w:ascii="Times New Roman" w:hAnsi="Times New Roman"/>
-                <w:color w:val="000000" w:themeColor="text1"/>
-                <w:sz w:val="14"/>
-                <w:szCs w:val="14"/>
-              </w:rPr>
-              <w:t>bsc</w:t>
-            </w:r>
-            <w:proofErr w:type="gramEnd"/>
-            <w:r>
-              <w:rPr>
-                <w:rFonts w:ascii="Times New Roman" w:hAnsi="Times New Roman"/>
-                <w:color w:val="000000" w:themeColor="text1"/>
-                <w:sz w:val="14"/>
-                <w:szCs w:val="14"/>
-              </w:rPr>
-              <w:t>_</w:t>
-            </w:r>
-            <w:proofErr w:type="gramStart"/>
-            <w:r>
-              <w:rPr>
-                <w:rFonts w:ascii="Times New Roman" w:hAnsi="Times New Roman"/>
-                <w:color w:val="000000" w:themeColor="text1"/>
-                <w:sz w:val="14"/>
-                <w:szCs w:val="14"/>
-              </w:rPr>
-              <w:t>id</w:t>
-            </w:r>
-            <w:proofErr w:type="spellEnd"/>
-            <w:r>
-              <w:rPr>
-                <w:rFonts w:ascii="Times New Roman" w:hAnsi="Times New Roman"/>
-                <w:color w:val="000000" w:themeColor="text1"/>
-                <w:sz w:val="14"/>
-                <w:szCs w:val="14"/>
-              </w:rPr>
-              <w:t xml:space="preserve"> }</w:t>
-            </w:r>
-            <w:proofErr w:type="gramEnd"/>
-            <w:r>
-              <w:rPr>
-                <w:rFonts w:ascii="Times New Roman" w:hAnsi="Times New Roman"/>
-                <w:color w:val="000000" w:themeColor="text1"/>
-                <w:sz w:val="14"/>
-                <w:szCs w:val="14"/>
-              </w:rPr>
-              <w:t xml:space="preserve">} </w:t>
+            <w:r>
+              <w:rPr>
+                <w:rFonts w:ascii="Times New Roman" w:hAnsi="Times New Roman"/>
+                <w:color w:val="000000" w:themeColor="text1"/>
+                <w:sz w:val="14"/>
+                <w:szCs w:val="14"/>
+              </w:rPr>
+              <w:t xml:space="preserve">{{ bsc_id }} </w:t>
             </w:r>
             <w:r>
               <w:rPr>
@@ -14234,45 +12695,14 @@
                 <w:szCs w:val="14"/>
               </w:rPr>
             </w:pPr>
-            <w:proofErr w:type="gramStart"/>
-            <w:r>
-              <w:rPr>
-                <w:rFonts w:ascii="Times New Roman" w:hAnsi="Times New Roman"/>
-                <w:color w:val="000000" w:themeColor="text1"/>
-                <w:sz w:val="14"/>
-                <w:szCs w:val="14"/>
-              </w:rPr>
-              <w:t xml:space="preserve">{{ </w:t>
-            </w:r>
-            <w:proofErr w:type="spellStart"/>
-            <w:r>
-              <w:rPr>
-                <w:rFonts w:ascii="Times New Roman" w:hAnsi="Times New Roman"/>
-                <w:color w:val="000000" w:themeColor="text1"/>
-                <w:sz w:val="14"/>
-                <w:szCs w:val="14"/>
-              </w:rPr>
-              <w:t>test</w:t>
-            </w:r>
-            <w:proofErr w:type="gramEnd"/>
-            <w:r>
-              <w:rPr>
-                <w:rFonts w:ascii="Times New Roman" w:hAnsi="Times New Roman"/>
-                <w:color w:val="000000" w:themeColor="text1"/>
-                <w:sz w:val="14"/>
-                <w:szCs w:val="14"/>
-              </w:rPr>
-              <w:t>_date</w:t>
-            </w:r>
-            <w:proofErr w:type="spellEnd"/>
-            <w:r>
-              <w:rPr>
-                <w:rFonts w:ascii="Times New Roman" w:hAnsi="Times New Roman"/>
-                <w:color w:val="000000" w:themeColor="text1"/>
-                <w:sz w:val="14"/>
-                <w:szCs w:val="14"/>
-              </w:rPr>
-              <w:t xml:space="preserve"> }}</w:t>
+            <w:r>
+              <w:rPr>
+                <w:rFonts w:ascii="Times New Roman" w:hAnsi="Times New Roman"/>
+                <w:color w:val="000000" w:themeColor="text1"/>
+                <w:sz w:val="14"/>
+                <w:szCs w:val="14"/>
+              </w:rPr>
+              <w:t>{{ test_date }}</w:t>
             </w:r>
           </w:p>
         </w:tc>
@@ -14303,45 +12733,14 @@
                 <w:szCs w:val="14"/>
               </w:rPr>
             </w:pPr>
-            <w:proofErr w:type="gramStart"/>
-            <w:r>
-              <w:rPr>
-                <w:rFonts w:ascii="Times New Roman" w:hAnsi="Times New Roman"/>
-                <w:color w:val="000000" w:themeColor="text1"/>
-                <w:sz w:val="14"/>
-                <w:szCs w:val="14"/>
-              </w:rPr>
-              <w:t xml:space="preserve">{{ </w:t>
-            </w:r>
-            <w:proofErr w:type="spellStart"/>
-            <w:r>
-              <w:rPr>
-                <w:rFonts w:ascii="Times New Roman" w:hAnsi="Times New Roman"/>
-                <w:color w:val="000000" w:themeColor="text1"/>
-                <w:sz w:val="14"/>
-                <w:szCs w:val="14"/>
-              </w:rPr>
-              <w:t>analyst</w:t>
-            </w:r>
-            <w:proofErr w:type="gramEnd"/>
-            <w:r>
-              <w:rPr>
-                <w:rFonts w:ascii="Times New Roman" w:hAnsi="Times New Roman"/>
-                <w:color w:val="000000" w:themeColor="text1"/>
-                <w:sz w:val="14"/>
-                <w:szCs w:val="14"/>
-              </w:rPr>
-              <w:t>_initial</w:t>
-            </w:r>
-            <w:proofErr w:type="spellEnd"/>
-            <w:r>
-              <w:rPr>
-                <w:rFonts w:ascii="Times New Roman" w:hAnsi="Times New Roman"/>
-                <w:color w:val="000000" w:themeColor="text1"/>
-                <w:sz w:val="14"/>
-                <w:szCs w:val="14"/>
-              </w:rPr>
-              <w:t xml:space="preserve"> }}</w:t>
+            <w:r>
+              <w:rPr>
+                <w:rFonts w:ascii="Times New Roman" w:hAnsi="Times New Roman"/>
+                <w:color w:val="000000" w:themeColor="text1"/>
+                <w:sz w:val="14"/>
+                <w:szCs w:val="14"/>
+              </w:rPr>
+              <w:t>{{ analyst_initial }}</w:t>
             </w:r>
           </w:p>
         </w:tc>
@@ -14410,45 +12809,14 @@
                 <w:szCs w:val="14"/>
               </w:rPr>
             </w:pPr>
-            <w:proofErr w:type="gramStart"/>
-            <w:r>
-              <w:rPr>
-                <w:rFonts w:ascii="Times New Roman" w:hAnsi="Times New Roman"/>
-                <w:color w:val="000000" w:themeColor="text1"/>
-                <w:sz w:val="14"/>
-                <w:szCs w:val="14"/>
-              </w:rPr>
-              <w:t xml:space="preserve">{{ </w:t>
-            </w:r>
-            <w:proofErr w:type="spellStart"/>
-            <w:r>
-              <w:rPr>
-                <w:rFonts w:ascii="Times New Roman" w:hAnsi="Times New Roman"/>
-                <w:color w:val="000000" w:themeColor="text1"/>
-                <w:sz w:val="14"/>
-                <w:szCs w:val="14"/>
-              </w:rPr>
-              <w:t>obs</w:t>
-            </w:r>
-            <w:proofErr w:type="gramEnd"/>
-            <w:r>
-              <w:rPr>
-                <w:rFonts w:ascii="Times New Roman" w:hAnsi="Times New Roman"/>
-                <w:color w:val="000000" w:themeColor="text1"/>
-                <w:sz w:val="14"/>
-                <w:szCs w:val="14"/>
-              </w:rPr>
-              <w:t>_surf_dur</w:t>
-            </w:r>
-            <w:proofErr w:type="spellEnd"/>
-            <w:r>
-              <w:rPr>
-                <w:rFonts w:ascii="Times New Roman" w:hAnsi="Times New Roman"/>
-                <w:color w:val="000000" w:themeColor="text1"/>
-                <w:sz w:val="14"/>
-                <w:szCs w:val="14"/>
-              </w:rPr>
-              <w:t xml:space="preserve"> }}</w:t>
+            <w:r>
+              <w:rPr>
+                <w:rFonts w:ascii="Times New Roman" w:hAnsi="Times New Roman"/>
+                <w:color w:val="000000" w:themeColor="text1"/>
+                <w:sz w:val="14"/>
+                <w:szCs w:val="14"/>
+              </w:rPr>
+              <w:t>{{ obs_surf_dur }}</w:t>
             </w:r>
           </w:p>
         </w:tc>
@@ -14479,45 +12847,14 @@
                 <w:szCs w:val="14"/>
               </w:rPr>
             </w:pPr>
-            <w:proofErr w:type="gramStart"/>
-            <w:r>
-              <w:rPr>
-                <w:rFonts w:ascii="Times New Roman" w:hAnsi="Times New Roman"/>
-                <w:color w:val="000000" w:themeColor="text1"/>
-                <w:sz w:val="14"/>
-                <w:szCs w:val="14"/>
-              </w:rPr>
-              <w:t xml:space="preserve">{{ </w:t>
-            </w:r>
-            <w:proofErr w:type="spellStart"/>
-            <w:r>
-              <w:rPr>
-                <w:rFonts w:ascii="Times New Roman" w:hAnsi="Times New Roman"/>
-                <w:color w:val="000000" w:themeColor="text1"/>
-                <w:sz w:val="14"/>
-                <w:szCs w:val="14"/>
-              </w:rPr>
-              <w:t>etx</w:t>
-            </w:r>
-            <w:proofErr w:type="gramEnd"/>
-            <w:r>
-              <w:rPr>
-                <w:rFonts w:ascii="Times New Roman" w:hAnsi="Times New Roman"/>
-                <w:color w:val="000000" w:themeColor="text1"/>
-                <w:sz w:val="14"/>
-                <w:szCs w:val="14"/>
-              </w:rPr>
-              <w:t>_surf_dur</w:t>
-            </w:r>
-            <w:proofErr w:type="spellEnd"/>
-            <w:r>
-              <w:rPr>
-                <w:rFonts w:ascii="Times New Roman" w:hAnsi="Times New Roman"/>
-                <w:color w:val="000000" w:themeColor="text1"/>
-                <w:sz w:val="14"/>
-                <w:szCs w:val="14"/>
-              </w:rPr>
-              <w:t xml:space="preserve"> }}</w:t>
+            <w:r>
+              <w:rPr>
+                <w:rFonts w:ascii="Times New Roman" w:hAnsi="Times New Roman"/>
+                <w:color w:val="000000" w:themeColor="text1"/>
+                <w:sz w:val="14"/>
+                <w:szCs w:val="14"/>
+              </w:rPr>
+              <w:t>{{ etx_surf_dur }}</w:t>
             </w:r>
           </w:p>
         </w:tc>
@@ -14547,45 +12884,14 @@
                 <w:szCs w:val="14"/>
               </w:rPr>
             </w:pPr>
-            <w:proofErr w:type="gramStart"/>
-            <w:r>
-              <w:rPr>
-                <w:rFonts w:ascii="Times New Roman" w:hAnsi="Times New Roman"/>
-                <w:color w:val="000000" w:themeColor="text1"/>
-                <w:sz w:val="14"/>
-                <w:szCs w:val="14"/>
-              </w:rPr>
-              <w:t xml:space="preserve">{{ </w:t>
-            </w:r>
-            <w:proofErr w:type="spellStart"/>
-            <w:r>
-              <w:rPr>
-                <w:rFonts w:ascii="Times New Roman" w:hAnsi="Times New Roman"/>
-                <w:color w:val="000000" w:themeColor="text1"/>
-                <w:sz w:val="14"/>
-                <w:szCs w:val="14"/>
-              </w:rPr>
-              <w:t>id</w:t>
-            </w:r>
-            <w:proofErr w:type="gramEnd"/>
-            <w:r>
-              <w:rPr>
-                <w:rFonts w:ascii="Times New Roman" w:hAnsi="Times New Roman"/>
-                <w:color w:val="000000" w:themeColor="text1"/>
-                <w:sz w:val="14"/>
-                <w:szCs w:val="14"/>
-              </w:rPr>
-              <w:t>_surf_dur</w:t>
-            </w:r>
-            <w:proofErr w:type="spellEnd"/>
-            <w:r>
-              <w:rPr>
-                <w:rFonts w:ascii="Times New Roman" w:hAnsi="Times New Roman"/>
-                <w:color w:val="000000" w:themeColor="text1"/>
-                <w:sz w:val="14"/>
-                <w:szCs w:val="14"/>
-              </w:rPr>
-              <w:t xml:space="preserve"> }}</w:t>
+            <w:r>
+              <w:rPr>
+                <w:rFonts w:ascii="Times New Roman" w:hAnsi="Times New Roman"/>
+                <w:color w:val="000000" w:themeColor="text1"/>
+                <w:sz w:val="14"/>
+                <w:szCs w:val="14"/>
+              </w:rPr>
+              <w:t>{{ id_surf_dur }}</w:t>
             </w:r>
           </w:p>
         </w:tc>
@@ -14700,7 +13006,6 @@
               </w:rPr>
               <w:t>E00</w:t>
             </w:r>
-            <w:proofErr w:type="gramStart"/>
             <w:r>
               <w:rPr>
                 <w:rFonts w:ascii="Times New Roman" w:hAnsi="Times New Roman"/>
@@ -14710,37 +13015,15 @@
               </w:rPr>
               <w:t xml:space="preserve">{{ </w:t>
             </w:r>
-            <w:proofErr w:type="spellStart"/>
-            <w:r>
-              <w:rPr>
-                <w:rFonts w:ascii="Times New Roman" w:hAnsi="Times New Roman"/>
-                <w:color w:val="000000" w:themeColor="text1"/>
-                <w:sz w:val="14"/>
-                <w:szCs w:val="14"/>
-              </w:rPr>
-              <w:t>chgbsc</w:t>
-            </w:r>
-            <w:proofErr w:type="gramEnd"/>
-            <w:r>
-              <w:rPr>
-                <w:rFonts w:ascii="Times New Roman" w:hAnsi="Times New Roman"/>
-                <w:color w:val="000000" w:themeColor="text1"/>
-                <w:sz w:val="14"/>
-                <w:szCs w:val="14"/>
-              </w:rPr>
-              <w:t>_</w:t>
-            </w:r>
-            <w:proofErr w:type="gramStart"/>
-            <w:r>
-              <w:rPr>
-                <w:rFonts w:ascii="Times New Roman" w:hAnsi="Times New Roman"/>
-                <w:color w:val="000000" w:themeColor="text1"/>
-                <w:sz w:val="14"/>
-                <w:szCs w:val="14"/>
-              </w:rPr>
-              <w:t>id</w:t>
-            </w:r>
-            <w:proofErr w:type="spellEnd"/>
+            <w:r>
+              <w:rPr>
+                <w:rFonts w:ascii="Times New Roman" w:hAnsi="Times New Roman"/>
+                <w:color w:val="000000" w:themeColor="text1"/>
+                <w:sz w:val="14"/>
+                <w:szCs w:val="14"/>
+              </w:rPr>
+              <w:t>chgbsc_id</w:t>
+            </w:r>
             <w:r>
               <w:rPr>
                 <w:rFonts w:ascii="Times New Roman" w:hAnsi="Times New Roman"/>
@@ -14757,17 +13040,7 @@
                 <w:sz w:val="14"/>
                 <w:szCs w:val="14"/>
               </w:rPr>
-              <w:t>}</w:t>
-            </w:r>
-            <w:proofErr w:type="gramEnd"/>
-            <w:r>
-              <w:rPr>
-                <w:rFonts w:ascii="Times New Roman" w:hAnsi="Times New Roman"/>
-                <w:color w:val="000000" w:themeColor="text1"/>
-                <w:sz w:val="14"/>
-                <w:szCs w:val="14"/>
-              </w:rPr>
-              <w:t>}</w:t>
+              <w:t>}}</w:t>
             </w:r>
             <w:r>
               <w:rPr>
@@ -14843,45 +13116,14 @@
                 <w:szCs w:val="14"/>
               </w:rPr>
             </w:pPr>
-            <w:proofErr w:type="gramStart"/>
-            <w:r>
-              <w:rPr>
-                <w:rFonts w:ascii="Times New Roman" w:hAnsi="Times New Roman"/>
-                <w:color w:val="000000" w:themeColor="text1"/>
-                <w:sz w:val="14"/>
-                <w:szCs w:val="14"/>
-              </w:rPr>
-              <w:t xml:space="preserve">{{ </w:t>
-            </w:r>
-            <w:proofErr w:type="spellStart"/>
-            <w:r>
-              <w:rPr>
-                <w:rFonts w:ascii="Times New Roman" w:hAnsi="Times New Roman"/>
-                <w:color w:val="000000" w:themeColor="text1"/>
-                <w:sz w:val="14"/>
-                <w:szCs w:val="14"/>
-              </w:rPr>
-              <w:t>test</w:t>
-            </w:r>
-            <w:proofErr w:type="gramEnd"/>
-            <w:r>
-              <w:rPr>
-                <w:rFonts w:ascii="Times New Roman" w:hAnsi="Times New Roman"/>
-                <w:color w:val="000000" w:themeColor="text1"/>
-                <w:sz w:val="14"/>
-                <w:szCs w:val="14"/>
-              </w:rPr>
-              <w:t>_date</w:t>
-            </w:r>
-            <w:proofErr w:type="spellEnd"/>
-            <w:r>
-              <w:rPr>
-                <w:rFonts w:ascii="Times New Roman" w:hAnsi="Times New Roman"/>
-                <w:color w:val="000000" w:themeColor="text1"/>
-                <w:sz w:val="14"/>
-                <w:szCs w:val="14"/>
-              </w:rPr>
-              <w:t xml:space="preserve"> }}</w:t>
+            <w:r>
+              <w:rPr>
+                <w:rFonts w:ascii="Times New Roman" w:hAnsi="Times New Roman"/>
+                <w:color w:val="000000" w:themeColor="text1"/>
+                <w:sz w:val="14"/>
+                <w:szCs w:val="14"/>
+              </w:rPr>
+              <w:t>{{ test_date }}</w:t>
             </w:r>
           </w:p>
         </w:tc>
@@ -14912,45 +13154,14 @@
                 <w:szCs w:val="14"/>
               </w:rPr>
             </w:pPr>
-            <w:proofErr w:type="gramStart"/>
-            <w:r>
-              <w:rPr>
-                <w:rFonts w:ascii="Times New Roman" w:hAnsi="Times New Roman"/>
-                <w:color w:val="000000" w:themeColor="text1"/>
-                <w:sz w:val="14"/>
-                <w:szCs w:val="14"/>
-              </w:rPr>
-              <w:t xml:space="preserve">{{ </w:t>
-            </w:r>
-            <w:proofErr w:type="spellStart"/>
-            <w:r>
-              <w:rPr>
-                <w:rFonts w:ascii="Times New Roman" w:hAnsi="Times New Roman"/>
-                <w:color w:val="000000" w:themeColor="text1"/>
-                <w:sz w:val="14"/>
-                <w:szCs w:val="14"/>
-              </w:rPr>
-              <w:t>changeover</w:t>
-            </w:r>
-            <w:proofErr w:type="gramEnd"/>
-            <w:r>
-              <w:rPr>
-                <w:rFonts w:ascii="Times New Roman" w:hAnsi="Times New Roman"/>
-                <w:color w:val="000000" w:themeColor="text1"/>
-                <w:sz w:val="14"/>
-                <w:szCs w:val="14"/>
-              </w:rPr>
-              <w:t>_initial</w:t>
-            </w:r>
-            <w:proofErr w:type="spellEnd"/>
-            <w:r>
-              <w:rPr>
-                <w:rFonts w:ascii="Times New Roman" w:hAnsi="Times New Roman"/>
-                <w:color w:val="000000" w:themeColor="text1"/>
-                <w:sz w:val="14"/>
-                <w:szCs w:val="14"/>
-              </w:rPr>
-              <w:t xml:space="preserve"> }}</w:t>
+            <w:r>
+              <w:rPr>
+                <w:rFonts w:ascii="Times New Roman" w:hAnsi="Times New Roman"/>
+                <w:color w:val="000000" w:themeColor="text1"/>
+                <w:sz w:val="14"/>
+                <w:szCs w:val="14"/>
+              </w:rPr>
+              <w:t>{{ changeover_initial }}</w:t>
             </w:r>
           </w:p>
         </w:tc>
@@ -15019,45 +13230,14 @@
                 <w:szCs w:val="14"/>
               </w:rPr>
             </w:pPr>
-            <w:proofErr w:type="gramStart"/>
-            <w:r>
-              <w:rPr>
-                <w:rFonts w:ascii="Times New Roman" w:hAnsi="Times New Roman"/>
-                <w:color w:val="000000" w:themeColor="text1"/>
-                <w:sz w:val="14"/>
-                <w:szCs w:val="14"/>
-              </w:rPr>
-              <w:t xml:space="preserve">{{ </w:t>
-            </w:r>
-            <w:proofErr w:type="spellStart"/>
-            <w:r>
-              <w:rPr>
-                <w:rFonts w:ascii="Times New Roman" w:hAnsi="Times New Roman"/>
-                <w:color w:val="000000" w:themeColor="text1"/>
-                <w:sz w:val="14"/>
-                <w:szCs w:val="14"/>
-              </w:rPr>
-              <w:t>obs</w:t>
-            </w:r>
-            <w:proofErr w:type="gramEnd"/>
-            <w:r>
-              <w:rPr>
-                <w:rFonts w:ascii="Times New Roman" w:hAnsi="Times New Roman"/>
-                <w:color w:val="000000" w:themeColor="text1"/>
-                <w:sz w:val="14"/>
-                <w:szCs w:val="14"/>
-              </w:rPr>
-              <w:t>_surf_dur</w:t>
-            </w:r>
-            <w:proofErr w:type="spellEnd"/>
-            <w:r>
-              <w:rPr>
-                <w:rFonts w:ascii="Times New Roman" w:hAnsi="Times New Roman"/>
-                <w:color w:val="000000" w:themeColor="text1"/>
-                <w:sz w:val="14"/>
-                <w:szCs w:val="14"/>
-              </w:rPr>
-              <w:t xml:space="preserve"> }}</w:t>
+            <w:r>
+              <w:rPr>
+                <w:rFonts w:ascii="Times New Roman" w:hAnsi="Times New Roman"/>
+                <w:color w:val="000000" w:themeColor="text1"/>
+                <w:sz w:val="14"/>
+                <w:szCs w:val="14"/>
+              </w:rPr>
+              <w:t>{{ obs_surf_dur }}</w:t>
             </w:r>
           </w:p>
         </w:tc>
@@ -15088,45 +13268,14 @@
                 <w:szCs w:val="14"/>
               </w:rPr>
             </w:pPr>
-            <w:proofErr w:type="gramStart"/>
-            <w:r>
-              <w:rPr>
-                <w:rFonts w:ascii="Times New Roman" w:hAnsi="Times New Roman"/>
-                <w:color w:val="000000" w:themeColor="text1"/>
-                <w:sz w:val="14"/>
-                <w:szCs w:val="14"/>
-              </w:rPr>
-              <w:t xml:space="preserve">{{ </w:t>
-            </w:r>
-            <w:proofErr w:type="spellStart"/>
-            <w:r>
-              <w:rPr>
-                <w:rFonts w:ascii="Times New Roman" w:hAnsi="Times New Roman"/>
-                <w:color w:val="000000" w:themeColor="text1"/>
-                <w:sz w:val="14"/>
-                <w:szCs w:val="14"/>
-              </w:rPr>
-              <w:t>etx</w:t>
-            </w:r>
-            <w:proofErr w:type="gramEnd"/>
-            <w:r>
-              <w:rPr>
-                <w:rFonts w:ascii="Times New Roman" w:hAnsi="Times New Roman"/>
-                <w:color w:val="000000" w:themeColor="text1"/>
-                <w:sz w:val="14"/>
-                <w:szCs w:val="14"/>
-              </w:rPr>
-              <w:t>_surf_dur</w:t>
-            </w:r>
-            <w:proofErr w:type="spellEnd"/>
-            <w:r>
-              <w:rPr>
-                <w:rFonts w:ascii="Times New Roman" w:hAnsi="Times New Roman"/>
-                <w:color w:val="000000" w:themeColor="text1"/>
-                <w:sz w:val="14"/>
-                <w:szCs w:val="14"/>
-              </w:rPr>
-              <w:t xml:space="preserve"> }}</w:t>
+            <w:r>
+              <w:rPr>
+                <w:rFonts w:ascii="Times New Roman" w:hAnsi="Times New Roman"/>
+                <w:color w:val="000000" w:themeColor="text1"/>
+                <w:sz w:val="14"/>
+                <w:szCs w:val="14"/>
+              </w:rPr>
+              <w:t>{{ etx_surf_dur }}</w:t>
             </w:r>
           </w:p>
         </w:tc>
@@ -15156,45 +13305,14 @@
                 <w:szCs w:val="14"/>
               </w:rPr>
             </w:pPr>
-            <w:proofErr w:type="gramStart"/>
-            <w:r>
-              <w:rPr>
-                <w:rFonts w:ascii="Times New Roman" w:hAnsi="Times New Roman"/>
-                <w:color w:val="000000" w:themeColor="text1"/>
-                <w:sz w:val="14"/>
-                <w:szCs w:val="14"/>
-              </w:rPr>
-              <w:t xml:space="preserve">{{ </w:t>
-            </w:r>
-            <w:proofErr w:type="spellStart"/>
-            <w:r>
-              <w:rPr>
-                <w:rFonts w:ascii="Times New Roman" w:hAnsi="Times New Roman"/>
-                <w:color w:val="000000" w:themeColor="text1"/>
-                <w:sz w:val="14"/>
-                <w:szCs w:val="14"/>
-              </w:rPr>
-              <w:t>id</w:t>
-            </w:r>
-            <w:proofErr w:type="gramEnd"/>
-            <w:r>
-              <w:rPr>
-                <w:rFonts w:ascii="Times New Roman" w:hAnsi="Times New Roman"/>
-                <w:color w:val="000000" w:themeColor="text1"/>
-                <w:sz w:val="14"/>
-                <w:szCs w:val="14"/>
-              </w:rPr>
-              <w:t>_surf_dur</w:t>
-            </w:r>
-            <w:proofErr w:type="spellEnd"/>
-            <w:r>
-              <w:rPr>
-                <w:rFonts w:ascii="Times New Roman" w:hAnsi="Times New Roman"/>
-                <w:color w:val="000000" w:themeColor="text1"/>
-                <w:sz w:val="14"/>
-                <w:szCs w:val="14"/>
-              </w:rPr>
-              <w:t xml:space="preserve"> }}</w:t>
+            <w:r>
+              <w:rPr>
+                <w:rFonts w:ascii="Times New Roman" w:hAnsi="Times New Roman"/>
+                <w:color w:val="000000" w:themeColor="text1"/>
+                <w:sz w:val="14"/>
+                <w:szCs w:val="14"/>
+              </w:rPr>
+              <w:t>{{ id_surf_dur }}</w:t>
             </w:r>
           </w:p>
         </w:tc>
@@ -15282,65 +13400,14 @@
               </w:rPr>
               <w:t>E00</w:t>
             </w:r>
-            <w:proofErr w:type="gramStart"/>
-            <w:r>
-              <w:rPr>
-                <w:rFonts w:ascii="Times New Roman" w:hAnsi="Times New Roman"/>
-                <w:color w:val="000000" w:themeColor="text1"/>
-                <w:sz w:val="14"/>
-                <w:szCs w:val="14"/>
-              </w:rPr>
-              <w:t xml:space="preserve">{{ </w:t>
-            </w:r>
-            <w:proofErr w:type="spellStart"/>
-            <w:r>
-              <w:rPr>
-                <w:rFonts w:ascii="Times New Roman" w:hAnsi="Times New Roman"/>
-                <w:color w:val="000000" w:themeColor="text1"/>
-                <w:sz w:val="14"/>
-                <w:szCs w:val="14"/>
-              </w:rPr>
-              <w:t>bsc</w:t>
-            </w:r>
-            <w:proofErr w:type="gramEnd"/>
-            <w:r>
-              <w:rPr>
-                <w:rFonts w:ascii="Times New Roman" w:hAnsi="Times New Roman"/>
-                <w:color w:val="000000" w:themeColor="text1"/>
-                <w:sz w:val="14"/>
-                <w:szCs w:val="14"/>
-              </w:rPr>
-              <w:t>_</w:t>
-            </w:r>
-            <w:proofErr w:type="gramStart"/>
-            <w:r>
-              <w:rPr>
-                <w:rFonts w:ascii="Times New Roman" w:hAnsi="Times New Roman"/>
-                <w:color w:val="000000" w:themeColor="text1"/>
-                <w:sz w:val="14"/>
-                <w:szCs w:val="14"/>
-              </w:rPr>
-              <w:t>id</w:t>
-            </w:r>
-            <w:proofErr w:type="spellEnd"/>
-            <w:r>
-              <w:rPr>
-                <w:rFonts w:ascii="Times New Roman" w:hAnsi="Times New Roman"/>
-                <w:color w:val="000000" w:themeColor="text1"/>
-                <w:sz w:val="14"/>
-                <w:szCs w:val="14"/>
-              </w:rPr>
-              <w:t xml:space="preserve"> }</w:t>
-            </w:r>
-            <w:proofErr w:type="gramEnd"/>
-            <w:r>
-              <w:rPr>
-                <w:rFonts w:ascii="Times New Roman" w:hAnsi="Times New Roman"/>
-                <w:color w:val="000000" w:themeColor="text1"/>
-                <w:sz w:val="14"/>
-                <w:szCs w:val="14"/>
-              </w:rPr>
-              <w:t xml:space="preserve">} </w:t>
+            <w:r>
+              <w:rPr>
+                <w:rFonts w:ascii="Times New Roman" w:hAnsi="Times New Roman"/>
+                <w:color w:val="000000" w:themeColor="text1"/>
+                <w:sz w:val="14"/>
+                <w:szCs w:val="14"/>
+              </w:rPr>
+              <w:t xml:space="preserve">{{ bsc_id }} </w:t>
             </w:r>
             <w:r>
               <w:rPr>
@@ -15410,45 +13477,14 @@
                 <w:szCs w:val="14"/>
               </w:rPr>
             </w:pPr>
-            <w:proofErr w:type="gramStart"/>
-            <w:r>
-              <w:rPr>
-                <w:rFonts w:ascii="Times New Roman" w:hAnsi="Times New Roman"/>
-                <w:color w:val="000000" w:themeColor="text1"/>
-                <w:sz w:val="14"/>
-                <w:szCs w:val="14"/>
-              </w:rPr>
-              <w:t xml:space="preserve">{{ </w:t>
-            </w:r>
-            <w:proofErr w:type="spellStart"/>
-            <w:r>
-              <w:rPr>
-                <w:rFonts w:ascii="Times New Roman" w:hAnsi="Times New Roman"/>
-                <w:color w:val="000000" w:themeColor="text1"/>
-                <w:sz w:val="14"/>
-                <w:szCs w:val="14"/>
-              </w:rPr>
-              <w:t>test</w:t>
-            </w:r>
-            <w:proofErr w:type="gramEnd"/>
-            <w:r>
-              <w:rPr>
-                <w:rFonts w:ascii="Times New Roman" w:hAnsi="Times New Roman"/>
-                <w:color w:val="000000" w:themeColor="text1"/>
-                <w:sz w:val="14"/>
-                <w:szCs w:val="14"/>
-              </w:rPr>
-              <w:t>_date</w:t>
-            </w:r>
-            <w:proofErr w:type="spellEnd"/>
-            <w:r>
-              <w:rPr>
-                <w:rFonts w:ascii="Times New Roman" w:hAnsi="Times New Roman"/>
-                <w:color w:val="000000" w:themeColor="text1"/>
-                <w:sz w:val="14"/>
-                <w:szCs w:val="14"/>
-              </w:rPr>
-              <w:t xml:space="preserve"> }}</w:t>
+            <w:r>
+              <w:rPr>
+                <w:rFonts w:ascii="Times New Roman" w:hAnsi="Times New Roman"/>
+                <w:color w:val="000000" w:themeColor="text1"/>
+                <w:sz w:val="14"/>
+                <w:szCs w:val="14"/>
+              </w:rPr>
+              <w:t>{{ test_date }}</w:t>
             </w:r>
           </w:p>
         </w:tc>
@@ -15479,45 +13515,14 @@
                 <w:szCs w:val="14"/>
               </w:rPr>
             </w:pPr>
-            <w:proofErr w:type="gramStart"/>
-            <w:r>
-              <w:rPr>
-                <w:rFonts w:ascii="Times New Roman" w:hAnsi="Times New Roman"/>
-                <w:color w:val="000000" w:themeColor="text1"/>
-                <w:sz w:val="14"/>
-                <w:szCs w:val="14"/>
-              </w:rPr>
-              <w:t xml:space="preserve">{{ </w:t>
-            </w:r>
-            <w:proofErr w:type="spellStart"/>
-            <w:r>
-              <w:rPr>
-                <w:rFonts w:ascii="Times New Roman" w:hAnsi="Times New Roman"/>
-                <w:color w:val="000000" w:themeColor="text1"/>
-                <w:sz w:val="14"/>
-                <w:szCs w:val="14"/>
-              </w:rPr>
-              <w:t>analyst</w:t>
-            </w:r>
-            <w:proofErr w:type="gramEnd"/>
-            <w:r>
-              <w:rPr>
-                <w:rFonts w:ascii="Times New Roman" w:hAnsi="Times New Roman"/>
-                <w:color w:val="000000" w:themeColor="text1"/>
-                <w:sz w:val="14"/>
-                <w:szCs w:val="14"/>
-              </w:rPr>
-              <w:t>_initial</w:t>
-            </w:r>
-            <w:proofErr w:type="spellEnd"/>
-            <w:r>
-              <w:rPr>
-                <w:rFonts w:ascii="Times New Roman" w:hAnsi="Times New Roman"/>
-                <w:color w:val="000000" w:themeColor="text1"/>
-                <w:sz w:val="14"/>
-                <w:szCs w:val="14"/>
-              </w:rPr>
-              <w:t xml:space="preserve"> }}</w:t>
+            <w:r>
+              <w:rPr>
+                <w:rFonts w:ascii="Times New Roman" w:hAnsi="Times New Roman"/>
+                <w:color w:val="000000" w:themeColor="text1"/>
+                <w:sz w:val="14"/>
+                <w:szCs w:val="14"/>
+              </w:rPr>
+              <w:t>{{ analyst_initial }}</w:t>
             </w:r>
           </w:p>
         </w:tc>
@@ -15586,45 +13591,14 @@
                 <w:szCs w:val="14"/>
               </w:rPr>
             </w:pPr>
-            <w:proofErr w:type="gramStart"/>
-            <w:r>
-              <w:rPr>
-                <w:rFonts w:ascii="Times New Roman" w:hAnsi="Times New Roman"/>
-                <w:color w:val="000000" w:themeColor="text1"/>
-                <w:sz w:val="14"/>
-                <w:szCs w:val="14"/>
-              </w:rPr>
-              <w:t xml:space="preserve">{{ </w:t>
-            </w:r>
-            <w:proofErr w:type="spellStart"/>
-            <w:r>
-              <w:rPr>
-                <w:rFonts w:ascii="Times New Roman" w:hAnsi="Times New Roman"/>
-                <w:color w:val="000000" w:themeColor="text1"/>
-                <w:sz w:val="14"/>
-                <w:szCs w:val="14"/>
-              </w:rPr>
-              <w:t>obs</w:t>
-            </w:r>
-            <w:proofErr w:type="gramEnd"/>
-            <w:r>
-              <w:rPr>
-                <w:rFonts w:ascii="Times New Roman" w:hAnsi="Times New Roman"/>
-                <w:color w:val="000000" w:themeColor="text1"/>
-                <w:sz w:val="14"/>
-                <w:szCs w:val="14"/>
-              </w:rPr>
-              <w:t>_sett_dur</w:t>
-            </w:r>
-            <w:proofErr w:type="spellEnd"/>
-            <w:r>
-              <w:rPr>
-                <w:rFonts w:ascii="Times New Roman" w:hAnsi="Times New Roman"/>
-                <w:color w:val="000000" w:themeColor="text1"/>
-                <w:sz w:val="14"/>
-                <w:szCs w:val="14"/>
-              </w:rPr>
-              <w:t xml:space="preserve"> }}</w:t>
+            <w:r>
+              <w:rPr>
+                <w:rFonts w:ascii="Times New Roman" w:hAnsi="Times New Roman"/>
+                <w:color w:val="000000" w:themeColor="text1"/>
+                <w:sz w:val="14"/>
+                <w:szCs w:val="14"/>
+              </w:rPr>
+              <w:t>{{ obs_sett_dur }}</w:t>
             </w:r>
           </w:p>
         </w:tc>
@@ -15655,45 +13629,14 @@
                 <w:szCs w:val="14"/>
               </w:rPr>
             </w:pPr>
-            <w:proofErr w:type="gramStart"/>
-            <w:r>
-              <w:rPr>
-                <w:rFonts w:ascii="Times New Roman" w:hAnsi="Times New Roman"/>
-                <w:color w:val="000000" w:themeColor="text1"/>
-                <w:sz w:val="14"/>
-                <w:szCs w:val="14"/>
-              </w:rPr>
-              <w:t xml:space="preserve">{{ </w:t>
-            </w:r>
-            <w:proofErr w:type="spellStart"/>
-            <w:r>
-              <w:rPr>
-                <w:rFonts w:ascii="Times New Roman" w:hAnsi="Times New Roman"/>
-                <w:color w:val="000000" w:themeColor="text1"/>
-                <w:sz w:val="14"/>
-                <w:szCs w:val="14"/>
-              </w:rPr>
-              <w:t>etx</w:t>
-            </w:r>
-            <w:proofErr w:type="gramEnd"/>
-            <w:r>
-              <w:rPr>
-                <w:rFonts w:ascii="Times New Roman" w:hAnsi="Times New Roman"/>
-                <w:color w:val="000000" w:themeColor="text1"/>
-                <w:sz w:val="14"/>
-                <w:szCs w:val="14"/>
-              </w:rPr>
-              <w:t>_sett_dur</w:t>
-            </w:r>
-            <w:proofErr w:type="spellEnd"/>
-            <w:r>
-              <w:rPr>
-                <w:rFonts w:ascii="Times New Roman" w:hAnsi="Times New Roman"/>
-                <w:color w:val="000000" w:themeColor="text1"/>
-                <w:sz w:val="14"/>
-                <w:szCs w:val="14"/>
-              </w:rPr>
-              <w:t xml:space="preserve"> }}</w:t>
+            <w:r>
+              <w:rPr>
+                <w:rFonts w:ascii="Times New Roman" w:hAnsi="Times New Roman"/>
+                <w:color w:val="000000" w:themeColor="text1"/>
+                <w:sz w:val="14"/>
+                <w:szCs w:val="14"/>
+              </w:rPr>
+              <w:t>{{ etx_sett_dur }}</w:t>
             </w:r>
           </w:p>
         </w:tc>
@@ -15723,45 +13666,14 @@
                 <w:szCs w:val="14"/>
               </w:rPr>
             </w:pPr>
-            <w:proofErr w:type="gramStart"/>
-            <w:r>
-              <w:rPr>
-                <w:rFonts w:ascii="Times New Roman" w:hAnsi="Times New Roman"/>
-                <w:color w:val="000000" w:themeColor="text1"/>
-                <w:sz w:val="14"/>
-                <w:szCs w:val="14"/>
-              </w:rPr>
-              <w:t xml:space="preserve">{{ </w:t>
-            </w:r>
-            <w:proofErr w:type="spellStart"/>
-            <w:r>
-              <w:rPr>
-                <w:rFonts w:ascii="Times New Roman" w:hAnsi="Times New Roman"/>
-                <w:color w:val="000000" w:themeColor="text1"/>
-                <w:sz w:val="14"/>
-                <w:szCs w:val="14"/>
-              </w:rPr>
-              <w:t>id</w:t>
-            </w:r>
-            <w:proofErr w:type="gramEnd"/>
-            <w:r>
-              <w:rPr>
-                <w:rFonts w:ascii="Times New Roman" w:hAnsi="Times New Roman"/>
-                <w:color w:val="000000" w:themeColor="text1"/>
-                <w:sz w:val="14"/>
-                <w:szCs w:val="14"/>
-              </w:rPr>
-              <w:t>_sett_dur</w:t>
-            </w:r>
-            <w:proofErr w:type="spellEnd"/>
-            <w:r>
-              <w:rPr>
-                <w:rFonts w:ascii="Times New Roman" w:hAnsi="Times New Roman"/>
-                <w:color w:val="000000" w:themeColor="text1"/>
-                <w:sz w:val="14"/>
-                <w:szCs w:val="14"/>
-              </w:rPr>
-              <w:t xml:space="preserve"> }}</w:t>
+            <w:r>
+              <w:rPr>
+                <w:rFonts w:ascii="Times New Roman" w:hAnsi="Times New Roman"/>
+                <w:color w:val="000000" w:themeColor="text1"/>
+                <w:sz w:val="14"/>
+                <w:szCs w:val="14"/>
+              </w:rPr>
+              <w:t>{{ id_sett_dur }}</w:t>
             </w:r>
           </w:p>
         </w:tc>
@@ -15849,7 +13761,6 @@
               </w:rPr>
               <w:t>E00</w:t>
             </w:r>
-            <w:proofErr w:type="gramStart"/>
             <w:r>
               <w:rPr>
                 <w:rFonts w:ascii="Times New Roman" w:hAnsi="Times New Roman"/>
@@ -15859,37 +13770,15 @@
               </w:rPr>
               <w:t xml:space="preserve">{{ </w:t>
             </w:r>
-            <w:proofErr w:type="spellStart"/>
-            <w:r>
-              <w:rPr>
-                <w:rFonts w:ascii="Times New Roman" w:hAnsi="Times New Roman"/>
-                <w:color w:val="000000" w:themeColor="text1"/>
-                <w:sz w:val="14"/>
-                <w:szCs w:val="14"/>
-              </w:rPr>
-              <w:t>chgbsc</w:t>
-            </w:r>
-            <w:proofErr w:type="gramEnd"/>
-            <w:r>
-              <w:rPr>
-                <w:rFonts w:ascii="Times New Roman" w:hAnsi="Times New Roman"/>
-                <w:color w:val="000000" w:themeColor="text1"/>
-                <w:sz w:val="14"/>
-                <w:szCs w:val="14"/>
-              </w:rPr>
-              <w:t>_</w:t>
-            </w:r>
-            <w:proofErr w:type="gramStart"/>
-            <w:r>
-              <w:rPr>
-                <w:rFonts w:ascii="Times New Roman" w:hAnsi="Times New Roman"/>
-                <w:color w:val="000000" w:themeColor="text1"/>
-                <w:sz w:val="14"/>
-                <w:szCs w:val="14"/>
-              </w:rPr>
-              <w:t>id</w:t>
-            </w:r>
-            <w:proofErr w:type="spellEnd"/>
+            <w:r>
+              <w:rPr>
+                <w:rFonts w:ascii="Times New Roman" w:hAnsi="Times New Roman"/>
+                <w:color w:val="000000" w:themeColor="text1"/>
+                <w:sz w:val="14"/>
+                <w:szCs w:val="14"/>
+              </w:rPr>
+              <w:t>chgbsc_id</w:t>
+            </w:r>
             <w:r>
               <w:rPr>
                 <w:rFonts w:ascii="Times New Roman" w:hAnsi="Times New Roman"/>
@@ -15906,17 +13795,7 @@
                 <w:sz w:val="14"/>
                 <w:szCs w:val="14"/>
               </w:rPr>
-              <w:t>}</w:t>
-            </w:r>
-            <w:proofErr w:type="gramEnd"/>
-            <w:r>
-              <w:rPr>
-                <w:rFonts w:ascii="Times New Roman" w:hAnsi="Times New Roman"/>
-                <w:color w:val="000000" w:themeColor="text1"/>
-                <w:sz w:val="14"/>
-                <w:szCs w:val="14"/>
-              </w:rPr>
-              <w:t>}</w:t>
+              <w:t>}}</w:t>
             </w:r>
             <w:r>
               <w:rPr>
@@ -15992,45 +13871,14 @@
                 <w:szCs w:val="14"/>
               </w:rPr>
             </w:pPr>
-            <w:proofErr w:type="gramStart"/>
-            <w:r>
-              <w:rPr>
-                <w:rFonts w:ascii="Times New Roman" w:hAnsi="Times New Roman"/>
-                <w:color w:val="000000" w:themeColor="text1"/>
-                <w:sz w:val="14"/>
-                <w:szCs w:val="14"/>
-              </w:rPr>
-              <w:t xml:space="preserve">{{ </w:t>
-            </w:r>
-            <w:proofErr w:type="spellStart"/>
-            <w:r>
-              <w:rPr>
-                <w:rFonts w:ascii="Times New Roman" w:hAnsi="Times New Roman"/>
-                <w:color w:val="000000" w:themeColor="text1"/>
-                <w:sz w:val="14"/>
-                <w:szCs w:val="14"/>
-              </w:rPr>
-              <w:t>test</w:t>
-            </w:r>
-            <w:proofErr w:type="gramEnd"/>
-            <w:r>
-              <w:rPr>
-                <w:rFonts w:ascii="Times New Roman" w:hAnsi="Times New Roman"/>
-                <w:color w:val="000000" w:themeColor="text1"/>
-                <w:sz w:val="14"/>
-                <w:szCs w:val="14"/>
-              </w:rPr>
-              <w:t>_date</w:t>
-            </w:r>
-            <w:proofErr w:type="spellEnd"/>
-            <w:r>
-              <w:rPr>
-                <w:rFonts w:ascii="Times New Roman" w:hAnsi="Times New Roman"/>
-                <w:color w:val="000000" w:themeColor="text1"/>
-                <w:sz w:val="14"/>
-                <w:szCs w:val="14"/>
-              </w:rPr>
-              <w:t xml:space="preserve"> }}</w:t>
+            <w:r>
+              <w:rPr>
+                <w:rFonts w:ascii="Times New Roman" w:hAnsi="Times New Roman"/>
+                <w:color w:val="000000" w:themeColor="text1"/>
+                <w:sz w:val="14"/>
+                <w:szCs w:val="14"/>
+              </w:rPr>
+              <w:t>{{ test_date }}</w:t>
             </w:r>
           </w:p>
         </w:tc>
@@ -16061,45 +13909,14 @@
                 <w:szCs w:val="14"/>
               </w:rPr>
             </w:pPr>
-            <w:proofErr w:type="gramStart"/>
-            <w:r>
-              <w:rPr>
-                <w:rFonts w:ascii="Times New Roman" w:hAnsi="Times New Roman"/>
-                <w:color w:val="000000" w:themeColor="text1"/>
-                <w:sz w:val="14"/>
-                <w:szCs w:val="14"/>
-              </w:rPr>
-              <w:t xml:space="preserve">{{ </w:t>
-            </w:r>
-            <w:proofErr w:type="spellStart"/>
-            <w:r>
-              <w:rPr>
-                <w:rFonts w:ascii="Times New Roman" w:hAnsi="Times New Roman"/>
-                <w:color w:val="000000" w:themeColor="text1"/>
-                <w:sz w:val="14"/>
-                <w:szCs w:val="14"/>
-              </w:rPr>
-              <w:t>changeover</w:t>
-            </w:r>
-            <w:proofErr w:type="gramEnd"/>
-            <w:r>
-              <w:rPr>
-                <w:rFonts w:ascii="Times New Roman" w:hAnsi="Times New Roman"/>
-                <w:color w:val="000000" w:themeColor="text1"/>
-                <w:sz w:val="14"/>
-                <w:szCs w:val="14"/>
-              </w:rPr>
-              <w:t>_initial</w:t>
-            </w:r>
-            <w:proofErr w:type="spellEnd"/>
-            <w:r>
-              <w:rPr>
-                <w:rFonts w:ascii="Times New Roman" w:hAnsi="Times New Roman"/>
-                <w:color w:val="000000" w:themeColor="text1"/>
-                <w:sz w:val="14"/>
-                <w:szCs w:val="14"/>
-              </w:rPr>
-              <w:t xml:space="preserve"> }}</w:t>
+            <w:r>
+              <w:rPr>
+                <w:rFonts w:ascii="Times New Roman" w:hAnsi="Times New Roman"/>
+                <w:color w:val="000000" w:themeColor="text1"/>
+                <w:sz w:val="14"/>
+                <w:szCs w:val="14"/>
+              </w:rPr>
+              <w:t>{{ changeover_initial }}</w:t>
             </w:r>
           </w:p>
         </w:tc>
@@ -16168,45 +13985,14 @@
                 <w:szCs w:val="14"/>
               </w:rPr>
             </w:pPr>
-            <w:proofErr w:type="gramStart"/>
-            <w:r>
-              <w:rPr>
-                <w:rFonts w:ascii="Times New Roman" w:hAnsi="Times New Roman"/>
-                <w:color w:val="000000" w:themeColor="text1"/>
-                <w:sz w:val="14"/>
-                <w:szCs w:val="14"/>
-              </w:rPr>
-              <w:t xml:space="preserve">{{ </w:t>
-            </w:r>
-            <w:proofErr w:type="spellStart"/>
-            <w:r>
-              <w:rPr>
-                <w:rFonts w:ascii="Times New Roman" w:hAnsi="Times New Roman"/>
-                <w:color w:val="000000" w:themeColor="text1"/>
-                <w:sz w:val="14"/>
-                <w:szCs w:val="14"/>
-              </w:rPr>
-              <w:t>obs</w:t>
-            </w:r>
-            <w:proofErr w:type="gramEnd"/>
-            <w:r>
-              <w:rPr>
-                <w:rFonts w:ascii="Times New Roman" w:hAnsi="Times New Roman"/>
-                <w:color w:val="000000" w:themeColor="text1"/>
-                <w:sz w:val="14"/>
-                <w:szCs w:val="14"/>
-              </w:rPr>
-              <w:t>_sett_dur</w:t>
-            </w:r>
-            <w:proofErr w:type="spellEnd"/>
-            <w:r>
-              <w:rPr>
-                <w:rFonts w:ascii="Times New Roman" w:hAnsi="Times New Roman"/>
-                <w:color w:val="000000" w:themeColor="text1"/>
-                <w:sz w:val="14"/>
-                <w:szCs w:val="14"/>
-              </w:rPr>
-              <w:t xml:space="preserve"> }}</w:t>
+            <w:r>
+              <w:rPr>
+                <w:rFonts w:ascii="Times New Roman" w:hAnsi="Times New Roman"/>
+                <w:color w:val="000000" w:themeColor="text1"/>
+                <w:sz w:val="14"/>
+                <w:szCs w:val="14"/>
+              </w:rPr>
+              <w:t>{{ obs_sett_dur }}</w:t>
             </w:r>
           </w:p>
         </w:tc>
@@ -16237,45 +14023,14 @@
                 <w:szCs w:val="14"/>
               </w:rPr>
             </w:pPr>
-            <w:proofErr w:type="gramStart"/>
-            <w:r>
-              <w:rPr>
-                <w:rFonts w:ascii="Times New Roman" w:hAnsi="Times New Roman"/>
-                <w:color w:val="000000" w:themeColor="text1"/>
-                <w:sz w:val="14"/>
-                <w:szCs w:val="14"/>
-              </w:rPr>
-              <w:t xml:space="preserve">{{ </w:t>
-            </w:r>
-            <w:proofErr w:type="spellStart"/>
-            <w:r>
-              <w:rPr>
-                <w:rFonts w:ascii="Times New Roman" w:hAnsi="Times New Roman"/>
-                <w:color w:val="000000" w:themeColor="text1"/>
-                <w:sz w:val="14"/>
-                <w:szCs w:val="14"/>
-              </w:rPr>
-              <w:t>etx</w:t>
-            </w:r>
-            <w:proofErr w:type="gramEnd"/>
-            <w:r>
-              <w:rPr>
-                <w:rFonts w:ascii="Times New Roman" w:hAnsi="Times New Roman"/>
-                <w:color w:val="000000" w:themeColor="text1"/>
-                <w:sz w:val="14"/>
-                <w:szCs w:val="14"/>
-              </w:rPr>
-              <w:t>_sett_dur</w:t>
-            </w:r>
-            <w:proofErr w:type="spellEnd"/>
-            <w:r>
-              <w:rPr>
-                <w:rFonts w:ascii="Times New Roman" w:hAnsi="Times New Roman"/>
-                <w:color w:val="000000" w:themeColor="text1"/>
-                <w:sz w:val="14"/>
-                <w:szCs w:val="14"/>
-              </w:rPr>
-              <w:t xml:space="preserve"> }}</w:t>
+            <w:r>
+              <w:rPr>
+                <w:rFonts w:ascii="Times New Roman" w:hAnsi="Times New Roman"/>
+                <w:color w:val="000000" w:themeColor="text1"/>
+                <w:sz w:val="14"/>
+                <w:szCs w:val="14"/>
+              </w:rPr>
+              <w:t>{{ etx_sett_dur }}</w:t>
             </w:r>
           </w:p>
         </w:tc>
@@ -16305,45 +14060,14 @@
                 <w:szCs w:val="14"/>
               </w:rPr>
             </w:pPr>
-            <w:proofErr w:type="gramStart"/>
-            <w:r>
-              <w:rPr>
-                <w:rFonts w:ascii="Times New Roman" w:hAnsi="Times New Roman"/>
-                <w:color w:val="000000" w:themeColor="text1"/>
-                <w:sz w:val="14"/>
-                <w:szCs w:val="14"/>
-              </w:rPr>
-              <w:t xml:space="preserve">{{ </w:t>
-            </w:r>
-            <w:proofErr w:type="spellStart"/>
-            <w:r>
-              <w:rPr>
-                <w:rFonts w:ascii="Times New Roman" w:hAnsi="Times New Roman"/>
-                <w:color w:val="000000" w:themeColor="text1"/>
-                <w:sz w:val="14"/>
-                <w:szCs w:val="14"/>
-              </w:rPr>
-              <w:t>id</w:t>
-            </w:r>
-            <w:proofErr w:type="gramEnd"/>
-            <w:r>
-              <w:rPr>
-                <w:rFonts w:ascii="Times New Roman" w:hAnsi="Times New Roman"/>
-                <w:color w:val="000000" w:themeColor="text1"/>
-                <w:sz w:val="14"/>
-                <w:szCs w:val="14"/>
-              </w:rPr>
-              <w:t>_sett_dur</w:t>
-            </w:r>
-            <w:proofErr w:type="spellEnd"/>
-            <w:r>
-              <w:rPr>
-                <w:rFonts w:ascii="Times New Roman" w:hAnsi="Times New Roman"/>
-                <w:color w:val="000000" w:themeColor="text1"/>
-                <w:sz w:val="14"/>
-                <w:szCs w:val="14"/>
-              </w:rPr>
-              <w:t xml:space="preserve"> }}</w:t>
+            <w:r>
+              <w:rPr>
+                <w:rFonts w:ascii="Times New Roman" w:hAnsi="Times New Roman"/>
+                <w:color w:val="000000" w:themeColor="text1"/>
+                <w:sz w:val="14"/>
+                <w:szCs w:val="14"/>
+              </w:rPr>
+              <w:t>{{ id_sett_dur }}</w:t>
             </w:r>
           </w:p>
         </w:tc>
@@ -16421,7 +14145,6 @@
               </w:rPr>
               <w:t xml:space="preserve">Weekly Active Air Sampling Bracketing – Cleanroom </w:t>
             </w:r>
-            <w:proofErr w:type="gramStart"/>
             <w:r>
               <w:rPr>
                 <w:rFonts w:ascii="Times New Roman" w:hAnsi="Times New Roman"/>
@@ -16431,9 +14154,8 @@
                 <w:sz w:val="14"/>
                 <w:szCs w:val="14"/>
               </w:rPr>
-              <w:t xml:space="preserve">{{ </w:t>
-            </w:r>
-            <w:proofErr w:type="spellStart"/>
+              <w:t>{{ cr_suit }}</w:t>
+            </w:r>
             <w:r>
               <w:rPr>
                 <w:rFonts w:ascii="Times New Roman" w:hAnsi="Times New Roman"/>
@@ -16443,9 +14165,8 @@
                 <w:sz w:val="14"/>
                 <w:szCs w:val="14"/>
               </w:rPr>
-              <w:t>cr</w:t>
-            </w:r>
-            <w:proofErr w:type="gramEnd"/>
+              <w:t xml:space="preserve"> – CR</w:t>
+            </w:r>
             <w:r>
               <w:rPr>
                 <w:rFonts w:ascii="Times New Roman" w:hAnsi="Times New Roman"/>
@@ -16455,113 +14176,7 @@
                 <w:sz w:val="14"/>
                 <w:szCs w:val="14"/>
               </w:rPr>
-              <w:t>_</w:t>
-            </w:r>
-            <w:proofErr w:type="gramStart"/>
-            <w:r>
-              <w:rPr>
-                <w:rFonts w:ascii="Times New Roman" w:hAnsi="Times New Roman"/>
-                <w:b/>
-                <w:bCs/>
-                <w:color w:val="000000" w:themeColor="text1"/>
-                <w:sz w:val="14"/>
-                <w:szCs w:val="14"/>
-              </w:rPr>
-              <w:t>suit</w:t>
-            </w:r>
-            <w:proofErr w:type="spellEnd"/>
-            <w:r>
-              <w:rPr>
-                <w:rFonts w:ascii="Times New Roman" w:hAnsi="Times New Roman"/>
-                <w:b/>
-                <w:bCs/>
-                <w:color w:val="000000" w:themeColor="text1"/>
-                <w:sz w:val="14"/>
-                <w:szCs w:val="14"/>
-              </w:rPr>
-              <w:t xml:space="preserve"> }</w:t>
-            </w:r>
-            <w:proofErr w:type="gramEnd"/>
-            <w:r>
-              <w:rPr>
-                <w:rFonts w:ascii="Times New Roman" w:hAnsi="Times New Roman"/>
-                <w:b/>
-                <w:bCs/>
-                <w:color w:val="000000" w:themeColor="text1"/>
-                <w:sz w:val="14"/>
-                <w:szCs w:val="14"/>
-              </w:rPr>
-              <w:t>}</w:t>
-            </w:r>
-            <w:r>
-              <w:rPr>
-                <w:rFonts w:ascii="Times New Roman" w:hAnsi="Times New Roman"/>
-                <w:b/>
-                <w:bCs/>
-                <w:color w:val="000000" w:themeColor="text1"/>
-                <w:sz w:val="14"/>
-                <w:szCs w:val="14"/>
-              </w:rPr>
-              <w:t xml:space="preserve"> – </w:t>
-            </w:r>
-            <w:proofErr w:type="gramStart"/>
-            <w:r>
-              <w:rPr>
-                <w:rFonts w:ascii="Times New Roman" w:hAnsi="Times New Roman"/>
-                <w:b/>
-                <w:bCs/>
-                <w:color w:val="000000" w:themeColor="text1"/>
-                <w:sz w:val="14"/>
-                <w:szCs w:val="14"/>
-              </w:rPr>
-              <w:t>CR</w:t>
-            </w:r>
-            <w:r>
-              <w:rPr>
-                <w:rFonts w:ascii="Times New Roman" w:hAnsi="Times New Roman"/>
-                <w:b/>
-                <w:bCs/>
-                <w:color w:val="000000" w:themeColor="text1"/>
-                <w:sz w:val="14"/>
-                <w:szCs w:val="14"/>
-              </w:rPr>
-              <w:t xml:space="preserve">{{ </w:t>
-            </w:r>
-            <w:proofErr w:type="spellStart"/>
-            <w:r>
-              <w:rPr>
-                <w:rFonts w:ascii="Times New Roman" w:hAnsi="Times New Roman"/>
-                <w:b/>
-                <w:bCs/>
-                <w:color w:val="000000" w:themeColor="text1"/>
-                <w:sz w:val="14"/>
-                <w:szCs w:val="14"/>
-              </w:rPr>
-              <w:t>cr</w:t>
-            </w:r>
-            <w:proofErr w:type="gramEnd"/>
-            <w:r>
-              <w:rPr>
-                <w:rFonts w:ascii="Times New Roman" w:hAnsi="Times New Roman"/>
-                <w:b/>
-                <w:bCs/>
-                <w:color w:val="000000" w:themeColor="text1"/>
-                <w:sz w:val="14"/>
-                <w:szCs w:val="14"/>
-              </w:rPr>
-              <w:t>_id</w:t>
-            </w:r>
-            <w:proofErr w:type="spellEnd"/>
-            <w:r>
-              <w:rPr>
-                <w:rFonts w:ascii="Times New Roman" w:hAnsi="Times New Roman"/>
-                <w:b/>
-                <w:bCs/>
-                <w:color w:val="000000" w:themeColor="text1"/>
-                <w:sz w:val="14"/>
-                <w:szCs w:val="14"/>
-              </w:rPr>
-              <w:t xml:space="preserve"> }}</w:t>
+              <w:t>{{ cr_id }}</w:t>
             </w:r>
           </w:p>
         </w:tc>
@@ -16906,45 +14521,14 @@
                 <w:szCs w:val="14"/>
               </w:rPr>
             </w:pPr>
-            <w:proofErr w:type="gramStart"/>
-            <w:r>
-              <w:rPr>
-                <w:rFonts w:ascii="Times New Roman" w:hAnsi="Times New Roman"/>
-                <w:color w:val="000000" w:themeColor="text1"/>
-                <w:sz w:val="14"/>
-                <w:szCs w:val="14"/>
-              </w:rPr>
-              <w:t xml:space="preserve">{{ </w:t>
-            </w:r>
-            <w:proofErr w:type="spellStart"/>
-            <w:r>
-              <w:rPr>
-                <w:rFonts w:ascii="Times New Roman" w:hAnsi="Times New Roman"/>
-                <w:color w:val="000000" w:themeColor="text1"/>
-                <w:sz w:val="14"/>
-                <w:szCs w:val="14"/>
-              </w:rPr>
-              <w:t>date</w:t>
-            </w:r>
-            <w:proofErr w:type="gramEnd"/>
-            <w:r>
-              <w:rPr>
-                <w:rFonts w:ascii="Times New Roman" w:hAnsi="Times New Roman"/>
-                <w:color w:val="000000" w:themeColor="text1"/>
-                <w:sz w:val="14"/>
-                <w:szCs w:val="14"/>
-              </w:rPr>
-              <w:t>_of_weekly</w:t>
-            </w:r>
-            <w:proofErr w:type="spellEnd"/>
-            <w:r>
-              <w:rPr>
-                <w:rFonts w:ascii="Times New Roman" w:hAnsi="Times New Roman"/>
-                <w:color w:val="000000" w:themeColor="text1"/>
-                <w:sz w:val="14"/>
-                <w:szCs w:val="14"/>
-              </w:rPr>
-              <w:t xml:space="preserve"> }}</w:t>
+            <w:r>
+              <w:rPr>
+                <w:rFonts w:ascii="Times New Roman" w:hAnsi="Times New Roman"/>
+                <w:color w:val="000000" w:themeColor="text1"/>
+                <w:sz w:val="14"/>
+                <w:szCs w:val="14"/>
+              </w:rPr>
+              <w:t>{{ date_of_weekly }}</w:t>
             </w:r>
           </w:p>
         </w:tc>
@@ -16970,45 +14554,14 @@
                 <w:szCs w:val="14"/>
               </w:rPr>
             </w:pPr>
-            <w:proofErr w:type="gramStart"/>
-            <w:r>
-              <w:rPr>
-                <w:rFonts w:ascii="Times New Roman" w:hAnsi="Times New Roman"/>
-                <w:color w:val="000000" w:themeColor="text1"/>
-                <w:sz w:val="14"/>
-                <w:szCs w:val="14"/>
-              </w:rPr>
-              <w:t xml:space="preserve">{{ </w:t>
-            </w:r>
-            <w:proofErr w:type="spellStart"/>
-            <w:r>
-              <w:rPr>
-                <w:rFonts w:ascii="Times New Roman" w:hAnsi="Times New Roman"/>
-                <w:color w:val="000000" w:themeColor="text1"/>
-                <w:sz w:val="14"/>
-                <w:szCs w:val="14"/>
-              </w:rPr>
-              <w:t>weekly</w:t>
-            </w:r>
-            <w:proofErr w:type="gramEnd"/>
-            <w:r>
-              <w:rPr>
-                <w:rFonts w:ascii="Times New Roman" w:hAnsi="Times New Roman"/>
-                <w:color w:val="000000" w:themeColor="text1"/>
-                <w:sz w:val="14"/>
-                <w:szCs w:val="14"/>
-              </w:rPr>
-              <w:t>_initial</w:t>
-            </w:r>
-            <w:proofErr w:type="spellEnd"/>
-            <w:r>
-              <w:rPr>
-                <w:rFonts w:ascii="Times New Roman" w:hAnsi="Times New Roman"/>
-                <w:color w:val="000000" w:themeColor="text1"/>
-                <w:sz w:val="14"/>
-                <w:szCs w:val="14"/>
-              </w:rPr>
-              <w:t xml:space="preserve"> }}</w:t>
+            <w:r>
+              <w:rPr>
+                <w:rFonts w:ascii="Times New Roman" w:hAnsi="Times New Roman"/>
+                <w:color w:val="000000" w:themeColor="text1"/>
+                <w:sz w:val="14"/>
+                <w:szCs w:val="14"/>
+              </w:rPr>
+              <w:t>{{ weekly_initial }}</w:t>
             </w:r>
           </w:p>
         </w:tc>
@@ -17034,45 +14587,14 @@
                 <w:szCs w:val="14"/>
               </w:rPr>
             </w:pPr>
-            <w:proofErr w:type="gramStart"/>
-            <w:r>
-              <w:rPr>
-                <w:rFonts w:ascii="Times New Roman" w:hAnsi="Times New Roman"/>
-                <w:color w:val="000000" w:themeColor="text1"/>
-                <w:sz w:val="14"/>
-                <w:szCs w:val="14"/>
-              </w:rPr>
-              <w:t xml:space="preserve">{{ </w:t>
-            </w:r>
-            <w:proofErr w:type="spellStart"/>
-            <w:r>
-              <w:rPr>
-                <w:rFonts w:ascii="Times New Roman" w:hAnsi="Times New Roman"/>
-                <w:color w:val="000000" w:themeColor="text1"/>
-                <w:sz w:val="14"/>
-                <w:szCs w:val="14"/>
-              </w:rPr>
-              <w:t>obs</w:t>
-            </w:r>
-            <w:proofErr w:type="gramEnd"/>
-            <w:r>
-              <w:rPr>
-                <w:rFonts w:ascii="Times New Roman" w:hAnsi="Times New Roman"/>
-                <w:color w:val="000000" w:themeColor="text1"/>
-                <w:sz w:val="14"/>
-                <w:szCs w:val="14"/>
-              </w:rPr>
-              <w:t>_air_wk_of</w:t>
-            </w:r>
-            <w:proofErr w:type="spellEnd"/>
-            <w:r>
-              <w:rPr>
-                <w:rFonts w:ascii="Times New Roman" w:hAnsi="Times New Roman"/>
-                <w:color w:val="000000" w:themeColor="text1"/>
-                <w:sz w:val="14"/>
-                <w:szCs w:val="14"/>
-              </w:rPr>
-              <w:t xml:space="preserve"> }}</w:t>
+            <w:r>
+              <w:rPr>
+                <w:rFonts w:ascii="Times New Roman" w:hAnsi="Times New Roman"/>
+                <w:color w:val="000000" w:themeColor="text1"/>
+                <w:sz w:val="14"/>
+                <w:szCs w:val="14"/>
+              </w:rPr>
+              <w:t>{{ obs_air_wk_of }}</w:t>
             </w:r>
           </w:p>
         </w:tc>
@@ -17098,45 +14620,14 @@
                 <w:szCs w:val="14"/>
               </w:rPr>
             </w:pPr>
-            <w:proofErr w:type="gramStart"/>
-            <w:r>
-              <w:rPr>
-                <w:rFonts w:ascii="Times New Roman" w:hAnsi="Times New Roman"/>
-                <w:color w:val="000000" w:themeColor="text1"/>
-                <w:sz w:val="14"/>
-                <w:szCs w:val="14"/>
-              </w:rPr>
-              <w:t xml:space="preserve">{{ </w:t>
-            </w:r>
-            <w:proofErr w:type="spellStart"/>
-            <w:r>
-              <w:rPr>
-                <w:rFonts w:ascii="Times New Roman" w:hAnsi="Times New Roman"/>
-                <w:color w:val="000000" w:themeColor="text1"/>
-                <w:sz w:val="14"/>
-                <w:szCs w:val="14"/>
-              </w:rPr>
-              <w:t>etx</w:t>
-            </w:r>
-            <w:proofErr w:type="gramEnd"/>
-            <w:r>
-              <w:rPr>
-                <w:rFonts w:ascii="Times New Roman" w:hAnsi="Times New Roman"/>
-                <w:color w:val="000000" w:themeColor="text1"/>
-                <w:sz w:val="14"/>
-                <w:szCs w:val="14"/>
-              </w:rPr>
-              <w:t>_air_wk_of</w:t>
-            </w:r>
-            <w:proofErr w:type="spellEnd"/>
-            <w:r>
-              <w:rPr>
-                <w:rFonts w:ascii="Times New Roman" w:hAnsi="Times New Roman"/>
-                <w:color w:val="000000" w:themeColor="text1"/>
-                <w:sz w:val="14"/>
-                <w:szCs w:val="14"/>
-              </w:rPr>
-              <w:t xml:space="preserve"> }}</w:t>
+            <w:r>
+              <w:rPr>
+                <w:rFonts w:ascii="Times New Roman" w:hAnsi="Times New Roman"/>
+                <w:color w:val="000000" w:themeColor="text1"/>
+                <w:sz w:val="14"/>
+                <w:szCs w:val="14"/>
+              </w:rPr>
+              <w:t>{{ etx_air_wk_of }}</w:t>
             </w:r>
           </w:p>
         </w:tc>
@@ -17162,45 +14653,14 @@
                 <w:szCs w:val="14"/>
               </w:rPr>
             </w:pPr>
-            <w:proofErr w:type="gramStart"/>
-            <w:r>
-              <w:rPr>
-                <w:rFonts w:ascii="Times New Roman" w:hAnsi="Times New Roman"/>
-                <w:color w:val="000000" w:themeColor="text1"/>
-                <w:sz w:val="14"/>
-                <w:szCs w:val="14"/>
-              </w:rPr>
-              <w:t xml:space="preserve">{{ </w:t>
-            </w:r>
-            <w:proofErr w:type="spellStart"/>
-            <w:r>
-              <w:rPr>
-                <w:rFonts w:ascii="Times New Roman" w:hAnsi="Times New Roman"/>
-                <w:color w:val="000000" w:themeColor="text1"/>
-                <w:sz w:val="14"/>
-                <w:szCs w:val="14"/>
-              </w:rPr>
-              <w:t>id</w:t>
-            </w:r>
-            <w:proofErr w:type="gramEnd"/>
-            <w:r>
-              <w:rPr>
-                <w:rFonts w:ascii="Times New Roman" w:hAnsi="Times New Roman"/>
-                <w:color w:val="000000" w:themeColor="text1"/>
-                <w:sz w:val="14"/>
-                <w:szCs w:val="14"/>
-              </w:rPr>
-              <w:t>_air_wk_of</w:t>
-            </w:r>
-            <w:proofErr w:type="spellEnd"/>
-            <w:r>
-              <w:rPr>
-                <w:rFonts w:ascii="Times New Roman" w:hAnsi="Times New Roman"/>
-                <w:color w:val="000000" w:themeColor="text1"/>
-                <w:sz w:val="14"/>
-                <w:szCs w:val="14"/>
-              </w:rPr>
-              <w:t xml:space="preserve"> }}</w:t>
+            <w:r>
+              <w:rPr>
+                <w:rFonts w:ascii="Times New Roman" w:hAnsi="Times New Roman"/>
+                <w:color w:val="000000" w:themeColor="text1"/>
+                <w:sz w:val="14"/>
+                <w:szCs w:val="14"/>
+              </w:rPr>
+              <w:t>{{ id_air_wk_of }}</w:t>
             </w:r>
           </w:p>
         </w:tc>
@@ -17273,7 +14733,6 @@
               </w:rPr>
               <w:t xml:space="preserve">Surface Sampling of Anteroom and Cleanroom Bracketing - Cleanroom </w:t>
             </w:r>
-            <w:proofErr w:type="gramStart"/>
             <w:r>
               <w:rPr>
                 <w:rFonts w:ascii="Times New Roman" w:hAnsi="Times New Roman"/>
@@ -17283,9 +14742,8 @@
                 <w:sz w:val="14"/>
                 <w:szCs w:val="14"/>
               </w:rPr>
-              <w:t xml:space="preserve">{{ </w:t>
-            </w:r>
-            <w:proofErr w:type="spellStart"/>
+              <w:t>{{ cr_suit }}</w:t>
+            </w:r>
             <w:r>
               <w:rPr>
                 <w:rFonts w:ascii="Times New Roman" w:hAnsi="Times New Roman"/>
@@ -17295,9 +14753,8 @@
                 <w:sz w:val="14"/>
                 <w:szCs w:val="14"/>
               </w:rPr>
-              <w:t>cr</w:t>
-            </w:r>
-            <w:proofErr w:type="gramEnd"/>
+              <w:t xml:space="preserve"> – CR</w:t>
+            </w:r>
             <w:r>
               <w:rPr>
                 <w:rFonts w:ascii="Times New Roman" w:hAnsi="Times New Roman"/>
@@ -17307,113 +14764,7 @@
                 <w:sz w:val="14"/>
                 <w:szCs w:val="14"/>
               </w:rPr>
-              <w:t>_</w:t>
-            </w:r>
-            <w:proofErr w:type="gramStart"/>
-            <w:r>
-              <w:rPr>
-                <w:rFonts w:ascii="Times New Roman" w:hAnsi="Times New Roman"/>
-                <w:b/>
-                <w:bCs/>
-                <w:color w:val="000000" w:themeColor="text1"/>
-                <w:sz w:val="14"/>
-                <w:szCs w:val="14"/>
-              </w:rPr>
-              <w:t>suit</w:t>
-            </w:r>
-            <w:proofErr w:type="spellEnd"/>
-            <w:r>
-              <w:rPr>
-                <w:rFonts w:ascii="Times New Roman" w:hAnsi="Times New Roman"/>
-                <w:b/>
-                <w:bCs/>
-                <w:color w:val="000000" w:themeColor="text1"/>
-                <w:sz w:val="14"/>
-                <w:szCs w:val="14"/>
-              </w:rPr>
-              <w:t xml:space="preserve"> }</w:t>
-            </w:r>
-            <w:proofErr w:type="gramEnd"/>
-            <w:r>
-              <w:rPr>
-                <w:rFonts w:ascii="Times New Roman" w:hAnsi="Times New Roman"/>
-                <w:b/>
-                <w:bCs/>
-                <w:color w:val="000000" w:themeColor="text1"/>
-                <w:sz w:val="14"/>
-                <w:szCs w:val="14"/>
-              </w:rPr>
-              <w:t>}</w:t>
-            </w:r>
-            <w:r>
-              <w:rPr>
-                <w:rFonts w:ascii="Times New Roman" w:hAnsi="Times New Roman"/>
-                <w:b/>
-                <w:bCs/>
-                <w:color w:val="000000" w:themeColor="text1"/>
-                <w:sz w:val="14"/>
-                <w:szCs w:val="14"/>
-              </w:rPr>
-              <w:t xml:space="preserve"> – </w:t>
-            </w:r>
-            <w:proofErr w:type="gramStart"/>
-            <w:r>
-              <w:rPr>
-                <w:rFonts w:ascii="Times New Roman" w:hAnsi="Times New Roman"/>
-                <w:b/>
-                <w:bCs/>
-                <w:color w:val="000000" w:themeColor="text1"/>
-                <w:sz w:val="14"/>
-                <w:szCs w:val="14"/>
-              </w:rPr>
-              <w:t>CR</w:t>
-            </w:r>
-            <w:r>
-              <w:rPr>
-                <w:rFonts w:ascii="Times New Roman" w:hAnsi="Times New Roman"/>
-                <w:b/>
-                <w:bCs/>
-                <w:color w:val="000000" w:themeColor="text1"/>
-                <w:sz w:val="14"/>
-                <w:szCs w:val="14"/>
-              </w:rPr>
-              <w:t xml:space="preserve">{{ </w:t>
-            </w:r>
-            <w:proofErr w:type="spellStart"/>
-            <w:r>
-              <w:rPr>
-                <w:rFonts w:ascii="Times New Roman" w:hAnsi="Times New Roman"/>
-                <w:b/>
-                <w:bCs/>
-                <w:color w:val="000000" w:themeColor="text1"/>
-                <w:sz w:val="14"/>
-                <w:szCs w:val="14"/>
-              </w:rPr>
-              <w:t>cr</w:t>
-            </w:r>
-            <w:proofErr w:type="gramEnd"/>
-            <w:r>
-              <w:rPr>
-                <w:rFonts w:ascii="Times New Roman" w:hAnsi="Times New Roman"/>
-                <w:b/>
-                <w:bCs/>
-                <w:color w:val="000000" w:themeColor="text1"/>
-                <w:sz w:val="14"/>
-                <w:szCs w:val="14"/>
-              </w:rPr>
-              <w:t>_id</w:t>
-            </w:r>
-            <w:proofErr w:type="spellEnd"/>
-            <w:r>
-              <w:rPr>
-                <w:rFonts w:ascii="Times New Roman" w:hAnsi="Times New Roman"/>
-                <w:b/>
-                <w:bCs/>
-                <w:color w:val="000000" w:themeColor="text1"/>
-                <w:sz w:val="14"/>
-                <w:szCs w:val="14"/>
-              </w:rPr>
-              <w:t xml:space="preserve"> }}</w:t>
+              <w:t>{{ cr_id }}</w:t>
             </w:r>
           </w:p>
         </w:tc>
@@ -17509,45 +14860,14 @@
                 <w:szCs w:val="14"/>
               </w:rPr>
             </w:pPr>
-            <w:proofErr w:type="gramStart"/>
-            <w:r>
-              <w:rPr>
-                <w:rFonts w:ascii="Times New Roman" w:hAnsi="Times New Roman"/>
-                <w:color w:val="000000" w:themeColor="text1"/>
-                <w:sz w:val="14"/>
-                <w:szCs w:val="14"/>
-              </w:rPr>
-              <w:t xml:space="preserve">{{ </w:t>
-            </w:r>
-            <w:proofErr w:type="spellStart"/>
-            <w:r>
-              <w:rPr>
-                <w:rFonts w:ascii="Times New Roman" w:hAnsi="Times New Roman"/>
-                <w:color w:val="000000" w:themeColor="text1"/>
-                <w:sz w:val="14"/>
-                <w:szCs w:val="14"/>
-              </w:rPr>
-              <w:t>date</w:t>
-            </w:r>
-            <w:proofErr w:type="gramEnd"/>
-            <w:r>
-              <w:rPr>
-                <w:rFonts w:ascii="Times New Roman" w:hAnsi="Times New Roman"/>
-                <w:color w:val="000000" w:themeColor="text1"/>
-                <w:sz w:val="14"/>
-                <w:szCs w:val="14"/>
-              </w:rPr>
-              <w:t>_of_weekly</w:t>
-            </w:r>
-            <w:proofErr w:type="spellEnd"/>
-            <w:r>
-              <w:rPr>
-                <w:rFonts w:ascii="Times New Roman" w:hAnsi="Times New Roman"/>
-                <w:color w:val="000000" w:themeColor="text1"/>
-                <w:sz w:val="14"/>
-                <w:szCs w:val="14"/>
-              </w:rPr>
-              <w:t xml:space="preserve"> }}</w:t>
+            <w:r>
+              <w:rPr>
+                <w:rFonts w:ascii="Times New Roman" w:hAnsi="Times New Roman"/>
+                <w:color w:val="000000" w:themeColor="text1"/>
+                <w:sz w:val="14"/>
+                <w:szCs w:val="14"/>
+              </w:rPr>
+              <w:t>{{ date_of_weekly }}</w:t>
             </w:r>
           </w:p>
         </w:tc>
@@ -17573,45 +14893,14 @@
                 <w:szCs w:val="14"/>
               </w:rPr>
             </w:pPr>
-            <w:proofErr w:type="gramStart"/>
-            <w:r>
-              <w:rPr>
-                <w:rFonts w:ascii="Times New Roman" w:hAnsi="Times New Roman"/>
-                <w:color w:val="000000" w:themeColor="text1"/>
-                <w:sz w:val="14"/>
-                <w:szCs w:val="14"/>
-              </w:rPr>
-              <w:t xml:space="preserve">{{ </w:t>
-            </w:r>
-            <w:proofErr w:type="spellStart"/>
-            <w:r>
-              <w:rPr>
-                <w:rFonts w:ascii="Times New Roman" w:hAnsi="Times New Roman"/>
-                <w:color w:val="000000" w:themeColor="text1"/>
-                <w:sz w:val="14"/>
-                <w:szCs w:val="14"/>
-              </w:rPr>
-              <w:t>weekly</w:t>
-            </w:r>
-            <w:proofErr w:type="gramEnd"/>
-            <w:r>
-              <w:rPr>
-                <w:rFonts w:ascii="Times New Roman" w:hAnsi="Times New Roman"/>
-                <w:color w:val="000000" w:themeColor="text1"/>
-                <w:sz w:val="14"/>
-                <w:szCs w:val="14"/>
-              </w:rPr>
-              <w:t>_initial</w:t>
-            </w:r>
-            <w:proofErr w:type="spellEnd"/>
-            <w:r>
-              <w:rPr>
-                <w:rFonts w:ascii="Times New Roman" w:hAnsi="Times New Roman"/>
-                <w:color w:val="000000" w:themeColor="text1"/>
-                <w:sz w:val="14"/>
-                <w:szCs w:val="14"/>
-              </w:rPr>
-              <w:t xml:space="preserve"> }}</w:t>
+            <w:r>
+              <w:rPr>
+                <w:rFonts w:ascii="Times New Roman" w:hAnsi="Times New Roman"/>
+                <w:color w:val="000000" w:themeColor="text1"/>
+                <w:sz w:val="14"/>
+                <w:szCs w:val="14"/>
+              </w:rPr>
+              <w:t>{{ weekly_initial }}</w:t>
             </w:r>
           </w:p>
         </w:tc>
@@ -17637,45 +14926,14 @@
                 <w:szCs w:val="14"/>
               </w:rPr>
             </w:pPr>
-            <w:proofErr w:type="gramStart"/>
-            <w:r>
-              <w:rPr>
-                <w:rFonts w:ascii="Times New Roman" w:hAnsi="Times New Roman"/>
-                <w:color w:val="000000" w:themeColor="text1"/>
-                <w:sz w:val="14"/>
-                <w:szCs w:val="14"/>
-              </w:rPr>
-              <w:t xml:space="preserve">{{ </w:t>
-            </w:r>
-            <w:proofErr w:type="spellStart"/>
-            <w:r>
-              <w:rPr>
-                <w:rFonts w:ascii="Times New Roman" w:hAnsi="Times New Roman"/>
-                <w:color w:val="000000" w:themeColor="text1"/>
-                <w:sz w:val="14"/>
-                <w:szCs w:val="14"/>
-              </w:rPr>
-              <w:t>obs</w:t>
-            </w:r>
-            <w:proofErr w:type="gramEnd"/>
-            <w:r>
-              <w:rPr>
-                <w:rFonts w:ascii="Times New Roman" w:hAnsi="Times New Roman"/>
-                <w:color w:val="000000" w:themeColor="text1"/>
-                <w:sz w:val="14"/>
-                <w:szCs w:val="14"/>
-              </w:rPr>
-              <w:t>_room_wk_of</w:t>
-            </w:r>
-            <w:proofErr w:type="spellEnd"/>
-            <w:r>
-              <w:rPr>
-                <w:rFonts w:ascii="Times New Roman" w:hAnsi="Times New Roman"/>
-                <w:color w:val="000000" w:themeColor="text1"/>
-                <w:sz w:val="14"/>
-                <w:szCs w:val="14"/>
-              </w:rPr>
-              <w:t xml:space="preserve"> }}</w:t>
+            <w:r>
+              <w:rPr>
+                <w:rFonts w:ascii="Times New Roman" w:hAnsi="Times New Roman"/>
+                <w:color w:val="000000" w:themeColor="text1"/>
+                <w:sz w:val="14"/>
+                <w:szCs w:val="14"/>
+              </w:rPr>
+              <w:t>{{ obs_room_wk_of }}</w:t>
             </w:r>
           </w:p>
         </w:tc>
@@ -17701,45 +14959,14 @@
                 <w:szCs w:val="14"/>
               </w:rPr>
             </w:pPr>
-            <w:proofErr w:type="gramStart"/>
-            <w:r>
-              <w:rPr>
-                <w:rFonts w:ascii="Times New Roman" w:hAnsi="Times New Roman"/>
-                <w:color w:val="000000" w:themeColor="text1"/>
-                <w:sz w:val="14"/>
-                <w:szCs w:val="14"/>
-              </w:rPr>
-              <w:t xml:space="preserve">{{ </w:t>
-            </w:r>
-            <w:proofErr w:type="spellStart"/>
-            <w:r>
-              <w:rPr>
-                <w:rFonts w:ascii="Times New Roman" w:hAnsi="Times New Roman"/>
-                <w:color w:val="000000" w:themeColor="text1"/>
-                <w:sz w:val="14"/>
-                <w:szCs w:val="14"/>
-              </w:rPr>
-              <w:t>etx</w:t>
-            </w:r>
-            <w:proofErr w:type="gramEnd"/>
-            <w:r>
-              <w:rPr>
-                <w:rFonts w:ascii="Times New Roman" w:hAnsi="Times New Roman"/>
-                <w:color w:val="000000" w:themeColor="text1"/>
-                <w:sz w:val="14"/>
-                <w:szCs w:val="14"/>
-              </w:rPr>
-              <w:t>_room_wk_of</w:t>
-            </w:r>
-            <w:proofErr w:type="spellEnd"/>
-            <w:r>
-              <w:rPr>
-                <w:rFonts w:ascii="Times New Roman" w:hAnsi="Times New Roman"/>
-                <w:color w:val="000000" w:themeColor="text1"/>
-                <w:sz w:val="14"/>
-                <w:szCs w:val="14"/>
-              </w:rPr>
-              <w:t xml:space="preserve"> }}</w:t>
+            <w:r>
+              <w:rPr>
+                <w:rFonts w:ascii="Times New Roman" w:hAnsi="Times New Roman"/>
+                <w:color w:val="000000" w:themeColor="text1"/>
+                <w:sz w:val="14"/>
+                <w:szCs w:val="14"/>
+              </w:rPr>
+              <w:t>{{ etx_room_wk_of }}</w:t>
             </w:r>
           </w:p>
         </w:tc>
@@ -17765,45 +14992,14 @@
                 <w:szCs w:val="14"/>
               </w:rPr>
             </w:pPr>
-            <w:proofErr w:type="gramStart"/>
-            <w:r>
-              <w:rPr>
-                <w:rFonts w:ascii="Times New Roman" w:hAnsi="Times New Roman"/>
-                <w:color w:val="000000" w:themeColor="text1"/>
-                <w:sz w:val="14"/>
-                <w:szCs w:val="14"/>
-              </w:rPr>
-              <w:t xml:space="preserve">{{ </w:t>
-            </w:r>
-            <w:proofErr w:type="spellStart"/>
-            <w:r>
-              <w:rPr>
-                <w:rFonts w:ascii="Times New Roman" w:hAnsi="Times New Roman"/>
-                <w:color w:val="000000" w:themeColor="text1"/>
-                <w:sz w:val="14"/>
-                <w:szCs w:val="14"/>
-              </w:rPr>
-              <w:t>id</w:t>
-            </w:r>
-            <w:proofErr w:type="gramEnd"/>
-            <w:r>
-              <w:rPr>
-                <w:rFonts w:ascii="Times New Roman" w:hAnsi="Times New Roman"/>
-                <w:color w:val="000000" w:themeColor="text1"/>
-                <w:sz w:val="14"/>
-                <w:szCs w:val="14"/>
-              </w:rPr>
-              <w:t>_room_wk_of</w:t>
-            </w:r>
-            <w:proofErr w:type="spellEnd"/>
-            <w:r>
-              <w:rPr>
-                <w:rFonts w:ascii="Times New Roman" w:hAnsi="Times New Roman"/>
-                <w:color w:val="000000" w:themeColor="text1"/>
-                <w:sz w:val="14"/>
-                <w:szCs w:val="14"/>
-              </w:rPr>
-              <w:t xml:space="preserve"> }}</w:t>
+            <w:r>
+              <w:rPr>
+                <w:rFonts w:ascii="Times New Roman" w:hAnsi="Times New Roman"/>
+                <w:color w:val="000000" w:themeColor="text1"/>
+                <w:sz w:val="14"/>
+                <w:szCs w:val="14"/>
+              </w:rPr>
+              <w:t>{{ id_room_wk_of }}</w:t>
             </w:r>
           </w:p>
         </w:tc>
@@ -17950,7 +15146,6 @@
         </w:rPr>
         <w:t xml:space="preserve"> for </w:t>
       </w:r>
-      <w:proofErr w:type="gramStart"/>
       <w:r>
         <w:rPr>
           <w:rFonts w:ascii="Times New Roman" w:eastAsiaTheme="minorEastAsia" w:hAnsi="Times New Roman"/>
@@ -17961,72 +15156,7 @@
           <w:u w:val="single"/>
           <w:lang w:eastAsia="zh-CN"/>
         </w:rPr>
-        <w:t xml:space="preserve">{{ </w:t>
-      </w:r>
-      <w:proofErr w:type="spellStart"/>
-      <w:r>
-        <w:rPr>
-          <w:rFonts w:ascii="Times New Roman" w:eastAsiaTheme="minorEastAsia" w:hAnsi="Times New Roman"/>
-          <w:bCs/>
-          <w:color w:val="000000"/>
-          <w:sz w:val="18"/>
-          <w:szCs w:val="18"/>
-          <w:u w:val="single"/>
-          <w:lang w:eastAsia="zh-CN"/>
-        </w:rPr>
-        <w:t>client</w:t>
-      </w:r>
-      <w:proofErr w:type="gramEnd"/>
-      <w:r>
-        <w:rPr>
-          <w:rFonts w:ascii="Times New Roman" w:eastAsiaTheme="minorEastAsia" w:hAnsi="Times New Roman"/>
-          <w:bCs/>
-          <w:color w:val="000000"/>
-          <w:sz w:val="18"/>
-          <w:szCs w:val="18"/>
-          <w:u w:val="single"/>
-          <w:lang w:eastAsia="zh-CN"/>
-        </w:rPr>
-        <w:t>_</w:t>
-      </w:r>
-      <w:proofErr w:type="gramStart"/>
-      <w:r>
-        <w:rPr>
-          <w:rFonts w:ascii="Times New Roman" w:eastAsiaTheme="minorEastAsia" w:hAnsi="Times New Roman"/>
-          <w:bCs/>
-          <w:color w:val="000000"/>
-          <w:sz w:val="18"/>
-          <w:szCs w:val="18"/>
-          <w:u w:val="single"/>
-          <w:lang w:eastAsia="zh-CN"/>
-        </w:rPr>
-        <w:t>name</w:t>
-      </w:r>
-      <w:proofErr w:type="spellEnd"/>
-      <w:r>
-        <w:rPr>
-          <w:rFonts w:ascii="Times New Roman" w:eastAsiaTheme="minorEastAsia" w:hAnsi="Times New Roman"/>
-          <w:bCs/>
-          <w:color w:val="000000"/>
-          <w:sz w:val="18"/>
-          <w:szCs w:val="18"/>
-          <w:u w:val="single"/>
-          <w:lang w:eastAsia="zh-CN"/>
-        </w:rPr>
-        <w:t xml:space="preserve"> }</w:t>
-      </w:r>
-      <w:proofErr w:type="gramEnd"/>
-      <w:r>
-        <w:rPr>
-          <w:rFonts w:ascii="Times New Roman" w:eastAsiaTheme="minorEastAsia" w:hAnsi="Times New Roman"/>
-          <w:bCs/>
-          <w:color w:val="000000"/>
-          <w:sz w:val="18"/>
-          <w:szCs w:val="18"/>
-          <w:u w:val="single"/>
-          <w:lang w:eastAsia="zh-CN"/>
-        </w:rPr>
-        <w:t>}</w:t>
+        <w:t>{{ client_name }}</w:t>
       </w:r>
       <w:r>
         <w:rPr>
@@ -18052,7 +15182,6 @@
         </w:rPr>
         <w:t>analyte "</w:t>
       </w:r>
-      <w:proofErr w:type="gramStart"/>
       <w:r>
         <w:rPr>
           <w:rFonts w:ascii="Times New Roman" w:eastAsiaTheme="minorEastAsia" w:hAnsi="Times New Roman"/>
@@ -18063,59 +15192,7 @@
           <w:u w:val="single"/>
           <w:lang w:eastAsia="zh-CN"/>
         </w:rPr>
-        <w:t xml:space="preserve">{{ </w:t>
-      </w:r>
-      <w:proofErr w:type="spellStart"/>
-      <w:r>
-        <w:rPr>
-          <w:rFonts w:ascii="Times New Roman" w:eastAsiaTheme="minorEastAsia" w:hAnsi="Times New Roman"/>
-          <w:bCs/>
-          <w:color w:val="000000"/>
-          <w:sz w:val="18"/>
-          <w:szCs w:val="18"/>
-          <w:u w:val="single"/>
-          <w:lang w:eastAsia="zh-CN"/>
-        </w:rPr>
-        <w:t>sample</w:t>
-      </w:r>
-      <w:proofErr w:type="gramEnd"/>
-      <w:r>
-        <w:rPr>
-          <w:rFonts w:ascii="Times New Roman" w:eastAsiaTheme="minorEastAsia" w:hAnsi="Times New Roman"/>
-          <w:bCs/>
-          <w:color w:val="000000"/>
-          <w:sz w:val="18"/>
-          <w:szCs w:val="18"/>
-          <w:u w:val="single"/>
-          <w:lang w:eastAsia="zh-CN"/>
-        </w:rPr>
-        <w:t>_</w:t>
-      </w:r>
-      <w:proofErr w:type="gramStart"/>
-      <w:r>
-        <w:rPr>
-          <w:rFonts w:ascii="Times New Roman" w:eastAsiaTheme="minorEastAsia" w:hAnsi="Times New Roman"/>
-          <w:bCs/>
-          <w:color w:val="000000"/>
-          <w:sz w:val="18"/>
-          <w:szCs w:val="18"/>
-          <w:u w:val="single"/>
-          <w:lang w:eastAsia="zh-CN"/>
-        </w:rPr>
-        <w:t>name</w:t>
-      </w:r>
-      <w:proofErr w:type="spellEnd"/>
-      <w:r>
-        <w:rPr>
-          <w:rFonts w:ascii="Times New Roman" w:eastAsiaTheme="minorEastAsia" w:hAnsi="Times New Roman"/>
-          <w:bCs/>
-          <w:color w:val="000000"/>
-          <w:sz w:val="18"/>
-          <w:szCs w:val="18"/>
-          <w:u w:val="single"/>
-          <w:lang w:eastAsia="zh-CN"/>
-        </w:rPr>
-        <w:t xml:space="preserve"> }}</w:t>
+        <w:t>{{ sample_name }}</w:t>
       </w:r>
       <w:r>
         <w:rPr>
@@ -18129,7 +15206,6 @@
         </w:rPr>
         <w:t>"</w:t>
       </w:r>
-      <w:proofErr w:type="gramEnd"/>
     </w:p>
     <w:p>
       <w:pPr>
@@ -18319,7 +15395,6 @@
                 <w:szCs w:val="14"/>
               </w:rPr>
             </w:pPr>
-            <w:proofErr w:type="gramStart"/>
             <w:r>
               <w:rPr>
                 <w:rFonts w:ascii="Times New Roman" w:hAnsi="Times New Roman"/>
@@ -18334,16 +15409,7 @@
                 <w:sz w:val="14"/>
                 <w:szCs w:val="14"/>
               </w:rPr>
-              <w:t>oos</w:t>
-            </w:r>
-            <w:proofErr w:type="gramEnd"/>
-            <w:r>
-              <w:rPr>
-                <w:rFonts w:ascii="Times New Roman" w:hAnsi="Times New Roman"/>
-                <w:sz w:val="14"/>
-                <w:szCs w:val="14"/>
-              </w:rPr>
-              <w:t>1_</w:t>
+              <w:t>oos1_</w:t>
             </w:r>
             <w:r>
               <w:rPr>
@@ -18370,7 +15436,6 @@
                 <w:szCs w:val="14"/>
               </w:rPr>
             </w:pPr>
-            <w:proofErr w:type="gramStart"/>
             <w:r>
               <w:rPr>
                 <w:rFonts w:ascii="Times New Roman" w:hAnsi="Times New Roman"/>
@@ -18385,16 +15450,7 @@
                 <w:sz w:val="14"/>
                 <w:szCs w:val="14"/>
               </w:rPr>
-              <w:t>oos</w:t>
-            </w:r>
-            <w:proofErr w:type="gramEnd"/>
-            <w:r>
-              <w:rPr>
-                <w:rFonts w:ascii="Times New Roman" w:hAnsi="Times New Roman"/>
-                <w:sz w:val="14"/>
-                <w:szCs w:val="14"/>
-              </w:rPr>
-              <w:t>1_</w:t>
+              <w:t>oos1_</w:t>
             </w:r>
             <w:r>
               <w:rPr>
@@ -18423,7 +15479,6 @@
                 <w:u w:val="single"/>
               </w:rPr>
             </w:pPr>
-            <w:proofErr w:type="gramStart"/>
             <w:r>
               <w:rPr>
                 <w:rFonts w:ascii="Times New Roman" w:hAnsi="Times New Roman"/>
@@ -18438,16 +15493,7 @@
                 <w:sz w:val="14"/>
                 <w:szCs w:val="14"/>
               </w:rPr>
-              <w:t>oos</w:t>
-            </w:r>
-            <w:proofErr w:type="gramEnd"/>
-            <w:r>
-              <w:rPr>
-                <w:rFonts w:ascii="Times New Roman" w:hAnsi="Times New Roman"/>
-                <w:sz w:val="14"/>
-                <w:szCs w:val="14"/>
-              </w:rPr>
-              <w:t>1_</w:t>
+              <w:t>oos1_</w:t>
             </w:r>
             <w:r>
               <w:rPr>
@@ -18474,7 +15520,6 @@
                 <w:szCs w:val="18"/>
               </w:rPr>
             </w:pPr>
-            <w:proofErr w:type="gramStart"/>
             <w:r>
               <w:rPr>
                 <w:rFonts w:ascii="Times New Roman" w:hAnsi="Times New Roman"/>
@@ -18489,16 +15534,7 @@
                 <w:sz w:val="14"/>
                 <w:szCs w:val="14"/>
               </w:rPr>
-              <w:t>oos</w:t>
-            </w:r>
-            <w:proofErr w:type="gramEnd"/>
-            <w:r>
-              <w:rPr>
-                <w:rFonts w:ascii="Times New Roman" w:hAnsi="Times New Roman"/>
-                <w:sz w:val="14"/>
-                <w:szCs w:val="14"/>
-              </w:rPr>
-              <w:t>1_</w:t>
+              <w:t>oos1_</w:t>
             </w:r>
             <w:r>
               <w:rPr>
@@ -18543,7 +15579,6 @@
                 <w:lang w:eastAsia="zh-CN"/>
               </w:rPr>
             </w:pPr>
-            <w:proofErr w:type="gramStart"/>
             <w:r>
               <w:rPr>
                 <w:sz w:val="14"/>
@@ -18556,30 +15591,14 @@
                 <w:sz w:val="14"/>
                 <w:szCs w:val="14"/>
               </w:rPr>
-              <w:t>oos</w:t>
-            </w:r>
-            <w:proofErr w:type="gramEnd"/>
-            <w:r>
-              <w:rPr>
-                <w:sz w:val="14"/>
-                <w:szCs w:val="14"/>
-              </w:rPr>
-              <w:t>1_</w:t>
-            </w:r>
-            <w:r>
-              <w:rPr>
-                <w:sz w:val="14"/>
-                <w:szCs w:val="14"/>
-              </w:rPr>
-              <w:t>organism_</w:t>
-            </w:r>
-            <w:proofErr w:type="gramStart"/>
-            <w:r>
-              <w:rPr>
-                <w:sz w:val="14"/>
-                <w:szCs w:val="14"/>
-              </w:rPr>
-              <w:t xml:space="preserve">morphology </w:t>
+              <w:t>oos1_</w:t>
+            </w:r>
+            <w:r>
+              <w:rPr>
+                <w:sz w:val="14"/>
+                <w:szCs w:val="14"/>
+              </w:rPr>
+              <w:t xml:space="preserve">organism_morphology </w:t>
             </w:r>
             <w:r>
               <w:rPr>
@@ -18588,7 +15607,6 @@
               </w:rPr>
               <w:t>}}-</w:t>
             </w:r>
-            <w:proofErr w:type="gramEnd"/>
             <w:r>
               <w:rPr>
                 <w:rFonts w:eastAsiaTheme="minorEastAsia" w:hint="eastAsia"/>
@@ -18963,16 +15981,7 @@
               <w:b/>
               <w:sz w:val="24"/>
             </w:rPr>
-            <w:t>3.</w:t>
-          </w:r>
-          <w:proofErr w:type="gramStart"/>
-          <w:r>
-            <w:rPr>
-              <w:rFonts w:ascii="Times New Roman" w:hAnsi="Times New Roman"/>
-              <w:b/>
-              <w:sz w:val="24"/>
-            </w:rPr>
-            <w:t>100.</w:t>
+            <w:t>3.100.</w:t>
           </w:r>
           <w:r>
             <w:rPr>
@@ -18990,7 +15999,6 @@
             </w:rPr>
             <w:t>19.F</w:t>
           </w:r>
-          <w:proofErr w:type="gramEnd"/>
           <w:r>
             <w:rPr>
               <w:rFonts w:ascii="Times New Roman" w:hAnsi="Times New Roman"/>
@@ -19359,7 +16367,6 @@
       </w:rPr>
       <w:t xml:space="preserve"> OOS Number: OOS</w:t>
     </w:r>
-    <w:proofErr w:type="gramStart"/>
     <w:r>
       <w:rPr>
         <w:rFonts w:ascii="Times New Roman" w:hAnsi="Times New Roman"/>
@@ -19378,62 +16385,7 @@
         <w:sz w:val="22"/>
         <w:szCs w:val="22"/>
       </w:rPr>
-      <w:t xml:space="preserve">{{ </w:t>
-    </w:r>
-    <w:proofErr w:type="spellStart"/>
-    <w:r>
-      <w:rPr>
-        <w:rFonts w:ascii="Times New Roman" w:hAnsi="Times New Roman"/>
-        <w:b/>
-        <w:bCs/>
-        <w:sz w:val="22"/>
-        <w:szCs w:val="22"/>
-      </w:rPr>
-      <w:t>oos</w:t>
-    </w:r>
-    <w:proofErr w:type="gramEnd"/>
-    <w:r>
-      <w:rPr>
-        <w:rFonts w:ascii="Times New Roman" w:hAnsi="Times New Roman"/>
-        <w:b/>
-        <w:bCs/>
-        <w:sz w:val="22"/>
-        <w:szCs w:val="22"/>
-      </w:rPr>
-      <w:t>_</w:t>
-    </w:r>
-    <w:proofErr w:type="gramStart"/>
-    <w:r>
-      <w:rPr>
-        <w:rFonts w:ascii="Times New Roman" w:hAnsi="Times New Roman"/>
-        <w:b/>
-        <w:bCs/>
-        <w:sz w:val="22"/>
-        <w:szCs w:val="22"/>
-      </w:rPr>
-      <w:t>id</w:t>
-    </w:r>
-    <w:proofErr w:type="spellEnd"/>
-    <w:r>
-      <w:rPr>
-        <w:rFonts w:ascii="Times New Roman" w:hAnsi="Times New Roman"/>
-        <w:b/>
-        <w:bCs/>
-        <w:sz w:val="22"/>
-        <w:szCs w:val="22"/>
-      </w:rPr>
-      <w:t xml:space="preserve"> }</w:t>
-    </w:r>
-    <w:proofErr w:type="gramEnd"/>
-    <w:r>
-      <w:rPr>
-        <w:rFonts w:ascii="Times New Roman" w:hAnsi="Times New Roman"/>
-        <w:b/>
-        <w:bCs/>
-        <w:sz w:val="22"/>
-        <w:szCs w:val="22"/>
-      </w:rPr>
-      <w:t>}</w:t>
+      <w:t>{{ oos_id }}</w:t>
     </w:r>
   </w:p>
 </w:hdr>
@@ -21687,6 +18639,12 @@
 </file>
 
 <file path=customXml/item1.xml><?xml version="1.0" encoding="utf-8"?>
+<p:properties xmlns:p="http://schemas.microsoft.com/office/2006/metadata/properties" xmlns:xsi="http://www.w3.org/2001/XMLSchema-instance" xmlns:pc="http://schemas.microsoft.com/office/infopath/2007/PartnerControls">
+  <documentManagement/>
+</p:properties>
+</file>
+
+<file path=customXml/item2.xml><?xml version="1.0" encoding="utf-8"?>
 <ct:contentTypeSchema xmlns:ct="http://schemas.microsoft.com/office/2006/metadata/contentType" xmlns:ma="http://schemas.microsoft.com/office/2006/metadata/properties/metaAttributes" ct:_="" ma:_="" ma:contentTypeName="Document" ma:contentTypeID="0x010100FB737B7133867847B545A083BFAC78EF" ma:contentTypeVersion="12" ma:contentTypeDescription="Create a new document." ma:contentTypeScope="" ma:versionID="3a7982f5d2373b82eed64d91a9f1640e">
   <xsd:schema xmlns:xsd="http://www.w3.org/2001/XMLSchema" xmlns:xs="http://www.w3.org/2001/XMLSchema" xmlns:p="http://schemas.microsoft.com/office/2006/metadata/properties" xmlns:ns2="77e63d64-5ec0-4c26-bf73-c24d6b7abddf" xmlns:ns3="005d0a5f-c6b0-470f-85f2-ee975d36b3d6" targetNamespace="http://schemas.microsoft.com/office/2006/metadata/properties" ma:root="true" ma:fieldsID="2763948d00d98a9e1e6be9e3b1352800" ns2:_="" ns3:_="">
     <xsd:import namespace="77e63d64-5ec0-4c26-bf73-c24d6b7abddf"/>
@@ -21903,13 +18861,11 @@
 </ct:contentTypeSchema>
 </file>
 
-<file path=customXml/item2.xml><?xml version="1.0" encoding="utf-8"?>
-<p:properties xmlns:p="http://schemas.microsoft.com/office/2006/metadata/properties" xmlns:xsi="http://www.w3.org/2001/XMLSchema-instance" xmlns:pc="http://schemas.microsoft.com/office/infopath/2007/PartnerControls">
-  <documentManagement/>
-</p:properties>
+<file path=customXml/item3.xml><?xml version="1.0" encoding="utf-8"?>
+<b:Sources xmlns:b="http://schemas.openxmlformats.org/officeDocument/2006/bibliography" xmlns="http://schemas.openxmlformats.org/officeDocument/2006/bibliography" SelectedStyle="\APA.XSL" StyleName="APA"/>
 </file>
 
-<file path=customXml/item3.xml><?xml version="1.0" encoding="utf-8"?>
+<file path=customXml/item4.xml><?xml version="1.0" encoding="utf-8"?>
 <?mso-contentType ?>
 <FormTemplates xmlns="http://schemas.microsoft.com/sharepoint/v3/contenttype/forms">
   <Display>DocumentLibraryForm</Display>
@@ -21918,11 +18874,16 @@
 </FormTemplates>
 </file>
 
-<file path=customXml/item4.xml><?xml version="1.0" encoding="utf-8"?>
-<b:Sources xmlns:b="http://schemas.openxmlformats.org/officeDocument/2006/bibliography" xmlns="http://schemas.openxmlformats.org/officeDocument/2006/bibliography" SelectedStyle="\APA.XSL" StyleName="APA"/>
+<file path=customXml/itemProps1.xml><?xml version="1.0" encoding="utf-8"?>
+<ds:datastoreItem xmlns:ds="http://schemas.openxmlformats.org/officeDocument/2006/customXml" ds:itemID="{DD86B631-EF59-42E0-AFBB-4D6A49D52145}">
+  <ds:schemaRefs>
+    <ds:schemaRef ds:uri="http://schemas.microsoft.com/office/2006/metadata/properties"/>
+    <ds:schemaRef ds:uri="http://schemas.microsoft.com/office/infopath/2007/PartnerControls"/>
+  </ds:schemaRefs>
+</ds:datastoreItem>
 </file>
 
-<file path=customXml/itemProps1.xml><?xml version="1.0" encoding="utf-8"?>
+<file path=customXml/itemProps2.xml><?xml version="1.0" encoding="utf-8"?>
 <ds:datastoreItem xmlns:ds="http://schemas.openxmlformats.org/officeDocument/2006/customXml" ds:itemID="{F69EE333-7533-4C7F-8CBF-50CC15A694A4}">
   <ds:schemaRefs>
     <ds:schemaRef ds:uri="http://schemas.microsoft.com/office/2006/metadata/contentType"/>
@@ -21941,27 +18902,18 @@
 </ds:datastoreItem>
 </file>
 
-<file path=customXml/itemProps2.xml><?xml version="1.0" encoding="utf-8"?>
-<ds:datastoreItem xmlns:ds="http://schemas.openxmlformats.org/officeDocument/2006/customXml" ds:itemID="{DD86B631-EF59-42E0-AFBB-4D6A49D52145}">
+<file path=customXml/itemProps3.xml><?xml version="1.0" encoding="utf-8"?>
+<ds:datastoreItem xmlns:ds="http://schemas.openxmlformats.org/officeDocument/2006/customXml" ds:itemID="{308E1B35-0FAF-4A78-BEF3-82256463C83E}">
   <ds:schemaRefs>
-    <ds:schemaRef ds:uri="http://schemas.microsoft.com/office/2006/metadata/properties"/>
-    <ds:schemaRef ds:uri="http://schemas.microsoft.com/office/infopath/2007/PartnerControls"/>
+    <ds:schemaRef ds:uri="http://schemas.openxmlformats.org/officeDocument/2006/bibliography"/>
   </ds:schemaRefs>
 </ds:datastoreItem>
 </file>
 
-<file path=customXml/itemProps3.xml><?xml version="1.0" encoding="utf-8"?>
+<file path=customXml/itemProps4.xml><?xml version="1.0" encoding="utf-8"?>
 <ds:datastoreItem xmlns:ds="http://schemas.openxmlformats.org/officeDocument/2006/customXml" ds:itemID="{E711A312-DD48-45F6-BA88-B896F55D6DB7}">
   <ds:schemaRefs>
     <ds:schemaRef ds:uri="http://schemas.microsoft.com/sharepoint/v3/contenttype/forms"/>
   </ds:schemaRefs>
 </ds:datastoreItem>
-</file>
-
-<file path=customXml/itemProps4.xml><?xml version="1.0" encoding="utf-8"?>
-<ds:datastoreItem xmlns:ds="http://schemas.openxmlformats.org/officeDocument/2006/customXml" ds:itemID="{308E1B35-0FAF-4A78-BEF3-82256463C83E}">
-  <ds:schemaRefs>
-    <ds:schemaRef ds:uri="http://schemas.openxmlformats.org/officeDocument/2006/bibliography"/>
-  </ds:schemaRefs>
-</ds:datastoreItem>
 </file>